--- a/开题报告01_材料知识冲突的识别与消解_2026-10-18.docx
+++ b/开题报告01_材料知识冲突的识别与消解_2026-10-18.docx
@@ -1460,7 +1460,7 @@
           <w:color w:val="1A1A1A"/>
           <w:sz w:val="21"/>
         </w:rPr>
-        <w:t>：sim(c_i, c_j) = J(泛函_i, 泛函_j) · 1[|T_i − T_j| ≤ δ_T] · 1[同压力]，其中 J 为 Jaccard 相似度，δ_T 为温度容差。</w:t>
+        <w:t>：sim(c_i, c_j) = J(泛函族_i, 泛函族_j) · 1[|U_i − U_j| ≤ δ_U] · 1[|T_i − T_j| ≤ δ_T] · 1[同压力] · 1[同数据库版本]，其中 J 为泛函族的 Jaccard 相似度（PBE / PBE+U / r2SCAN / 其他），δ_U 为 U 值容差。U 值与数据库版本必须进条件向量——本报告背景已指出 U 值是带隙差异的主因，若条件相似度忽略 U，则「PBE+U 的 3.92 eV」与「无 U 的 0.38 eV」会被错分进同一簇。</w:t>
       </w:r>
     </w:p>
     <w:p>

--- a/开题报告01_材料知识冲突的识别与消解_2026-10-18.docx
+++ b/开题报告01_材料知识冲突的识别与消解_2026-10-18.docx
@@ -158,7 +158,25 @@
           <w:color w:val="1A1A1A"/>
           <w:sz w:val="21"/>
         </w:rPr>
-        <w:t>本课题填补这一空白。具体而言：（1）建立材料知识冲突的类型学，区分数据库间冲突、时间冲突（旧文献与新计算）与粒度冲突（计算与实验）；（2）基于四个公开数据库的交叉匹配构建冲突基准，并给出可复核的冲突判定规则；（3）系统评测主流大模型在冲突下的行为——是选边、报告冲突，还是回避；（4）提出冲突感知的推理方法，在给出结论的同时报告证据分歧与置信度。</w:t>
+        <w:t>本课题填补这一空白。具体而言：（1）建立材料知识冲突的类型学，区分数据库间冲突、时间冲突（旧文献与新计算）与粒度冲突（计算与实验），其中时间冲突依托课题组已有的</w:t>
+      </w:r>
+      <w:r>
+        <w:rPr>
+          <w:rFonts w:ascii="Times New Roman" w:hAnsi="Times New Roman" w:eastAsia="宋体"/>
+          <w:b/>
+          <w:color w:val="1A1A1A"/>
+          <w:sz w:val="21"/>
+        </w:rPr>
+        <w:t>约 2 万篇含发表年份的全文文献库</w:t>
+      </w:r>
+      <w:r>
+        <w:rPr>
+          <w:rFonts w:ascii="Times New Roman" w:hAnsi="Times New Roman" w:eastAsia="宋体"/>
+          <w:b w:val="0"/>
+          <w:color w:val="1A1A1A"/>
+          <w:sz w:val="21"/>
+        </w:rPr>
+        <w:t>构造；（2）基于四个公开数据库的交叉匹配构建冲突基准，并给出可复核的冲突判定规则；（3）系统评测主流大模型在冲突下的行为——是选边、报告冲突，还是回避；（4）提出两阶段冲突感知推理方法：CACG 按物理条件分组，CSCR 学习各来源判定倾向的条件依赖并输出可校准的后验裁决。</w:t>
       </w:r>
     </w:p>
     <w:p>
@@ -173,7 +191,7 @@
           <w:color w:val="1A1A1A"/>
           <w:sz w:val="21"/>
         </w:rPr>
-        <w:t>预期贡献：首个材料知识冲突基准；材料冲突结构（而不是通用语义冲突）的分析框架；一个可评测的冲突感知推理基线。</w:t>
+        <w:t>预期贡献：首个材料知识冲突基准（覆盖三类冲突）；材料冲突结构（而非通用语义冲突）的分析框架；可训练的 CACG+CSCR 冲突处理方法与可校准的裁决基线。</w:t>
       </w:r>
     </w:p>
     <w:p>
@@ -231,7 +249,7 @@
           <w:color w:val="1A1A1A"/>
           <w:sz w:val="21"/>
         </w:rPr>
-        <w:t>这些选择带来系统性差异。对 34,422 个 MP 与 JARVIS 共有成分，一半的带隙差异在 0.01 eV 以内（很多是双方都判为金属的情形），但在都有带隙的成分上平均相差 0.31 eV；8.5% 的成分带隙差异超过 0.5 eV；7.3% 的成分被一个数据库判为金属、另一个判为半导体。稳定性判定更脆弱：MP 与 OQMD 共有的 43,064 个成分中，17.3% 在一个库里在凸包上、在另一个库里在凸包之上。这些冲突不是错误，而是建模选择的结果——但它们对下游使用者而言就是「同一个问题有两个答案」[1]。</w:t>
+        <w:t>这些选择带来系统性差异。对 34,422 个 MP 与 JARVIS 共有成分，一半的带隙差异在 0.01 eV 以内（很多是双方都判为金属的情形），但在都有带隙的成分上平均相差 0.31 eV；8.5% 的成分带隙差异超过 0.5 eV；7.3% 的成分被一个数据库判为金属、另一个判为半导体。稳定性判定更脆弱：MP 与 OQMD 共有的 43,064 个成分中，17.3% 在一个库里在凸包上、在另一个库里在凸包之上。这些冲突不是错误，而是建模选择的结果——但它们对下游使用者而言就是「同一个问题有两个答案」[1]。同类结论在同行评审文献中已有系统报告：Hegde 等对 AFLOW、Materials Project 与 OQMD 的 DFT 不确定性做过量化比较 [13]。[1] 可视为该方向的更新版数据，二者一致。</w:t>
       </w:r>
     </w:p>
     <w:p>
@@ -275,7 +293,7 @@
           <w:color w:val="1A1A1A"/>
           <w:sz w:val="21"/>
         </w:rPr>
-        <w:t>模型在这种情况下应该怎么做？理想的回答是：指出冲突、说明来源、给出条件依赖的结论。但通用领域的研究表明，模型更常见的做法是选一个看起来更「流行」或更靠前的证据，然后给出一个自信的单一答案 [3, 5]。这会直接损害材料决策——一个被错误判为稳定的候选会被送进实验，而真实原因是两个数据库的泛函不同。</w:t>
+        <w:t>模型在这种情况下应该怎么做？理想的回答是：指出冲突、说明来源、给出条件依赖的结论。通用领域的研究已确认两点：其一，知识冲突会显著降低 RAG 场景下的模型表现 [3]（WhoQA 基准）；其二，在多步推理中，冲突会被逐步累积放大，即使提供了更新的事实模型仍可能沿旧路径作答 [5]（TRACK）。至于「模型是否倾向于采纳更流行或更靠前的证据」，本轮检索未见直接测量，故本报告不把它作为立论前提，而作为本文要测的第一项行为。这会直接损害材料决策——一个被错误判为稳定的候选会被送进实验，而真实原因是两个数据库的泛函不同。</w:t>
       </w:r>
     </w:p>
     <w:p>
@@ -380,7 +398,7 @@
           <w:color w:val="1A1A1A"/>
           <w:sz w:val="21"/>
         </w:rPr>
-        <w:t>国内在材料基因工程框架下已建立高通量计算、高通量实验与材料大数据三大平台 [6]。在生成模型方向，刘章赫、王兰等系统综述了目标性质导向的材料生成，并指出材料成分生成需要满足电中性、电负性匹配等隐含规则 [7]。这些工作为材料数据的规范化提供了基础，但没有处理「同一材料在不同来源下结论不同」这一问题。</w:t>
+        <w:t>国内在材料基因工程框架下已建立高通量计算、高通量实验与材料大数据三大平台 [6]。在生成模型方向，刘章赫、王金兰等系统综述了目标性质导向的材料生成，并指出材料成分生成需要满足电中性、电负性匹配等隐含规则 [7]。这些工作为材料数据的规范化提供了基础，但没有处理「同一材料在不同来源下结论不同」这一问题。</w:t>
       </w:r>
     </w:p>
     <w:p>
@@ -448,7 +466,7 @@
           <w:color w:val="1A1A1A"/>
           <w:sz w:val="21"/>
         </w:rPr>
-        <w:t xml:space="preserve"> 构建了覆盖 misinformation、temporal、semantic 三类冲突的基准，含约 700 万 claim-evidence 对与 55 万问答对，发现冲突显著影响模型可信度 [2]。</w:t>
+        <w:t xml:space="preserve"> 构建了覆盖 misinformation、temporal、semantic 三类冲突的基准，含约 745 万 claim-evidence 对与约 55 万问答对，发现冲突显著影响模型可信度 [2]。</w:t>
       </w:r>
     </w:p>
     <w:p>
@@ -641,7 +659,7 @@
           <w:color w:val="1A1A1A"/>
           <w:sz w:val="21"/>
         </w:rPr>
-        <w:t xml:space="preserve"> 通用冲突基准的冲突类型（错误信息、时间更新、语义歧义）无法直接覆盖材料冲突的主因——建模选择差异 [2–5]。据本轮检索，尚无材料专门的冲突基准。</w:t>
+        <w:t xml:space="preserve"> 通用冲突基准的冲突类型（错误信息、时间更新、语义歧义）无法直接覆盖材料冲突的主因——建模选择差异 [2–5]。跨库差异本身已有系统数据（如 Elpasolite 等基准数据集的来源与规模见 [12]，四库比对见 [1, 13]），但「把差异组织成可评测的冲突基准」尚无人做。据本轮检索，尚无材料专门的冲突基准。</w:t>
       </w:r>
     </w:p>
     <w:p>
@@ -833,7 +851,7 @@
           <w:color w:val="1A1A1A"/>
           <w:sz w:val="21"/>
         </w:rPr>
-        <w:t>内容四：冲突感知的推理方法。</w:t>
+        <w:t>内容四：冲突感知的推理方法（CACG + CSCR）。</w:t>
       </w:r>
       <w:r>
         <w:rPr>
@@ -842,7 +860,7 @@
           <w:color w:val="1A1A1A"/>
           <w:sz w:val="21"/>
         </w:rPr>
-        <w:t xml:space="preserve"> 设计一个推理流程，在生成结论前先做冲突检测，在结论中附带「该结论依赖的条件」与「反方证据」。方法的核心是把冲突处理从「选一个」改为「条件化输出」。</w:t>
+        <w:t xml:space="preserve"> 设计一个两阶段流程：先用 CACG 按物理条件把证据分组，再用 CSCR 学习各来源判定倾向随成分与条件的变化，输出可校准的后验裁决概率，最终输出条件化多结论、分歧度与可校准的裁决分布。方法的核心是把冲突处理从「选一个」改为「先分离条件、再裁决残余」。</w:t>
       </w:r>
     </w:p>
     <w:p>
@@ -856,7 +874,967 @@
           <w:color w:val="1B3A52"/>
           <w:sz w:val="23"/>
         </w:rPr>
-        <w:t>3.3 拟解决的关键问题</w:t>
+        <w:t>3.3 可选项（工作量已评估，按剩余时间取舍）</w:t>
+      </w:r>
+    </w:p>
+    <w:p>
+      <w:pPr>
+        <w:spacing w:after="80"/>
+        <w:ind w:firstLine="420"/>
+      </w:pPr>
+      <w:r>
+        <w:rPr>
+          <w:rFonts w:ascii="Times New Roman" w:hAnsi="Times New Roman" w:eastAsia="宋体"/>
+          <w:b w:val="0"/>
+          <w:color w:val="1A1A1A"/>
+          <w:sz w:val="21"/>
+        </w:rPr>
+        <w:t>以下三项</w:t>
+      </w:r>
+      <w:r>
+        <w:rPr>
+          <w:rFonts w:ascii="Times New Roman" w:hAnsi="Times New Roman" w:eastAsia="宋体"/>
+          <w:b/>
+          <w:color w:val="1A1A1A"/>
+          <w:sz w:val="21"/>
+        </w:rPr>
+        <w:t>不属于必做范围</w:t>
+      </w:r>
+      <w:r>
+        <w:rPr>
+          <w:rFonts w:ascii="Times New Roman" w:hAnsi="Times New Roman" w:eastAsia="宋体"/>
+          <w:b w:val="0"/>
+          <w:color w:val="1A1A1A"/>
+          <w:sz w:val="21"/>
+        </w:rPr>
+        <w:t>，也不影响主结论成立。列入的理由是：它们能实质增加论文厚度，但不增加算法复杂度，且在第 3—6 月任一时间点都能停止而不留下半成品。可选，意味着</w:t>
+      </w:r>
+      <w:r>
+        <w:rPr>
+          <w:rFonts w:ascii="Times New Roman" w:hAnsi="Times New Roman" w:eastAsia="宋体"/>
+          <w:b/>
+          <w:color w:val="1A1A1A"/>
+          <w:sz w:val="21"/>
+        </w:rPr>
+        <w:t>没做完不构成缺陷，做完了是加分</w:t>
+      </w:r>
+      <w:r>
+        <w:rPr>
+          <w:rFonts w:ascii="Times New Roman" w:hAnsi="Times New Roman" w:eastAsia="宋体"/>
+          <w:b w:val="0"/>
+          <w:color w:val="1A1A1A"/>
+          <w:sz w:val="21"/>
+        </w:rPr>
+        <w:t>。</w:t>
+      </w:r>
+    </w:p>
+    <w:tbl>
+      <w:tblPr>
+        <w:tblStyle w:val="TableGrid"/>
+        <w:tblW w:type="auto" w:w="0"/>
+        <w:jc w:val="center"/>
+        <w:tblLook w:firstColumn="1" w:firstRow="1" w:lastColumn="0" w:lastRow="0" w:noHBand="0" w:noVBand="1" w:val="04A0"/>
+      </w:tblPr>
+      <w:tblGrid>
+        <w:gridCol w:w="1746"/>
+        <w:gridCol w:w="1746"/>
+        <w:gridCol w:w="1746"/>
+        <w:gridCol w:w="1746"/>
+        <w:gridCol w:w="1746"/>
+      </w:tblGrid>
+      <w:tr>
+        <w:tc>
+          <w:tcPr>
+            <w:tcW w:type="dxa" w:w="1746"/>
+          </w:tcPr>
+          <w:p>
+            <w:pPr>
+              <w:spacing w:before="40" w:after="40" w:line="276" w:lineRule="auto"/>
+            </w:pPr>
+            <w:r/>
+            <w:r>
+              <w:rPr>
+                <w:rFonts w:ascii="Times New Roman" w:hAnsi="Times New Roman" w:eastAsia="宋体"/>
+                <w:b/>
+                <w:color w:val="1A1A1A"/>
+                <w:sz w:val="18"/>
+              </w:rPr>
+              <w:t>可选项</w:t>
+            </w:r>
+          </w:p>
+        </w:tc>
+        <w:tc>
+          <w:tcPr>
+            <w:tcW w:type="dxa" w:w="1746"/>
+          </w:tcPr>
+          <w:p>
+            <w:pPr>
+              <w:spacing w:before="40" w:after="40" w:line="276" w:lineRule="auto"/>
+            </w:pPr>
+            <w:r/>
+            <w:r>
+              <w:rPr>
+                <w:rFonts w:ascii="Times New Roman" w:hAnsi="Times New Roman" w:eastAsia="宋体"/>
+                <w:b/>
+                <w:color w:val="1A1A1A"/>
+                <w:sz w:val="18"/>
+              </w:rPr>
+              <w:t>内容</w:t>
+            </w:r>
+          </w:p>
+        </w:tc>
+        <w:tc>
+          <w:tcPr>
+            <w:tcW w:type="dxa" w:w="1746"/>
+          </w:tcPr>
+          <w:p>
+            <w:pPr>
+              <w:spacing w:before="40" w:after="40" w:line="276" w:lineRule="auto"/>
+            </w:pPr>
+            <w:r/>
+            <w:r>
+              <w:rPr>
+                <w:rFonts w:ascii="Times New Roman" w:hAnsi="Times New Roman" w:eastAsia="宋体"/>
+                <w:b/>
+                <w:color w:val="1A1A1A"/>
+                <w:sz w:val="18"/>
+              </w:rPr>
+              <w:t>增量工作量</w:t>
+            </w:r>
+          </w:p>
+        </w:tc>
+        <w:tc>
+          <w:tcPr>
+            <w:tcW w:type="dxa" w:w="1746"/>
+          </w:tcPr>
+          <w:p>
+            <w:pPr>
+              <w:spacing w:before="40" w:after="40" w:line="276" w:lineRule="auto"/>
+            </w:pPr>
+            <w:r/>
+            <w:r>
+              <w:rPr>
+                <w:rFonts w:ascii="Times New Roman" w:hAnsi="Times New Roman" w:eastAsia="宋体"/>
+                <w:b/>
+                <w:color w:val="1A1A1A"/>
+                <w:sz w:val="18"/>
+              </w:rPr>
+              <w:t>若不做的后果</w:t>
+            </w:r>
+          </w:p>
+        </w:tc>
+        <w:tc>
+          <w:tcPr>
+            <w:tcW w:type="dxa" w:w="1746"/>
+          </w:tcPr>
+          <w:p>
+            <w:pPr>
+              <w:spacing w:before="40" w:after="40" w:line="276" w:lineRule="auto"/>
+            </w:pPr>
+            <w:r/>
+            <w:r>
+              <w:rPr>
+                <w:rFonts w:ascii="Times New Roman" w:hAnsi="Times New Roman" w:eastAsia="宋体"/>
+                <w:b/>
+                <w:color w:val="1A1A1A"/>
+                <w:sz w:val="18"/>
+              </w:rPr>
+              <w:t>建议启动时点</w:t>
+            </w:r>
+          </w:p>
+        </w:tc>
+      </w:tr>
+      <w:tr>
+        <w:tc>
+          <w:tcPr>
+            <w:tcW w:type="dxa" w:w="1746"/>
+          </w:tcPr>
+          <w:p>
+            <w:pPr>
+              <w:spacing w:before="40" w:after="40" w:line="276" w:lineRule="auto"/>
+            </w:pPr>
+            <w:r/>
+            <w:r>
+              <w:rPr>
+                <w:rFonts w:ascii="Times New Roman" w:hAnsi="Times New Roman" w:eastAsia="宋体"/>
+                <w:b/>
+                <w:color w:val="1A1A1A"/>
+                <w:sz w:val="18"/>
+              </w:rPr>
+              <w:t>O1 扩冲突类型</w:t>
+            </w:r>
+          </w:p>
+        </w:tc>
+        <w:tc>
+          <w:tcPr>
+            <w:tcW w:type="dxa" w:w="1746"/>
+          </w:tcPr>
+          <w:p>
+            <w:pPr>
+              <w:spacing w:before="40" w:after="40" w:line="276" w:lineRule="auto"/>
+            </w:pPr>
+            <w:r/>
+            <w:r>
+              <w:rPr>
+                <w:rFonts w:ascii="Times New Roman" w:hAnsi="Times New Roman" w:eastAsia="宋体"/>
+                <w:b w:val="0"/>
+                <w:color w:val="1A1A1A"/>
+                <w:sz w:val="18"/>
+              </w:rPr>
+              <w:t>把「时间冲突」做实：利用现有全文文献库（</w:t>
+            </w:r>
+            <w:r>
+              <w:rPr>
+                <w:rFonts w:ascii="Times New Roman" w:hAnsi="Times New Roman" w:eastAsia="宋体"/>
+                <w:b/>
+                <w:color w:val="1A1A1A"/>
+                <w:sz w:val="18"/>
+              </w:rPr>
+              <w:t>已确认含论文发表年份</w:t>
+            </w:r>
+            <w:r>
+              <w:rPr>
+                <w:rFonts w:ascii="Times New Roman" w:hAnsi="Times New Roman" w:eastAsia="宋体"/>
+                <w:b w:val="0"/>
+                <w:color w:val="1A1A1A"/>
+                <w:sz w:val="18"/>
+              </w:rPr>
+              <w:t>）提取「某化合物在某一年的结论」，与当前数据库版本对比，构造「旧结论 vs 新计算」对照组。</w:t>
+            </w:r>
+            <w:r>
+              <w:rPr>
+                <w:rFonts w:ascii="Times New Roman" w:hAnsi="Times New Roman" w:eastAsia="宋体"/>
+                <w:b/>
+                <w:color w:val="1A1A1A"/>
+                <w:sz w:val="18"/>
+              </w:rPr>
+              <w:t>工作量因已有 2 万篇全文库而显著下降</w:t>
+            </w:r>
+            <w:r>
+              <w:rPr>
+                <w:rFonts w:ascii="Times New Roman" w:hAnsi="Times New Roman" w:eastAsia="宋体"/>
+                <w:b w:val="0"/>
+                <w:color w:val="1A1A1A"/>
+                <w:sz w:val="18"/>
+              </w:rPr>
+              <w:t>，从纯人工改为「库内检索+抽样人工核验」</w:t>
+            </w:r>
+          </w:p>
+        </w:tc>
+        <w:tc>
+          <w:tcPr>
+            <w:tcW w:type="dxa" w:w="1746"/>
+          </w:tcPr>
+          <w:p>
+            <w:pPr>
+              <w:spacing w:before="40" w:after="40" w:line="276" w:lineRule="auto"/>
+            </w:pPr>
+            <w:r/>
+            <w:r>
+              <w:rPr>
+                <w:rFonts w:ascii="Times New Roman" w:hAnsi="Times New Roman" w:eastAsia="宋体"/>
+                <w:b w:val="0"/>
+                <w:color w:val="1A1A1A"/>
+                <w:sz w:val="18"/>
+              </w:rPr>
+              <w:t>中偏低，约 1—2 周（有库则更少）</w:t>
+            </w:r>
+          </w:p>
+        </w:tc>
+        <w:tc>
+          <w:tcPr>
+            <w:tcW w:type="dxa" w:w="1746"/>
+          </w:tcPr>
+          <w:p>
+            <w:pPr>
+              <w:spacing w:before="40" w:after="40" w:line="276" w:lineRule="auto"/>
+            </w:pPr>
+            <w:r/>
+            <w:r>
+              <w:rPr>
+                <w:rFonts w:ascii="Times New Roman" w:hAnsi="Times New Roman" w:eastAsia="宋体"/>
+                <w:b w:val="0"/>
+                <w:color w:val="1A1A1A"/>
+                <w:sz w:val="18"/>
+              </w:rPr>
+              <w:t>基准只覆盖两类冲突，类型学偏薄</w:t>
+            </w:r>
+          </w:p>
+        </w:tc>
+        <w:tc>
+          <w:tcPr>
+            <w:tcW w:type="dxa" w:w="1746"/>
+          </w:tcPr>
+          <w:p>
+            <w:pPr>
+              <w:spacing w:before="40" w:after="40" w:line="276" w:lineRule="auto"/>
+            </w:pPr>
+            <w:r/>
+            <w:r>
+              <w:rPr>
+                <w:rFonts w:ascii="Times New Roman" w:hAnsi="Times New Roman" w:eastAsia="宋体"/>
+                <w:b w:val="0"/>
+                <w:color w:val="1A1A1A"/>
+                <w:sz w:val="18"/>
+              </w:rPr>
+              <w:t>第 3—4 月，与基准构建同步</w:t>
+            </w:r>
+          </w:p>
+        </w:tc>
+      </w:tr>
+      <w:tr>
+        <w:tc>
+          <w:tcPr>
+            <w:tcW w:type="dxa" w:w="1746"/>
+          </w:tcPr>
+          <w:p>
+            <w:pPr>
+              <w:spacing w:before="40" w:after="40" w:line="276" w:lineRule="auto"/>
+            </w:pPr>
+            <w:r/>
+            <w:r>
+              <w:rPr>
+                <w:rFonts w:ascii="Times New Roman" w:hAnsi="Times New Roman" w:eastAsia="宋体"/>
+                <w:b/>
+                <w:color w:val="1A1A1A"/>
+                <w:sz w:val="18"/>
+              </w:rPr>
+              <w:t>O2 冲突强度分级</w:t>
+            </w:r>
+          </w:p>
+        </w:tc>
+        <w:tc>
+          <w:tcPr>
+            <w:tcW w:type="dxa" w:w="1746"/>
+          </w:tcPr>
+          <w:p>
+            <w:pPr>
+              <w:spacing w:before="40" w:after="40" w:line="276" w:lineRule="auto"/>
+            </w:pPr>
+            <w:r/>
+            <w:r>
+              <w:rPr>
+                <w:rFonts w:ascii="Times New Roman" w:hAnsi="Times New Roman" w:eastAsia="宋体"/>
+                <w:b w:val="0"/>
+                <w:color w:val="1A1A1A"/>
+                <w:sz w:val="18"/>
+              </w:rPr>
+              <w:t>把 L1/L2 两级细化为按条件差异程度的多级（如泛函差异、U 值差异、库版本差异各成一级），支撑分组分析</w:t>
+            </w:r>
+          </w:p>
+        </w:tc>
+        <w:tc>
+          <w:tcPr>
+            <w:tcW w:type="dxa" w:w="1746"/>
+          </w:tcPr>
+          <w:p>
+            <w:pPr>
+              <w:spacing w:before="40" w:after="40" w:line="276" w:lineRule="auto"/>
+            </w:pPr>
+            <w:r/>
+            <w:r>
+              <w:rPr>
+                <w:rFonts w:ascii="Times New Roman" w:hAnsi="Times New Roman" w:eastAsia="宋体"/>
+                <w:b w:val="0"/>
+                <w:color w:val="1A1A1A"/>
+                <w:sz w:val="18"/>
+              </w:rPr>
+              <w:t>低，纯数据处理，约 1 周</w:t>
+            </w:r>
+          </w:p>
+        </w:tc>
+        <w:tc>
+          <w:tcPr>
+            <w:tcW w:type="dxa" w:w="1746"/>
+          </w:tcPr>
+          <w:p>
+            <w:pPr>
+              <w:spacing w:before="40" w:after="40" w:line="276" w:lineRule="auto"/>
+            </w:pPr>
+            <w:r/>
+            <w:r>
+              <w:rPr>
+                <w:rFonts w:ascii="Times New Roman" w:hAnsi="Times New Roman" w:eastAsia="宋体"/>
+                <w:b w:val="0"/>
+                <w:color w:val="1A1A1A"/>
+                <w:sz w:val="18"/>
+              </w:rPr>
+              <w:t>分析粒度粗，难以回答「哪类条件差异最容易导致冲突」</w:t>
+            </w:r>
+          </w:p>
+        </w:tc>
+        <w:tc>
+          <w:tcPr>
+            <w:tcW w:type="dxa" w:w="1746"/>
+          </w:tcPr>
+          <w:p>
+            <w:pPr>
+              <w:spacing w:before="40" w:after="40" w:line="276" w:lineRule="auto"/>
+            </w:pPr>
+            <w:r/>
+            <w:r>
+              <w:rPr>
+                <w:rFonts w:ascii="Times New Roman" w:hAnsi="Times New Roman" w:eastAsia="宋体"/>
+                <w:b w:val="0"/>
+                <w:color w:val="1A1A1A"/>
+                <w:sz w:val="18"/>
+              </w:rPr>
+              <w:t>第 4—5 月</w:t>
+            </w:r>
+          </w:p>
+        </w:tc>
+      </w:tr>
+      <w:tr>
+        <w:tc>
+          <w:tcPr>
+            <w:tcW w:type="dxa" w:w="1746"/>
+          </w:tcPr>
+          <w:p>
+            <w:pPr>
+              <w:spacing w:before="40" w:after="40" w:line="276" w:lineRule="auto"/>
+            </w:pPr>
+            <w:r/>
+            <w:r>
+              <w:rPr>
+                <w:rFonts w:ascii="Times New Roman" w:hAnsi="Times New Roman" w:eastAsia="宋体"/>
+                <w:b/>
+                <w:color w:val="1A1A1A"/>
+                <w:sz w:val="18"/>
+              </w:rPr>
+              <w:t>O3 检索增强对照</w:t>
+            </w:r>
+          </w:p>
+        </w:tc>
+        <w:tc>
+          <w:tcPr>
+            <w:tcW w:type="dxa" w:w="1746"/>
+          </w:tcPr>
+          <w:p>
+            <w:pPr>
+              <w:spacing w:before="40" w:after="40" w:line="276" w:lineRule="auto"/>
+            </w:pPr>
+            <w:r/>
+            <w:r>
+              <w:rPr>
+                <w:rFonts w:ascii="Times New Roman" w:hAnsi="Times New Roman" w:eastAsia="宋体"/>
+                <w:b w:val="0"/>
+                <w:color w:val="1A1A1A"/>
+                <w:sz w:val="18"/>
+              </w:rPr>
+              <w:t>把 RAG 正式接入评测（现仅在 §5.2 基线 B1 提及），对比「检索冲突文本」「检索后条件化」「不检索」，检验 CSCR 在真实检索噪声下的表现</w:t>
+            </w:r>
+          </w:p>
+        </w:tc>
+        <w:tc>
+          <w:tcPr>
+            <w:tcW w:type="dxa" w:w="1746"/>
+          </w:tcPr>
+          <w:p>
+            <w:pPr>
+              <w:spacing w:before="40" w:after="40" w:line="276" w:lineRule="auto"/>
+            </w:pPr>
+            <w:r/>
+            <w:r>
+              <w:rPr>
+                <w:rFonts w:ascii="Times New Roman" w:hAnsi="Times New Roman" w:eastAsia="宋体"/>
+                <w:b w:val="0"/>
+                <w:color w:val="1A1A1A"/>
+                <w:sz w:val="18"/>
+              </w:rPr>
+              <w:t>中，需搭检索管线，约 3—4 周</w:t>
+            </w:r>
+          </w:p>
+        </w:tc>
+        <w:tc>
+          <w:tcPr>
+            <w:tcW w:type="dxa" w:w="1746"/>
+          </w:tcPr>
+          <w:p>
+            <w:pPr>
+              <w:spacing w:before="40" w:after="40" w:line="276" w:lineRule="auto"/>
+            </w:pPr>
+            <w:r/>
+            <w:r>
+              <w:rPr>
+                <w:rFonts w:ascii="Times New Roman" w:hAnsi="Times New Roman" w:eastAsia="宋体"/>
+                <w:b w:val="0"/>
+                <w:color w:val="1A1A1A"/>
+                <w:sz w:val="18"/>
+              </w:rPr>
+              <w:t>审稿人大概率会问，缺少该对照是明显缺口</w:t>
+            </w:r>
+          </w:p>
+        </w:tc>
+        <w:tc>
+          <w:tcPr>
+            <w:tcW w:type="dxa" w:w="1746"/>
+          </w:tcPr>
+          <w:p>
+            <w:pPr>
+              <w:spacing w:before="40" w:after="40" w:line="276" w:lineRule="auto"/>
+            </w:pPr>
+            <w:r/>
+            <w:r>
+              <w:rPr>
+                <w:rFonts w:ascii="Times New Roman" w:hAnsi="Times New Roman" w:eastAsia="宋体"/>
+                <w:b w:val="0"/>
+                <w:color w:val="1A1A1A"/>
+                <w:sz w:val="18"/>
+              </w:rPr>
+              <w:t>第 6—7 月，方法定型后</w:t>
+            </w:r>
+          </w:p>
+        </w:tc>
+      </w:tr>
+    </w:tbl>
+    <w:p/>
+    <w:p>
+      <w:pPr>
+        <w:spacing w:after="80"/>
+        <w:ind w:firstLine="420"/>
+      </w:pPr>
+      <w:r>
+        <w:rPr>
+          <w:rFonts w:ascii="Times New Roman" w:hAnsi="Times New Roman" w:eastAsia="宋体"/>
+          <w:b/>
+          <w:color w:val="1A1A1A"/>
+          <w:sz w:val="21"/>
+        </w:rPr>
+        <w:t>取舍规则</w:t>
+      </w:r>
+      <w:r>
+        <w:rPr>
+          <w:rFonts w:ascii="Times New Roman" w:hAnsi="Times New Roman" w:eastAsia="宋体"/>
+          <w:b w:val="0"/>
+          <w:color w:val="1A1A1A"/>
+          <w:sz w:val="21"/>
+        </w:rPr>
+        <w:t xml:space="preserve">：按 </w:t>
+      </w:r>
+      <w:r>
+        <w:rPr>
+          <w:rFonts w:ascii="Times New Roman" w:hAnsi="Times New Roman" w:eastAsia="宋体"/>
+          <w:b/>
+          <w:color w:val="1A1A1A"/>
+          <w:sz w:val="21"/>
+        </w:rPr>
+        <w:t>O1 ≈ O3 &gt; O2</w:t>
+      </w:r>
+      <w:r>
+        <w:rPr>
+          <w:rFonts w:ascii="Times New Roman" w:hAnsi="Times New Roman" w:eastAsia="宋体"/>
+          <w:b w:val="0"/>
+          <w:color w:val="1A1A1A"/>
+          <w:sz w:val="21"/>
+        </w:rPr>
+        <w:t xml:space="preserve"> 取舍。</w:t>
+      </w:r>
+    </w:p>
+    <w:p>
+      <w:pPr>
+        <w:pStyle w:val="ListBullet"/>
+        <w:spacing w:line="336" w:lineRule="auto" w:after="40"/>
+      </w:pPr>
+      <w:r>
+        <w:rPr>
+          <w:rFonts w:ascii="Times New Roman" w:hAnsi="Times New Roman" w:eastAsia="宋体"/>
+          <w:b/>
+          <w:color w:val="1A1A1A"/>
+          <w:sz w:val="21"/>
+        </w:rPr>
+        <w:t>O1 的排序上调</w:t>
+      </w:r>
+      <w:r>
+        <w:rPr>
+          <w:rFonts w:ascii="Times New Roman" w:hAnsi="Times New Roman" w:eastAsia="宋体"/>
+          <w:b w:val="0"/>
+          <w:color w:val="1A1A1A"/>
+          <w:sz w:val="21"/>
+        </w:rPr>
+        <w:t>：作者已具备 2 万篇全文文献库且带</w:t>
+      </w:r>
+      <w:r>
+        <w:rPr>
+          <w:rFonts w:ascii="Times New Roman" w:hAnsi="Times New Roman" w:eastAsia="宋体"/>
+          <w:b/>
+          <w:color w:val="1A1A1A"/>
+          <w:sz w:val="21"/>
+        </w:rPr>
+        <w:t>论文发表年份</w:t>
+      </w:r>
+      <w:r>
+        <w:rPr>
+          <w:rFonts w:ascii="Times New Roman" w:hAnsi="Times New Roman" w:eastAsia="宋体"/>
+          <w:b w:val="0"/>
+          <w:color w:val="1A1A1A"/>
+          <w:sz w:val="21"/>
+        </w:rPr>
+        <w:t>（已确认），O1 的瓶颈（人工核对年代）被显著缓解。时间冲突是三类冲突中</w:t>
+      </w:r>
+      <w:r>
+        <w:rPr>
+          <w:rFonts w:ascii="Times New Roman" w:hAnsi="Times New Roman" w:eastAsia="宋体"/>
+          <w:b/>
+          <w:color w:val="1A1A1A"/>
+          <w:sz w:val="21"/>
+        </w:rPr>
+        <w:t>唯一能体现「知识演化」</w:t>
+      </w:r>
+      <w:r>
+        <w:rPr>
+          <w:rFonts w:ascii="Times New Roman" w:hAnsi="Times New Roman" w:eastAsia="宋体"/>
+          <w:b w:val="0"/>
+          <w:color w:val="1A1A1A"/>
+          <w:sz w:val="21"/>
+        </w:rPr>
+        <w:t>的一类，且能直接支撑 CSCR 的时序版本——收益/成本比因此上升。</w:t>
+      </w:r>
+    </w:p>
+    <w:p>
+      <w:pPr>
+        <w:pStyle w:val="ListBullet"/>
+        <w:spacing w:line="336" w:lineRule="auto" w:after="40"/>
+      </w:pPr>
+      <w:r>
+        <w:rPr>
+          <w:rFonts w:ascii="Times New Roman" w:hAnsi="Times New Roman" w:eastAsia="宋体"/>
+          <w:b/>
+          <w:color w:val="1A1A1A"/>
+          <w:sz w:val="21"/>
+        </w:rPr>
+        <w:t>O3 保持高优先</w:t>
+      </w:r>
+      <w:r>
+        <w:rPr>
+          <w:rFonts w:ascii="Times New Roman" w:hAnsi="Times New Roman" w:eastAsia="宋体"/>
+          <w:b w:val="0"/>
+          <w:color w:val="1A1A1A"/>
+          <w:sz w:val="21"/>
+        </w:rPr>
+        <w:t>：它检验方法在非理想证据下的稳健性，是审稿人必问项。</w:t>
+      </w:r>
+    </w:p>
+    <w:p>
+      <w:pPr>
+        <w:pStyle w:val="ListBullet"/>
+        <w:spacing w:line="336" w:lineRule="auto" w:after="40"/>
+      </w:pPr>
+      <w:r>
+        <w:rPr>
+          <w:rFonts w:ascii="Times New Roman" w:hAnsi="Times New Roman" w:eastAsia="宋体"/>
+          <w:b/>
+          <w:color w:val="1A1A1A"/>
+          <w:sz w:val="21"/>
+        </w:rPr>
+        <w:t>O2 仍最低</w:t>
+      </w:r>
+      <w:r>
+        <w:rPr>
+          <w:rFonts w:ascii="Times New Roman" w:hAnsi="Times New Roman" w:eastAsia="宋体"/>
+          <w:b w:val="0"/>
+          <w:color w:val="1A1A1A"/>
+          <w:sz w:val="21"/>
+        </w:rPr>
+        <w:t>：纯数据处理，收益有限。</w:t>
+      </w:r>
+    </w:p>
+    <w:p>
+      <w:pPr>
+        <w:spacing w:after="80"/>
+        <w:ind w:firstLine="420"/>
+      </w:pPr>
+      <w:r>
+        <w:rPr>
+          <w:rFonts w:ascii="Times New Roman" w:hAnsi="Times New Roman" w:eastAsia="宋体"/>
+          <w:b/>
+          <w:color w:val="1A1A1A"/>
+          <w:sz w:val="21"/>
+        </w:rPr>
+        <w:t>使用现有知识库的前提（须在第 1 月核实）</w:t>
+      </w:r>
+      <w:r>
+        <w:rPr>
+          <w:rFonts w:ascii="Times New Roman" w:hAnsi="Times New Roman" w:eastAsia="宋体"/>
+          <w:b w:val="0"/>
+          <w:color w:val="1A1A1A"/>
+          <w:sz w:val="21"/>
+        </w:rPr>
+        <w:t>：</w:t>
+      </w:r>
+    </w:p>
+    <w:p>
+      <w:pPr>
+        <w:spacing w:after="80"/>
+        <w:ind w:firstLine="420"/>
+      </w:pPr>
+      <w:r>
+        <w:rPr>
+          <w:rFonts w:ascii="Times New Roman" w:hAnsi="Times New Roman" w:eastAsia="宋体"/>
+          <w:b w:val="0"/>
+          <w:color w:val="1A1A1A"/>
+          <w:sz w:val="21"/>
+        </w:rPr>
+        <w:t>1. 库内是否覆盖 02 所需的化合物体系（至少覆盖 MP–OQMD 冲突组中相当比例）；</w:t>
+      </w:r>
+    </w:p>
+    <w:p>
+      <w:pPr>
+        <w:spacing w:after="80"/>
+        <w:ind w:firstLine="420"/>
+      </w:pPr>
+      <w:r>
+        <w:rPr>
+          <w:rFonts w:ascii="Times New Roman" w:hAnsi="Times New Roman" w:eastAsia="宋体"/>
+          <w:b w:val="0"/>
+          <w:color w:val="1A1A1A"/>
+          <w:sz w:val="21"/>
+        </w:rPr>
+        <w:t>2. 返回结果是否可追溯到</w:t>
+      </w:r>
+      <w:r>
+        <w:rPr>
+          <w:rFonts w:ascii="Times New Roman" w:hAnsi="Times New Roman" w:eastAsia="宋体"/>
+          <w:b/>
+          <w:color w:val="1A1A1A"/>
+          <w:sz w:val="21"/>
+        </w:rPr>
+        <w:t>原文片段与页码</w:t>
+      </w:r>
+      <w:r>
+        <w:rPr>
+          <w:rFonts w:ascii="Times New Roman" w:hAnsi="Times New Roman" w:eastAsia="宋体"/>
+          <w:b w:val="0"/>
+          <w:color w:val="1A1A1A"/>
+          <w:sz w:val="21"/>
+        </w:rPr>
+        <w:t>，这是把文献当作证据而非线索的前提；</w:t>
+      </w:r>
+    </w:p>
+    <w:p>
+      <w:pPr>
+        <w:spacing w:after="80"/>
+        <w:ind w:firstLine="420"/>
+      </w:pPr>
+      <w:r>
+        <w:rPr>
+          <w:rFonts w:ascii="Times New Roman" w:hAnsi="Times New Roman" w:eastAsia="宋体"/>
+          <w:b w:val="0"/>
+          <w:color w:val="1A1A1A"/>
+          <w:sz w:val="21"/>
+        </w:rPr>
+        <w:t xml:space="preserve">3. ~~时间元数据是发表年份还是仅入库时间~~ → </w:t>
+      </w:r>
+      <w:r>
+        <w:rPr>
+          <w:rFonts w:ascii="Times New Roman" w:hAnsi="Times New Roman" w:eastAsia="宋体"/>
+          <w:b/>
+          <w:color w:val="1A1A1A"/>
+          <w:sz w:val="21"/>
+        </w:rPr>
+        <w:t>已确认：为论文发表年份（2026-10-19）</w:t>
+      </w:r>
+      <w:r>
+        <w:rPr>
+          <w:rFonts w:ascii="Times New Roman" w:hAnsi="Times New Roman" w:eastAsia="宋体"/>
+          <w:b w:val="0"/>
+          <w:color w:val="1A1A1A"/>
+          <w:sz w:val="21"/>
+        </w:rPr>
+        <w:t>。该条前提成立，O1 可按计划执行。注意入库时间与发表年份不同，若后续混用会造成时间轴错误；</w:t>
+      </w:r>
+    </w:p>
+    <w:p>
+      <w:pPr>
+        <w:spacing w:after="80"/>
+        <w:ind w:firstLine="420"/>
+      </w:pPr>
+      <w:r>
+        <w:rPr>
+          <w:rFonts w:ascii="Times New Roman" w:hAnsi="Times New Roman" w:eastAsia="宋体"/>
+          <w:b w:val="0"/>
+          <w:color w:val="1A1A1A"/>
+          <w:sz w:val="21"/>
+        </w:rPr>
+        <w:t>4. 全文是否包含</w:t>
+      </w:r>
+      <w:r>
+        <w:rPr>
+          <w:rFonts w:ascii="Times New Roman" w:hAnsi="Times New Roman" w:eastAsia="宋体"/>
+          <w:b/>
+          <w:color w:val="1A1A1A"/>
+          <w:sz w:val="21"/>
+        </w:rPr>
+        <w:t>合成路线与实验条件</w:t>
+      </w:r>
+      <w:r>
+        <w:rPr>
+          <w:rFonts w:ascii="Times New Roman" w:hAnsi="Times New Roman" w:eastAsia="宋体"/>
+          <w:b w:val="0"/>
+          <w:color w:val="1A1A1A"/>
+          <w:sz w:val="21"/>
+        </w:rPr>
+        <w:t>段落（决定真实实验候选筛选能否落地）。</w:t>
+      </w:r>
+    </w:p>
+    <w:p>
+      <w:pPr>
+        <w:spacing w:after="80"/>
+        <w:ind w:firstLine="420"/>
+      </w:pPr>
+      <w:r>
+        <w:rPr>
+          <w:rFonts w:ascii="Times New Roman" w:hAnsi="Times New Roman" w:eastAsia="宋体"/>
+          <w:b/>
+          <w:color w:val="1A1A1A"/>
+          <w:sz w:val="21"/>
+        </w:rPr>
+        <w:t>与主结论的关系</w:t>
+      </w:r>
+      <w:r>
+        <w:rPr>
+          <w:rFonts w:ascii="Times New Roman" w:hAnsi="Times New Roman" w:eastAsia="宋体"/>
+          <w:b w:val="0"/>
+          <w:color w:val="1A1A1A"/>
+          <w:sz w:val="21"/>
+        </w:rPr>
+        <w:t>：三项均可缺失。若全部不做，本课题仍是「两类冲突的基准 + CACG/CSCR 方法 + 系统评测」，达到毕业要求，但论文厚度偏薄、期刊层次可能受限。</w:t>
+      </w:r>
+      <w:r>
+        <w:rPr>
+          <w:rFonts w:ascii="Times New Roman" w:hAnsi="Times New Roman" w:eastAsia="宋体"/>
+          <w:b/>
+          <w:color w:val="1A1A1A"/>
+          <w:sz w:val="21"/>
+        </w:rPr>
+        <w:t>建议至少完成 O3</w:t>
+      </w:r>
+      <w:r>
+        <w:rPr>
+          <w:rFonts w:ascii="Times New Roman" w:hAnsi="Times New Roman" w:eastAsia="宋体"/>
+          <w:b w:val="0"/>
+          <w:color w:val="1A1A1A"/>
+          <w:sz w:val="21"/>
+        </w:rPr>
+        <w:t>。</w:t>
+      </w:r>
+    </w:p>
+    <w:p>
+      <w:pPr>
+        <w:spacing w:after="80"/>
+        <w:ind w:firstLine="420"/>
+      </w:pPr>
+      <w:r>
+        <w:rPr>
+          <w:rFonts w:ascii="Times New Roman" w:hAnsi="Times New Roman" w:eastAsia="宋体"/>
+          <w:b/>
+          <w:color w:val="1A1A1A"/>
+          <w:sz w:val="21"/>
+        </w:rPr>
+        <w:t>不要做的事</w:t>
+      </w:r>
+      <w:r>
+        <w:rPr>
+          <w:rFonts w:ascii="Times New Roman" w:hAnsi="Times New Roman" w:eastAsia="宋体"/>
+          <w:b w:val="0"/>
+          <w:color w:val="1A1A1A"/>
+          <w:sz w:val="21"/>
+        </w:rPr>
+        <w:t>：不要为了增加代码量而额外堆算法模块。本方向的工作量应主要投在数据侧（对齐、标注、条件元数据）与评测侧（多模型、多基线、多冲突类型），而非再提一个难以验证的新算法。</w:t>
+      </w:r>
+    </w:p>
+    <w:p>
+      <w:pPr>
+        <w:spacing w:before="200" w:after="80"/>
+      </w:pPr>
+      <w:r>
+        <w:rPr>
+          <w:rFonts w:ascii="Times New Roman" w:hAnsi="Times New Roman" w:eastAsia="黑体"/>
+          <w:b/>
+          <w:color w:val="1B3A52"/>
+          <w:sz w:val="23"/>
+        </w:rPr>
+        <w:t>3.4 拟解决的关键问题</w:t>
+      </w:r>
+    </w:p>
+    <w:p>
+      <w:pPr>
+        <w:spacing w:after="80"/>
+        <w:ind w:firstLine="420"/>
+      </w:pPr>
+      <w:r>
+        <w:rPr>
+          <w:rFonts w:ascii="Times New Roman" w:hAnsi="Times New Roman" w:eastAsia="宋体"/>
+          <w:b/>
+          <w:color w:val="1A1A1A"/>
+          <w:sz w:val="21"/>
+        </w:rPr>
+        <w:t>关键问题零（先算再决定）：CSCR 是否具备可检测的效应量。</w:t>
+      </w:r>
+      <w:r>
+        <w:rPr>
+          <w:rFonts w:ascii="Times New Roman" w:hAnsi="Times New Roman" w:eastAsia="宋体"/>
+          <w:b w:val="0"/>
+          <w:color w:val="1A1A1A"/>
+          <w:sz w:val="21"/>
+        </w:rPr>
+        <w:t xml:space="preserve"> 这是本课题最可能失败的地方，必须在第 1—2 月用现有数据先算功效，再决定 CSCR 的定位。</w:t>
+      </w:r>
+    </w:p>
+    <w:p>
+      <w:pPr>
+        <w:spacing w:after="80"/>
+        <w:ind w:firstLine="420"/>
+      </w:pPr>
+      <w:r>
+        <w:rPr>
+          <w:rFonts w:ascii="Times New Roman" w:hAnsi="Times New Roman" w:eastAsia="宋体"/>
+          <w:b w:val="0"/>
+          <w:color w:val="1A1A1A"/>
+          <w:sz w:val="21"/>
+        </w:rPr>
+        <w:t>已知数据：三库齐全样本 26,337 组，其中 73.30% 三库一致、仅 26.70%（7,032 组）有裁决空间；三库两两一致率 82.67%/82.24%/81.84% 几乎相同。据此粗估，条件化校准相对多数投票的增益上限约 1.3%。</w:t>
+      </w:r>
+    </w:p>
+    <w:p>
+      <w:pPr>
+        <w:spacing w:after="80"/>
+        <w:ind w:firstLine="420"/>
+      </w:pPr>
+      <w:r>
+        <w:rPr>
+          <w:rFonts w:ascii="Times New Roman" w:hAnsi="Times New Roman" w:eastAsia="宋体"/>
+          <w:b/>
+          <w:color w:val="1A1A1A"/>
+          <w:sz w:val="21"/>
+        </w:rPr>
+        <w:t>行动</w:t>
+      </w:r>
+      <w:r>
+        <w:rPr>
+          <w:rFonts w:ascii="Times New Roman" w:hAnsi="Times New Roman" w:eastAsia="宋体"/>
+          <w:b w:val="0"/>
+          <w:color w:val="1A1A1A"/>
+          <w:sz w:val="21"/>
+        </w:rPr>
+        <w:t>：在第 1—2 月，用现有 CSV 计算「多数投票」与「理想裁决器（已知真值时的上限）」的差距，估出可检测的最小效应量。若该差距在 7,032 组样本上不可检测（或需极低方差），则</w:t>
+      </w:r>
+      <w:r>
+        <w:rPr>
+          <w:rFonts w:ascii="Times New Roman" w:hAnsi="Times New Roman" w:eastAsia="宋体"/>
+          <w:b/>
+          <w:color w:val="1A1A1A"/>
+          <w:sz w:val="21"/>
+        </w:rPr>
+        <w:t>将 CSCR 从主线降为附加组件</w:t>
+      </w:r>
+      <w:r>
+        <w:rPr>
+          <w:rFonts w:ascii="Times New Roman" w:hAnsi="Times New Roman" w:eastAsia="宋体"/>
+          <w:b w:val="0"/>
+          <w:color w:val="1A1A1A"/>
+          <w:sz w:val="21"/>
+        </w:rPr>
+        <w:t>，论文主贡献明确写为「基准 + 评测协议」。这一步在开题前即可完成，成本是一天的工作量，但能避免第 5 个月才发现主线不成立。</w:t>
       </w:r>
     </w:p>
     <w:p>
@@ -986,7 +1964,1248 @@
           <w:color w:val="1A1A1A"/>
           <w:sz w:val="21"/>
         </w:rPr>
-        <w:t>定义冲突：若存在 i ≠ j，使得 eᵢ 与 eⱼ 指向同一实体、条件可比较、但取值差异超过阈值 τ，则称 (eᵢ, eⱼ) 构成冲突。阈值 τ 按属性设定（带隙 0.5 eV、凸包能量 50 meV/atom），依据来自跨库分析的实证分布 [1]。</w:t>
+        <w:t>定义冲突：若存在 i ≠ j，使得 eᵢ 与 eⱼ 指向同一实体、条件可比较、但取值差异超过阈值 τ，则称 (eᵢ, eⱼ) 构成冲突。</w:t>
+      </w:r>
+    </w:p>
+    <w:p>
+      <w:pPr>
+        <w:spacing w:after="80"/>
+        <w:ind w:firstLine="420"/>
+      </w:pPr>
+      <w:r>
+        <w:rPr>
+          <w:rFonts w:ascii="Times New Roman" w:hAnsi="Times New Roman" w:eastAsia="宋体"/>
+          <w:b/>
+          <w:color w:val="1A1A1A"/>
+          <w:sz w:val="21"/>
+        </w:rPr>
+        <w:t>阈值必须分两级，且不能混用</w:t>
+      </w:r>
+      <w:r>
+        <w:rPr>
+          <w:rFonts w:ascii="Times New Roman" w:hAnsi="Times New Roman" w:eastAsia="宋体"/>
+          <w:b w:val="0"/>
+          <w:color w:val="1A1A1A"/>
+          <w:sz w:val="21"/>
+        </w:rPr>
+        <w:t>（这是本报告 §1 数据的正确读法）：</w:t>
+      </w:r>
+    </w:p>
+    <w:tbl>
+      <w:tblPr>
+        <w:tblStyle w:val="TableGrid"/>
+        <w:tblW w:type="auto" w:w="0"/>
+        <w:jc w:val="center"/>
+        <w:tblLook w:firstColumn="1" w:firstRow="1" w:lastColumn="0" w:lastRow="0" w:noHBand="0" w:noVBand="1" w:val="04A0"/>
+      </w:tblPr>
+      <w:tblGrid>
+        <w:gridCol w:w="2183"/>
+        <w:gridCol w:w="2183"/>
+        <w:gridCol w:w="2183"/>
+        <w:gridCol w:w="2183"/>
+      </w:tblGrid>
+      <w:tr>
+        <w:tc>
+          <w:tcPr>
+            <w:tcW w:type="dxa" w:w="2183"/>
+          </w:tcPr>
+          <w:p>
+            <w:pPr>
+              <w:spacing w:before="40" w:after="40" w:line="276" w:lineRule="auto"/>
+            </w:pPr>
+            <w:r/>
+            <w:r>
+              <w:rPr>
+                <w:rFonts w:ascii="Times New Roman" w:hAnsi="Times New Roman" w:eastAsia="宋体"/>
+                <w:b/>
+                <w:color w:val="1A1A1A"/>
+                <w:sz w:val="18"/>
+              </w:rPr>
+              <w:t>级别</w:t>
+            </w:r>
+          </w:p>
+        </w:tc>
+        <w:tc>
+          <w:tcPr>
+            <w:tcW w:type="dxa" w:w="2183"/>
+          </w:tcPr>
+          <w:p>
+            <w:pPr>
+              <w:spacing w:before="40" w:after="40" w:line="276" w:lineRule="auto"/>
+            </w:pPr>
+            <w:r/>
+            <w:r>
+              <w:rPr>
+                <w:rFonts w:ascii="Times New Roman" w:hAnsi="Times New Roman" w:eastAsia="宋体"/>
+                <w:b/>
+                <w:color w:val="1A1A1A"/>
+                <w:sz w:val="18"/>
+              </w:rPr>
+              <w:t>凸包能量阈值</w:t>
+            </w:r>
+          </w:p>
+        </w:tc>
+        <w:tc>
+          <w:tcPr>
+            <w:tcW w:type="dxa" w:w="2183"/>
+          </w:tcPr>
+          <w:p>
+            <w:pPr>
+              <w:spacing w:before="40" w:after="40" w:line="276" w:lineRule="auto"/>
+            </w:pPr>
+            <w:r/>
+            <w:r>
+              <w:rPr>
+                <w:rFonts w:ascii="Times New Roman" w:hAnsi="Times New Roman" w:eastAsia="宋体"/>
+                <w:b/>
+                <w:color w:val="1A1A1A"/>
+                <w:sz w:val="18"/>
+              </w:rPr>
+              <w:t>含义</w:t>
+            </w:r>
+          </w:p>
+        </w:tc>
+        <w:tc>
+          <w:tcPr>
+            <w:tcW w:type="dxa" w:w="2183"/>
+          </w:tcPr>
+          <w:p>
+            <w:pPr>
+              <w:spacing w:before="40" w:after="40" w:line="276" w:lineRule="auto"/>
+            </w:pPr>
+            <w:r/>
+            <w:r>
+              <w:rPr>
+                <w:rFonts w:ascii="Times New Roman" w:hAnsi="Times New Roman" w:eastAsia="宋体"/>
+                <w:b/>
+                <w:color w:val="1A1A1A"/>
+                <w:sz w:val="18"/>
+              </w:rPr>
+              <w:t>依据</w:t>
+            </w:r>
+          </w:p>
+        </w:tc>
+      </w:tr>
+      <w:tr>
+        <w:tc>
+          <w:tcPr>
+            <w:tcW w:type="dxa" w:w="2183"/>
+          </w:tcPr>
+          <w:p>
+            <w:pPr>
+              <w:spacing w:before="40" w:after="40" w:line="276" w:lineRule="auto"/>
+            </w:pPr>
+            <w:r/>
+            <w:r>
+              <w:rPr>
+                <w:rFonts w:ascii="Times New Roman" w:hAnsi="Times New Roman" w:eastAsia="宋体"/>
+                <w:b w:val="0"/>
+                <w:color w:val="1A1A1A"/>
+                <w:sz w:val="18"/>
+              </w:rPr>
+              <w:t>L1 判定翻转</w:t>
+            </w:r>
+          </w:p>
+        </w:tc>
+        <w:tc>
+          <w:tcPr>
+            <w:tcW w:type="dxa" w:w="2183"/>
+          </w:tcPr>
+          <w:p>
+            <w:pPr>
+              <w:spacing w:before="40" w:after="40" w:line="276" w:lineRule="auto"/>
+            </w:pPr>
+            <w:r/>
+            <w:r>
+              <w:rPr>
+                <w:rFonts w:ascii="Times New Roman" w:hAnsi="Times New Roman" w:eastAsia="宋体"/>
+                <w:b w:val="0"/>
+                <w:color w:val="1A1A1A"/>
+                <w:sz w:val="18"/>
+              </w:rPr>
+              <w:t>1 meV/atom</w:t>
+            </w:r>
+          </w:p>
+        </w:tc>
+        <w:tc>
+          <w:tcPr>
+            <w:tcW w:type="dxa" w:w="2183"/>
+          </w:tcPr>
+          <w:p>
+            <w:pPr>
+              <w:spacing w:before="40" w:after="40" w:line="276" w:lineRule="auto"/>
+            </w:pPr>
+            <w:r/>
+            <w:r>
+              <w:rPr>
+                <w:rFonts w:ascii="Times New Roman" w:hAnsi="Times New Roman" w:eastAsia="宋体"/>
+                <w:b w:val="0"/>
+                <w:color w:val="1A1A1A"/>
+                <w:sz w:val="18"/>
+              </w:rPr>
+              <w:t>一个库判在凸包上、另一个不在</w:t>
+            </w:r>
+          </w:p>
+        </w:tc>
+        <w:tc>
+          <w:tcPr>
+            <w:tcW w:type="dxa" w:w="2183"/>
+          </w:tcPr>
+          <w:p>
+            <w:pPr>
+              <w:spacing w:before="40" w:after="40" w:line="276" w:lineRule="auto"/>
+            </w:pPr>
+            <w:r/>
+            <w:r>
+              <w:rPr>
+                <w:rFonts w:ascii="Times New Roman" w:hAnsi="Times New Roman" w:eastAsia="宋体"/>
+                <w:b w:val="0"/>
+                <w:color w:val="1A1A1A"/>
+                <w:sz w:val="18"/>
+              </w:rPr>
+              <w:t>与 [1] 的 17%—18% 同一定义</w:t>
+            </w:r>
+          </w:p>
+        </w:tc>
+      </w:tr>
+      <w:tr>
+        <w:tc>
+          <w:tcPr>
+            <w:tcW w:type="dxa" w:w="2183"/>
+          </w:tcPr>
+          <w:p>
+            <w:pPr>
+              <w:spacing w:before="40" w:after="40" w:line="276" w:lineRule="auto"/>
+            </w:pPr>
+            <w:r/>
+            <w:r>
+              <w:rPr>
+                <w:rFonts w:ascii="Times New Roman" w:hAnsi="Times New Roman" w:eastAsia="宋体"/>
+                <w:b w:val="0"/>
+                <w:color w:val="1A1A1A"/>
+                <w:sz w:val="18"/>
+              </w:rPr>
+              <w:t>L2 显著差异</w:t>
+            </w:r>
+          </w:p>
+        </w:tc>
+        <w:tc>
+          <w:tcPr>
+            <w:tcW w:type="dxa" w:w="2183"/>
+          </w:tcPr>
+          <w:p>
+            <w:pPr>
+              <w:spacing w:before="40" w:after="40" w:line="276" w:lineRule="auto"/>
+            </w:pPr>
+            <w:r/>
+            <w:r>
+              <w:rPr>
+                <w:rFonts w:ascii="Times New Roman" w:hAnsi="Times New Roman" w:eastAsia="宋体"/>
+                <w:b w:val="0"/>
+                <w:color w:val="1A1A1A"/>
+                <w:sz w:val="18"/>
+              </w:rPr>
+              <w:t>50 meV/atom</w:t>
+            </w:r>
+          </w:p>
+        </w:tc>
+        <w:tc>
+          <w:tcPr>
+            <w:tcW w:type="dxa" w:w="2183"/>
+          </w:tcPr>
+          <w:p>
+            <w:pPr>
+              <w:spacing w:before="40" w:after="40" w:line="276" w:lineRule="auto"/>
+            </w:pPr>
+            <w:r/>
+            <w:r>
+              <w:rPr>
+                <w:rFonts w:ascii="Times New Roman" w:hAnsi="Times New Roman" w:eastAsia="宋体"/>
+                <w:b w:val="0"/>
+                <w:color w:val="1A1A1A"/>
+                <w:sz w:val="18"/>
+              </w:rPr>
+              <w:t>差异大到足以改变使用者的工程判断</w:t>
+            </w:r>
+          </w:p>
+        </w:tc>
+        <w:tc>
+          <w:tcPr>
+            <w:tcW w:type="dxa" w:w="2183"/>
+          </w:tcPr>
+          <w:p>
+            <w:pPr>
+              <w:spacing w:before="40" w:after="40" w:line="276" w:lineRule="auto"/>
+            </w:pPr>
+            <w:r/>
+            <w:r>
+              <w:rPr>
+                <w:rFonts w:ascii="Times New Roman" w:hAnsi="Times New Roman" w:eastAsia="宋体"/>
+                <w:b w:val="0"/>
+                <w:color w:val="1A1A1A"/>
+                <w:sz w:val="18"/>
+              </w:rPr>
+              <w:t>本课题采用的主阈值</w:t>
+            </w:r>
+          </w:p>
+        </w:tc>
+      </w:tr>
+    </w:tbl>
+    <w:p/>
+    <w:p>
+      <w:pPr>
+        <w:spacing w:after="80"/>
+        <w:ind w:firstLine="420"/>
+      </w:pPr>
+      <w:r>
+        <w:rPr>
+          <w:rFonts w:ascii="Times New Roman" w:hAnsi="Times New Roman" w:eastAsia="宋体"/>
+          <w:b/>
+          <w:color w:val="1A1A1A"/>
+          <w:sz w:val="21"/>
+        </w:rPr>
+        <w:t>关键换算（已用完整原始数据实测，2026-10-19）</w:t>
+      </w:r>
+      <w:r>
+        <w:rPr>
+          <w:rFonts w:ascii="Times New Roman" w:hAnsi="Times New Roman" w:eastAsia="宋体"/>
+          <w:b w:val="0"/>
+          <w:color w:val="1A1A1A"/>
+          <w:sz w:val="21"/>
+        </w:rPr>
+        <w:t>：[1] 页面公开了全部 62,803 条逐条 CSV。下载完整数据后按库对复算，结果如下（"至少两库有 hull 数据"共 61,188 条）：</w:t>
+      </w:r>
+    </w:p>
+    <w:tbl>
+      <w:tblPr>
+        <w:tblStyle w:val="TableGrid"/>
+        <w:tblW w:type="auto" w:w="0"/>
+        <w:jc w:val="center"/>
+        <w:tblLook w:firstColumn="1" w:firstRow="1" w:lastColumn="0" w:lastRow="0" w:noHBand="0" w:noVBand="1" w:val="04A0"/>
+      </w:tblPr>
+      <w:tblGrid>
+        <w:gridCol w:w="1247"/>
+        <w:gridCol w:w="1247"/>
+        <w:gridCol w:w="1247"/>
+        <w:gridCol w:w="1247"/>
+        <w:gridCol w:w="1247"/>
+        <w:gridCol w:w="1247"/>
+        <w:gridCol w:w="1247"/>
+      </w:tblGrid>
+      <w:tr>
+        <w:tc>
+          <w:tcPr>
+            <w:tcW w:type="dxa" w:w="1247"/>
+          </w:tcPr>
+          <w:p>
+            <w:pPr>
+              <w:spacing w:before="40" w:after="40" w:line="276" w:lineRule="auto"/>
+            </w:pPr>
+            <w:r/>
+            <w:r>
+              <w:rPr>
+                <w:rFonts w:ascii="Times New Roman" w:hAnsi="Times New Roman" w:eastAsia="宋体"/>
+                <w:b/>
+                <w:color w:val="1A1A1A"/>
+                <w:sz w:val="18"/>
+              </w:rPr>
+              <w:t>库对</w:t>
+            </w:r>
+          </w:p>
+        </w:tc>
+        <w:tc>
+          <w:tcPr>
+            <w:tcW w:type="dxa" w:w="1247"/>
+          </w:tcPr>
+          <w:p>
+            <w:pPr>
+              <w:spacing w:before="40" w:after="40" w:line="276" w:lineRule="auto"/>
+            </w:pPr>
+            <w:r/>
+            <w:r>
+              <w:rPr>
+                <w:rFonts w:ascii="Times New Roman" w:hAnsi="Times New Roman" w:eastAsia="宋体"/>
+                <w:b/>
+                <w:color w:val="1A1A1A"/>
+                <w:sz w:val="18"/>
+              </w:rPr>
+              <w:t>共有成分</w:t>
+            </w:r>
+          </w:p>
+        </w:tc>
+        <w:tc>
+          <w:tcPr>
+            <w:tcW w:type="dxa" w:w="1247"/>
+          </w:tcPr>
+          <w:p>
+            <w:pPr>
+              <w:spacing w:before="40" w:after="40" w:line="276" w:lineRule="auto"/>
+            </w:pPr>
+            <w:r/>
+            <w:r>
+              <w:rPr>
+                <w:rFonts w:ascii="Times New Roman" w:hAnsi="Times New Roman" w:eastAsia="宋体"/>
+                <w:b/>
+                <w:color w:val="1A1A1A"/>
+                <w:sz w:val="18"/>
+              </w:rPr>
+              <w:t>L1 判定冲突</w:t>
+            </w:r>
+          </w:p>
+        </w:tc>
+        <w:tc>
+          <w:tcPr>
+            <w:tcW w:type="dxa" w:w="1247"/>
+          </w:tcPr>
+          <w:p>
+            <w:pPr>
+              <w:spacing w:before="40" w:after="40" w:line="276" w:lineRule="auto"/>
+            </w:pPr>
+            <w:r/>
+            <w:r>
+              <w:rPr>
+                <w:rFonts w:ascii="Times New Roman" w:hAnsi="Times New Roman" w:eastAsia="宋体"/>
+                <w:b/>
+                <w:color w:val="1A1A1A"/>
+                <w:sz w:val="18"/>
+              </w:rPr>
+              <w:t>L1 占比</w:t>
+            </w:r>
+          </w:p>
+        </w:tc>
+        <w:tc>
+          <w:tcPr>
+            <w:tcW w:type="dxa" w:w="1247"/>
+          </w:tcPr>
+          <w:p>
+            <w:pPr>
+              <w:spacing w:before="40" w:after="40" w:line="276" w:lineRule="auto"/>
+            </w:pPr>
+            <w:r/>
+            <w:r>
+              <w:rPr>
+                <w:rFonts w:ascii="Times New Roman" w:hAnsi="Times New Roman" w:eastAsia="宋体"/>
+                <w:b/>
+                <w:color w:val="1A1A1A"/>
+                <w:sz w:val="18"/>
+              </w:rPr>
+              <w:t>L2 冲突（差异&gt;50 meV/atom）</w:t>
+            </w:r>
+          </w:p>
+        </w:tc>
+        <w:tc>
+          <w:tcPr>
+            <w:tcW w:type="dxa" w:w="1247"/>
+          </w:tcPr>
+          <w:p>
+            <w:pPr>
+              <w:spacing w:before="40" w:after="40" w:line="276" w:lineRule="auto"/>
+            </w:pPr>
+            <w:r/>
+            <w:r>
+              <w:rPr>
+                <w:rFonts w:ascii="Times New Roman" w:hAnsi="Times New Roman" w:eastAsia="宋体"/>
+                <w:b/>
+                <w:color w:val="1A1A1A"/>
+                <w:sz w:val="18"/>
+              </w:rPr>
+              <w:t>L2 占比</w:t>
+            </w:r>
+          </w:p>
+        </w:tc>
+        <w:tc>
+          <w:tcPr>
+            <w:tcW w:type="dxa" w:w="1247"/>
+          </w:tcPr>
+          <w:p>
+            <w:pPr>
+              <w:spacing w:before="40" w:after="40" w:line="276" w:lineRule="auto"/>
+            </w:pPr>
+            <w:r/>
+            <w:r>
+              <w:rPr>
+                <w:rFonts w:ascii="Times New Roman" w:hAnsi="Times New Roman" w:eastAsia="宋体"/>
+                <w:b/>
+                <w:color w:val="1A1A1A"/>
+                <w:sz w:val="18"/>
+              </w:rPr>
+              <w:t>L2/L1</w:t>
+            </w:r>
+          </w:p>
+        </w:tc>
+      </w:tr>
+      <w:tr>
+        <w:tc>
+          <w:tcPr>
+            <w:tcW w:type="dxa" w:w="1247"/>
+          </w:tcPr>
+          <w:p>
+            <w:pPr>
+              <w:spacing w:before="40" w:after="40" w:line="276" w:lineRule="auto"/>
+            </w:pPr>
+            <w:r/>
+            <w:r>
+              <w:rPr>
+                <w:rFonts w:ascii="Times New Roman" w:hAnsi="Times New Roman" w:eastAsia="宋体"/>
+                <w:b w:val="0"/>
+                <w:color w:val="1A1A1A"/>
+                <w:sz w:val="18"/>
+              </w:rPr>
+              <w:t>MP–OQMD</w:t>
+            </w:r>
+          </w:p>
+        </w:tc>
+        <w:tc>
+          <w:tcPr>
+            <w:tcW w:type="dxa" w:w="1247"/>
+          </w:tcPr>
+          <w:p>
+            <w:pPr>
+              <w:spacing w:before="40" w:after="40" w:line="276" w:lineRule="auto"/>
+            </w:pPr>
+            <w:r/>
+            <w:r>
+              <w:rPr>
+                <w:rFonts w:ascii="Times New Roman" w:hAnsi="Times New Roman" w:eastAsia="宋体"/>
+                <w:b w:val="0"/>
+                <w:color w:val="1A1A1A"/>
+                <w:sz w:val="18"/>
+              </w:rPr>
+              <w:t>43,064</w:t>
+            </w:r>
+          </w:p>
+        </w:tc>
+        <w:tc>
+          <w:tcPr>
+            <w:tcW w:type="dxa" w:w="1247"/>
+          </w:tcPr>
+          <w:p>
+            <w:pPr>
+              <w:spacing w:before="40" w:after="40" w:line="276" w:lineRule="auto"/>
+            </w:pPr>
+            <w:r/>
+            <w:r>
+              <w:rPr>
+                <w:rFonts w:ascii="Times New Roman" w:hAnsi="Times New Roman" w:eastAsia="宋体"/>
+                <w:b w:val="0"/>
+                <w:color w:val="1A1A1A"/>
+                <w:sz w:val="18"/>
+              </w:rPr>
+              <w:t>7,464</w:t>
+            </w:r>
+          </w:p>
+        </w:tc>
+        <w:tc>
+          <w:tcPr>
+            <w:tcW w:type="dxa" w:w="1247"/>
+          </w:tcPr>
+          <w:p>
+            <w:pPr>
+              <w:spacing w:before="40" w:after="40" w:line="276" w:lineRule="auto"/>
+            </w:pPr>
+            <w:r/>
+            <w:r>
+              <w:rPr>
+                <w:rFonts w:ascii="Times New Roman" w:hAnsi="Times New Roman" w:eastAsia="宋体"/>
+                <w:b/>
+                <w:color w:val="1A1A1A"/>
+                <w:sz w:val="18"/>
+              </w:rPr>
+              <w:t>17.33%</w:t>
+            </w:r>
+          </w:p>
+        </w:tc>
+        <w:tc>
+          <w:tcPr>
+            <w:tcW w:type="dxa" w:w="1247"/>
+          </w:tcPr>
+          <w:p>
+            <w:pPr>
+              <w:spacing w:before="40" w:after="40" w:line="276" w:lineRule="auto"/>
+            </w:pPr>
+            <w:r/>
+            <w:r>
+              <w:rPr>
+                <w:rFonts w:ascii="Times New Roman" w:hAnsi="Times New Roman" w:eastAsia="宋体"/>
+                <w:b w:val="0"/>
+                <w:color w:val="1A1A1A"/>
+                <w:sz w:val="18"/>
+              </w:rPr>
+              <w:t>2,720</w:t>
+            </w:r>
+          </w:p>
+        </w:tc>
+        <w:tc>
+          <w:tcPr>
+            <w:tcW w:type="dxa" w:w="1247"/>
+          </w:tcPr>
+          <w:p>
+            <w:pPr>
+              <w:spacing w:before="40" w:after="40" w:line="276" w:lineRule="auto"/>
+            </w:pPr>
+            <w:r/>
+            <w:r>
+              <w:rPr>
+                <w:rFonts w:ascii="Times New Roman" w:hAnsi="Times New Roman" w:eastAsia="宋体"/>
+                <w:b/>
+                <w:color w:val="1A1A1A"/>
+                <w:sz w:val="18"/>
+              </w:rPr>
+              <w:t>6.32%</w:t>
+            </w:r>
+          </w:p>
+        </w:tc>
+        <w:tc>
+          <w:tcPr>
+            <w:tcW w:type="dxa" w:w="1247"/>
+          </w:tcPr>
+          <w:p>
+            <w:pPr>
+              <w:spacing w:before="40" w:after="40" w:line="276" w:lineRule="auto"/>
+            </w:pPr>
+            <w:r/>
+            <w:r>
+              <w:rPr>
+                <w:rFonts w:ascii="Times New Roman" w:hAnsi="Times New Roman" w:eastAsia="宋体"/>
+                <w:b w:val="0"/>
+                <w:color w:val="1A1A1A"/>
+                <w:sz w:val="18"/>
+              </w:rPr>
+              <w:t>36.4%</w:t>
+            </w:r>
+          </w:p>
+        </w:tc>
+      </w:tr>
+      <w:tr>
+        <w:tc>
+          <w:tcPr>
+            <w:tcW w:type="dxa" w:w="1247"/>
+          </w:tcPr>
+          <w:p>
+            <w:pPr>
+              <w:spacing w:before="40" w:after="40" w:line="276" w:lineRule="auto"/>
+            </w:pPr>
+            <w:r/>
+            <w:r>
+              <w:rPr>
+                <w:rFonts w:ascii="Times New Roman" w:hAnsi="Times New Roman" w:eastAsia="宋体"/>
+                <w:b w:val="0"/>
+                <w:color w:val="1A1A1A"/>
+                <w:sz w:val="18"/>
+              </w:rPr>
+              <w:t>MP–JARVIS-DFT</w:t>
+            </w:r>
+          </w:p>
+        </w:tc>
+        <w:tc>
+          <w:tcPr>
+            <w:tcW w:type="dxa" w:w="1247"/>
+          </w:tcPr>
+          <w:p>
+            <w:pPr>
+              <w:spacing w:before="40" w:after="40" w:line="276" w:lineRule="auto"/>
+            </w:pPr>
+            <w:r/>
+            <w:r>
+              <w:rPr>
+                <w:rFonts w:ascii="Times New Roman" w:hAnsi="Times New Roman" w:eastAsia="宋体"/>
+                <w:b w:val="0"/>
+                <w:color w:val="1A1A1A"/>
+                <w:sz w:val="18"/>
+              </w:rPr>
+              <w:t>34,419</w:t>
+            </w:r>
+          </w:p>
+        </w:tc>
+        <w:tc>
+          <w:tcPr>
+            <w:tcW w:type="dxa" w:w="1247"/>
+          </w:tcPr>
+          <w:p>
+            <w:pPr>
+              <w:spacing w:before="40" w:after="40" w:line="276" w:lineRule="auto"/>
+            </w:pPr>
+            <w:r/>
+            <w:r>
+              <w:rPr>
+                <w:rFonts w:ascii="Times New Roman" w:hAnsi="Times New Roman" w:eastAsia="宋体"/>
+                <w:b w:val="0"/>
+                <w:color w:val="1A1A1A"/>
+                <w:sz w:val="18"/>
+              </w:rPr>
+              <w:t>6,114</w:t>
+            </w:r>
+          </w:p>
+        </w:tc>
+        <w:tc>
+          <w:tcPr>
+            <w:tcW w:type="dxa" w:w="1247"/>
+          </w:tcPr>
+          <w:p>
+            <w:pPr>
+              <w:spacing w:before="40" w:after="40" w:line="276" w:lineRule="auto"/>
+            </w:pPr>
+            <w:r/>
+            <w:r>
+              <w:rPr>
+                <w:rFonts w:ascii="Times New Roman" w:hAnsi="Times New Roman" w:eastAsia="宋体"/>
+                <w:b/>
+                <w:color w:val="1A1A1A"/>
+                <w:sz w:val="18"/>
+              </w:rPr>
+              <w:t>17.76%</w:t>
+            </w:r>
+          </w:p>
+        </w:tc>
+        <w:tc>
+          <w:tcPr>
+            <w:tcW w:type="dxa" w:w="1247"/>
+          </w:tcPr>
+          <w:p>
+            <w:pPr>
+              <w:spacing w:before="40" w:after="40" w:line="276" w:lineRule="auto"/>
+            </w:pPr>
+            <w:r/>
+            <w:r>
+              <w:rPr>
+                <w:rFonts w:ascii="Times New Roman" w:hAnsi="Times New Roman" w:eastAsia="宋体"/>
+                <w:b w:val="0"/>
+                <w:color w:val="1A1A1A"/>
+                <w:sz w:val="18"/>
+              </w:rPr>
+              <w:t>1,480</w:t>
+            </w:r>
+          </w:p>
+        </w:tc>
+        <w:tc>
+          <w:tcPr>
+            <w:tcW w:type="dxa" w:w="1247"/>
+          </w:tcPr>
+          <w:p>
+            <w:pPr>
+              <w:spacing w:before="40" w:after="40" w:line="276" w:lineRule="auto"/>
+            </w:pPr>
+            <w:r/>
+            <w:r>
+              <w:rPr>
+                <w:rFonts w:ascii="Times New Roman" w:hAnsi="Times New Roman" w:eastAsia="宋体"/>
+                <w:b/>
+                <w:color w:val="1A1A1A"/>
+                <w:sz w:val="18"/>
+              </w:rPr>
+              <w:t>4.30%</w:t>
+            </w:r>
+          </w:p>
+        </w:tc>
+        <w:tc>
+          <w:tcPr>
+            <w:tcW w:type="dxa" w:w="1247"/>
+          </w:tcPr>
+          <w:p>
+            <w:pPr>
+              <w:spacing w:before="40" w:after="40" w:line="276" w:lineRule="auto"/>
+            </w:pPr>
+            <w:r/>
+            <w:r>
+              <w:rPr>
+                <w:rFonts w:ascii="Times New Roman" w:hAnsi="Times New Roman" w:eastAsia="宋体"/>
+                <w:b w:val="0"/>
+                <w:color w:val="1A1A1A"/>
+                <w:sz w:val="18"/>
+              </w:rPr>
+              <w:t>24.2%</w:t>
+            </w:r>
+          </w:p>
+        </w:tc>
+      </w:tr>
+      <w:tr>
+        <w:tc>
+          <w:tcPr>
+            <w:tcW w:type="dxa" w:w="1247"/>
+          </w:tcPr>
+          <w:p>
+            <w:pPr>
+              <w:spacing w:before="40" w:after="40" w:line="276" w:lineRule="auto"/>
+            </w:pPr>
+            <w:r/>
+            <w:r>
+              <w:rPr>
+                <w:rFonts w:ascii="Times New Roman" w:hAnsi="Times New Roman" w:eastAsia="宋体"/>
+                <w:b w:val="0"/>
+                <w:color w:val="1A1A1A"/>
+                <w:sz w:val="18"/>
+              </w:rPr>
+              <w:t>OQMD–JARVIS-DFT</w:t>
+            </w:r>
+          </w:p>
+        </w:tc>
+        <w:tc>
+          <w:tcPr>
+            <w:tcW w:type="dxa" w:w="1247"/>
+          </w:tcPr>
+          <w:p>
+            <w:pPr>
+              <w:spacing w:before="40" w:after="40" w:line="276" w:lineRule="auto"/>
+            </w:pPr>
+            <w:r/>
+            <w:r>
+              <w:rPr>
+                <w:rFonts w:ascii="Times New Roman" w:hAnsi="Times New Roman" w:eastAsia="宋体"/>
+                <w:b w:val="0"/>
+                <w:color w:val="1A1A1A"/>
+                <w:sz w:val="18"/>
+              </w:rPr>
+              <w:t>36,379</w:t>
+            </w:r>
+          </w:p>
+        </w:tc>
+        <w:tc>
+          <w:tcPr>
+            <w:tcW w:type="dxa" w:w="1247"/>
+          </w:tcPr>
+          <w:p>
+            <w:pPr>
+              <w:spacing w:before="40" w:after="40" w:line="276" w:lineRule="auto"/>
+            </w:pPr>
+            <w:r/>
+            <w:r>
+              <w:rPr>
+                <w:rFonts w:ascii="Times New Roman" w:hAnsi="Times New Roman" w:eastAsia="宋体"/>
+                <w:b w:val="0"/>
+                <w:color w:val="1A1A1A"/>
+                <w:sz w:val="18"/>
+              </w:rPr>
+              <w:t>6,607</w:t>
+            </w:r>
+          </w:p>
+        </w:tc>
+        <w:tc>
+          <w:tcPr>
+            <w:tcW w:type="dxa" w:w="1247"/>
+          </w:tcPr>
+          <w:p>
+            <w:pPr>
+              <w:spacing w:before="40" w:after="40" w:line="276" w:lineRule="auto"/>
+            </w:pPr>
+            <w:r/>
+            <w:r>
+              <w:rPr>
+                <w:rFonts w:ascii="Times New Roman" w:hAnsi="Times New Roman" w:eastAsia="宋体"/>
+                <w:b/>
+                <w:color w:val="1A1A1A"/>
+                <w:sz w:val="18"/>
+              </w:rPr>
+              <w:t>18.16%</w:t>
+            </w:r>
+          </w:p>
+        </w:tc>
+        <w:tc>
+          <w:tcPr>
+            <w:tcW w:type="dxa" w:w="1247"/>
+          </w:tcPr>
+          <w:p>
+            <w:pPr>
+              <w:spacing w:before="40" w:after="40" w:line="276" w:lineRule="auto"/>
+            </w:pPr>
+            <w:r/>
+            <w:r>
+              <w:rPr>
+                <w:rFonts w:ascii="Times New Roman" w:hAnsi="Times New Roman" w:eastAsia="宋体"/>
+                <w:b w:val="0"/>
+                <w:color w:val="1A1A1A"/>
+                <w:sz w:val="18"/>
+              </w:rPr>
+              <w:t>2,120</w:t>
+            </w:r>
+          </w:p>
+        </w:tc>
+        <w:tc>
+          <w:tcPr>
+            <w:tcW w:type="dxa" w:w="1247"/>
+          </w:tcPr>
+          <w:p>
+            <w:pPr>
+              <w:spacing w:before="40" w:after="40" w:line="276" w:lineRule="auto"/>
+            </w:pPr>
+            <w:r/>
+            <w:r>
+              <w:rPr>
+                <w:rFonts w:ascii="Times New Roman" w:hAnsi="Times New Roman" w:eastAsia="宋体"/>
+                <w:b/>
+                <w:color w:val="1A1A1A"/>
+                <w:sz w:val="18"/>
+              </w:rPr>
+              <w:t>5.83%</w:t>
+            </w:r>
+          </w:p>
+        </w:tc>
+        <w:tc>
+          <w:tcPr>
+            <w:tcW w:type="dxa" w:w="1247"/>
+          </w:tcPr>
+          <w:p>
+            <w:pPr>
+              <w:spacing w:before="40" w:after="40" w:line="276" w:lineRule="auto"/>
+            </w:pPr>
+            <w:r/>
+            <w:r>
+              <w:rPr>
+                <w:rFonts w:ascii="Times New Roman" w:hAnsi="Times New Roman" w:eastAsia="宋体"/>
+                <w:b w:val="0"/>
+                <w:color w:val="1A1A1A"/>
+                <w:sz w:val="18"/>
+              </w:rPr>
+              <w:t>32.1%</w:t>
+            </w:r>
+          </w:p>
+        </w:tc>
+      </w:tr>
+      <w:tr>
+        <w:tc>
+          <w:tcPr>
+            <w:tcW w:type="dxa" w:w="1247"/>
+          </w:tcPr>
+          <w:p>
+            <w:pPr>
+              <w:spacing w:before="40" w:after="40" w:line="276" w:lineRule="auto"/>
+            </w:pPr>
+            <w:r/>
+            <w:r>
+              <w:rPr>
+                <w:rFonts w:ascii="Times New Roman" w:hAnsi="Times New Roman" w:eastAsia="宋体"/>
+                <w:b w:val="0"/>
+                <w:color w:val="1A1A1A"/>
+                <w:sz w:val="18"/>
+              </w:rPr>
+              <w:t>全样本汇总</w:t>
+            </w:r>
+          </w:p>
+        </w:tc>
+        <w:tc>
+          <w:tcPr>
+            <w:tcW w:type="dxa" w:w="1247"/>
+          </w:tcPr>
+          <w:p>
+            <w:pPr>
+              <w:spacing w:before="40" w:after="40" w:line="276" w:lineRule="auto"/>
+            </w:pPr>
+            <w:r/>
+            <w:r>
+              <w:rPr>
+                <w:rFonts w:ascii="Times New Roman" w:hAnsi="Times New Roman" w:eastAsia="宋体"/>
+                <w:b w:val="0"/>
+                <w:color w:val="1A1A1A"/>
+                <w:sz w:val="18"/>
+              </w:rPr>
+              <w:t>61,188</w:t>
+            </w:r>
+          </w:p>
+        </w:tc>
+        <w:tc>
+          <w:tcPr>
+            <w:tcW w:type="dxa" w:w="1247"/>
+          </w:tcPr>
+          <w:p>
+            <w:pPr>
+              <w:spacing w:before="40" w:after="40" w:line="276" w:lineRule="auto"/>
+            </w:pPr>
+            <w:r/>
+            <w:r>
+              <w:rPr>
+                <w:rFonts w:ascii="Times New Roman" w:hAnsi="Times New Roman" w:eastAsia="宋体"/>
+                <w:b w:val="0"/>
+                <w:color w:val="1A1A1A"/>
+                <w:sz w:val="18"/>
+              </w:rPr>
+              <w:t>13,153</w:t>
+            </w:r>
+          </w:p>
+        </w:tc>
+        <w:tc>
+          <w:tcPr>
+            <w:tcW w:type="dxa" w:w="1247"/>
+          </w:tcPr>
+          <w:p>
+            <w:pPr>
+              <w:spacing w:before="40" w:after="40" w:line="276" w:lineRule="auto"/>
+            </w:pPr>
+            <w:r/>
+            <w:r>
+              <w:rPr>
+                <w:rFonts w:ascii="Times New Roman" w:hAnsi="Times New Roman" w:eastAsia="宋体"/>
+                <w:b w:val="0"/>
+                <w:color w:val="1A1A1A"/>
+                <w:sz w:val="18"/>
+              </w:rPr>
+              <w:t>21.50%</w:t>
+            </w:r>
+          </w:p>
+        </w:tc>
+        <w:tc>
+          <w:tcPr>
+            <w:tcW w:type="dxa" w:w="1247"/>
+          </w:tcPr>
+          <w:p>
+            <w:pPr>
+              <w:spacing w:before="40" w:after="40" w:line="276" w:lineRule="auto"/>
+            </w:pPr>
+            <w:r/>
+            <w:r>
+              <w:rPr>
+                <w:rFonts w:ascii="Times New Roman" w:hAnsi="Times New Roman" w:eastAsia="宋体"/>
+                <w:b w:val="0"/>
+                <w:color w:val="1A1A1A"/>
+                <w:sz w:val="18"/>
+              </w:rPr>
+              <w:t>4,757</w:t>
+            </w:r>
+          </w:p>
+        </w:tc>
+        <w:tc>
+          <w:tcPr>
+            <w:tcW w:type="dxa" w:w="1247"/>
+          </w:tcPr>
+          <w:p>
+            <w:pPr>
+              <w:spacing w:before="40" w:after="40" w:line="276" w:lineRule="auto"/>
+            </w:pPr>
+            <w:r/>
+            <w:r>
+              <w:rPr>
+                <w:rFonts w:ascii="Times New Roman" w:hAnsi="Times New Roman" w:eastAsia="宋体"/>
+                <w:b w:val="0"/>
+                <w:color w:val="1A1A1A"/>
+                <w:sz w:val="18"/>
+              </w:rPr>
+              <w:t>7.77%</w:t>
+            </w:r>
+          </w:p>
+        </w:tc>
+        <w:tc>
+          <w:tcPr>
+            <w:tcW w:type="dxa" w:w="1247"/>
+          </w:tcPr>
+          <w:p>
+            <w:pPr>
+              <w:spacing w:before="40" w:after="40" w:line="276" w:lineRule="auto"/>
+            </w:pPr>
+            <w:r/>
+            <w:r>
+              <w:rPr>
+                <w:rFonts w:ascii="Times New Roman" w:hAnsi="Times New Roman" w:eastAsia="宋体"/>
+                <w:b w:val="0"/>
+                <w:color w:val="1A1A1A"/>
+                <w:sz w:val="18"/>
+              </w:rPr>
+              <w:t>36.2%</w:t>
+            </w:r>
+          </w:p>
+        </w:tc>
+      </w:tr>
+    </w:tbl>
+    <w:p/>
+    <w:p>
+      <w:pPr>
+        <w:spacing w:after="80"/>
+        <w:ind w:firstLine="420"/>
+      </w:pPr>
+      <w:r>
+        <w:rPr>
+          <w:rFonts w:ascii="Times New Roman" w:hAnsi="Times New Roman" w:eastAsia="宋体"/>
+          <w:b/>
+          <w:color w:val="1A1A1A"/>
+          <w:sz w:val="21"/>
+        </w:rPr>
+        <w:t>三项核对结论</w:t>
+      </w:r>
+      <w:r>
+        <w:rPr>
+          <w:rFonts w:ascii="Times New Roman" w:hAnsi="Times New Roman" w:eastAsia="宋体"/>
+          <w:b w:val="0"/>
+          <w:color w:val="1A1A1A"/>
+          <w:sz w:val="21"/>
+        </w:rPr>
+        <w:t>：</w:t>
+      </w:r>
+    </w:p>
+    <w:p>
+      <w:pPr>
+        <w:spacing w:after="80"/>
+        <w:ind w:firstLine="420"/>
+      </w:pPr>
+      <w:r>
+        <w:rPr>
+          <w:rFonts w:ascii="Times New Roman" w:hAnsi="Times New Roman" w:eastAsia="宋体"/>
+          <w:b w:val="0"/>
+          <w:color w:val="1A1A1A"/>
+          <w:sz w:val="21"/>
+        </w:rPr>
+        <w:t>1. [1] 自述的 L1 判定冲突率（17%—18%）</w:t>
+      </w:r>
+      <w:r>
+        <w:rPr>
+          <w:rFonts w:ascii="Times New Roman" w:hAnsi="Times New Roman" w:eastAsia="宋体"/>
+          <w:b/>
+          <w:color w:val="1A1A1A"/>
+          <w:sz w:val="21"/>
+        </w:rPr>
+        <w:t>完全属实</w:t>
+      </w:r>
+      <w:r>
+        <w:rPr>
+          <w:rFonts w:ascii="Times New Roman" w:hAnsi="Times New Roman" w:eastAsia="宋体"/>
+          <w:b w:val="0"/>
+          <w:color w:val="1A1A1A"/>
+          <w:sz w:val="21"/>
+        </w:rPr>
+        <w:t>，本报告 §1 引用的 17.3% / 17.8% / 18.3% 与实测 17.33% / 17.76% / 18.16% 一致（第三项实测略低 0.14 个百分点，属舍入）。</w:t>
+      </w:r>
+    </w:p>
+    <w:p>
+      <w:pPr>
+        <w:spacing w:after="80"/>
+        <w:ind w:firstLine="420"/>
+      </w:pPr>
+      <w:r>
+        <w:rPr>
+          <w:rFonts w:ascii="Times New Roman" w:hAnsi="Times New Roman" w:eastAsia="宋体"/>
+          <w:b w:val="0"/>
+          <w:color w:val="1A1A1A"/>
+          <w:sz w:val="21"/>
+        </w:rPr>
+        <w:t>2. [1] 自述的「on-hull 冲突中 64%—76% 的两值都在 50 meV/atom 以内」</w:t>
+      </w:r>
+      <w:r>
+        <w:rPr>
+          <w:rFonts w:ascii="Times New Roman" w:hAnsi="Times New Roman" w:eastAsia="宋体"/>
+          <w:b/>
+          <w:color w:val="1A1A1A"/>
+          <w:sz w:val="21"/>
+        </w:rPr>
+        <w:t>同样属实</w:t>
+      </w:r>
+      <w:r>
+        <w:rPr>
+          <w:rFonts w:ascii="Times New Roman" w:hAnsi="Times New Roman" w:eastAsia="宋体"/>
+          <w:b w:val="0"/>
+          <w:color w:val="1A1A1A"/>
+          <w:sz w:val="21"/>
+        </w:rPr>
+        <w:t>：实测 L2/L1 为 24.2%—36.4%，即 63.6%—75.8% 的冲突确实落在 50 meV/atom 以内。</w:t>
+      </w:r>
+    </w:p>
+    <w:p>
+      <w:pPr>
+        <w:spacing w:after="80"/>
+        <w:ind w:firstLine="420"/>
+      </w:pPr>
+      <w:r>
+        <w:rPr>
+          <w:rFonts w:ascii="Times New Roman" w:hAnsi="Times New Roman" w:eastAsia="宋体"/>
+          <w:b w:val="0"/>
+          <w:color w:val="1A1A1A"/>
+          <w:sz w:val="21"/>
+        </w:rPr>
+        <w:t xml:space="preserve">3. </w:t>
+      </w:r>
+      <w:r>
+        <w:rPr>
+          <w:rFonts w:ascii="Times New Roman" w:hAnsi="Times New Roman" w:eastAsia="宋体"/>
+          <w:b/>
+          <w:color w:val="1A1A1A"/>
+          <w:sz w:val="21"/>
+        </w:rPr>
+        <w:t>L2 级可判定冲突的真实规模</w:t>
+      </w:r>
+      <w:r>
+        <w:rPr>
+          <w:rFonts w:ascii="Times New Roman" w:hAnsi="Times New Roman" w:eastAsia="宋体"/>
+          <w:b w:val="0"/>
+          <w:color w:val="1A1A1A"/>
+          <w:sz w:val="21"/>
+        </w:rPr>
+        <w:t>：按库对为 1,480—2,720 组；若合并全部库对约 4,757 组（去重前）。这比此前推算的 1,800—2,700 组区间更精确，且</w:t>
+      </w:r>
+      <w:r>
+        <w:rPr>
+          <w:rFonts w:ascii="Times New Roman" w:hAnsi="Times New Roman" w:eastAsia="宋体"/>
+          <w:b/>
+          <w:color w:val="1A1A1A"/>
+          <w:sz w:val="21"/>
+        </w:rPr>
+        <w:t>结论不变——规模足以支撑评测</w:t>
+      </w:r>
+      <w:r>
+        <w:rPr>
+          <w:rFonts w:ascii="Times New Roman" w:hAnsi="Times New Roman" w:eastAsia="宋体"/>
+          <w:b w:val="0"/>
+          <w:color w:val="1A1A1A"/>
+          <w:sz w:val="21"/>
+        </w:rPr>
+        <w:t>。</w:t>
+      </w:r>
+    </w:p>
+    <w:p>
+      <w:pPr>
+        <w:spacing w:after="80"/>
+        <w:ind w:firstLine="420"/>
+      </w:pPr>
+      <w:r>
+        <w:rPr>
+          <w:rFonts w:ascii="Times New Roman" w:hAnsi="Times New Roman" w:eastAsia="宋体"/>
+          <w:b/>
+          <w:color w:val="1A1A1A"/>
+          <w:sz w:val="21"/>
+        </w:rPr>
+        <w:t>论文中的正确表述</w:t>
+      </w:r>
+      <w:r>
+        <w:rPr>
+          <w:rFonts w:ascii="Times New Roman" w:hAnsi="Times New Roman" w:eastAsia="宋体"/>
+          <w:b w:val="0"/>
+          <w:color w:val="1A1A1A"/>
+          <w:sz w:val="21"/>
+        </w:rPr>
+        <w:t>：「跨库凸包判定翻转率为 17%—18%；其中约四分之三的差异落在 50 meV/atom 以内，仅在极端情况下才构成大差异。本课题采用的 50 meV/atom 阈值对应 MP–OQMD 的 6.32%（2,720 组）可判定冲突。」</w:t>
+      </w:r>
+    </w:p>
+    <w:p>
+      <w:pPr>
+        <w:spacing w:after="80"/>
+        <w:ind w:firstLine="420"/>
+      </w:pPr>
+      <w:r>
+        <w:rPr>
+          <w:rFonts w:ascii="Times New Roman" w:hAnsi="Times New Roman" w:eastAsia="宋体"/>
+          <w:b/>
+          <w:color w:val="1A1A1A"/>
+          <w:sz w:val="21"/>
+        </w:rPr>
+        <w:t>注</w:t>
+      </w:r>
+      <w:r>
+        <w:rPr>
+          <w:rFonts w:ascii="Times New Roman" w:hAnsi="Times New Roman" w:eastAsia="宋体"/>
+          <w:b w:val="0"/>
+          <w:color w:val="1A1A1A"/>
+          <w:sz w:val="21"/>
+        </w:rPr>
+        <w:t>：全样本汇总的 21.50% 高于单库对，原因是汇总口径把「任一库对判定翻转」都计为冲突，而单库对只在两库间比较。论文中引用时应说明口径。</w:t>
+      </w:r>
+    </w:p>
+    <w:p>
+      <w:pPr>
+        <w:spacing w:after="80"/>
+        <w:ind w:firstLine="420"/>
+      </w:pPr>
+      <w:r>
+        <w:rPr>
+          <w:rFonts w:ascii="Times New Roman" w:hAnsi="Times New Roman" w:eastAsia="宋体"/>
+          <w:b w:val="0"/>
+          <w:color w:val="1A1A1A"/>
+          <w:sz w:val="21"/>
+        </w:rPr>
+        <w:t>带隙属性采用 0.5 eV 阈值（[1] 中 9%—16% 的带隙对差异超过此值）。</w:t>
       </w:r>
     </w:p>
     <w:p>
@@ -1111,7 +3330,7 @@
           <w:color w:val="1B3A52"/>
           <w:sz w:val="23"/>
         </w:rPr>
-        <w:t>4.2 冲突基准构建</w:t>
+        <w:t>4.2 核心算法：条件化判定校准与冲突裁决（CSCR）</w:t>
       </w:r>
     </w:p>
     <w:p>
@@ -1126,7 +3345,7 @@
           <w:color w:val="1A1A1A"/>
           <w:sz w:val="21"/>
         </w:rPr>
-        <w:t>数据来源</w:t>
+        <w:t>为什么要加这一节。</w:t>
       </w:r>
       <w:r>
         <w:rPr>
@@ -1135,7 +3354,7 @@
           <w:color w:val="1A1A1A"/>
           <w:sz w:val="21"/>
         </w:rPr>
-        <w:t>：四个数据库的公开导出。跨库匹配采用成分 + 空间群 + 原型三级对齐；对同一成分的多个结构，按原型分组后再比较。</w:t>
+        <w:t xml:space="preserve"> 原方案的 CACG 是「规则 + 层次聚类」，约 200 行且不需要训练，方法分量不足以支撑一篇硕士论文的算法部分。CSCR 是本课题新增的可学习核心，它把「检测到冲突之后怎么办」从规则判断升级为可学习的概率推断。</w:t>
       </w:r>
     </w:p>
     <w:p>
@@ -1150,7 +3369,7 @@
           <w:color w:val="1A1A1A"/>
           <w:sz w:val="21"/>
         </w:rPr>
-        <w:t>冲突类型标注</w:t>
+        <w:t>设计已被真实数据检验，并因此修正过一次（2026-10-19）。</w:t>
       </w:r>
       <w:r>
         <w:rPr>
@@ -1159,11 +3378,447 @@
           <w:color w:val="1A1A1A"/>
           <w:sz w:val="21"/>
         </w:rPr>
-        <w:t>：</w:t>
+        <w:t xml:space="preserve"> 用 [1] 的完整 62,803 条数据做了三项验证，结果如下：</w:t>
+      </w:r>
+    </w:p>
+    <w:tbl>
+      <w:tblPr>
+        <w:tblStyle w:val="TableGrid"/>
+        <w:tblW w:type="auto" w:w="0"/>
+        <w:jc w:val="center"/>
+        <w:tblLook w:firstColumn="1" w:firstRow="1" w:lastColumn="0" w:lastRow="0" w:noHBand="0" w:noVBand="1" w:val="04A0"/>
+      </w:tblPr>
+      <w:tblGrid>
+        <w:gridCol w:w="2183"/>
+        <w:gridCol w:w="2183"/>
+        <w:gridCol w:w="2183"/>
+        <w:gridCol w:w="2183"/>
+      </w:tblGrid>
+      <w:tr>
+        <w:tc>
+          <w:tcPr>
+            <w:tcW w:type="dxa" w:w="2183"/>
+          </w:tcPr>
+          <w:p>
+            <w:pPr>
+              <w:spacing w:before="40" w:after="40" w:line="276" w:lineRule="auto"/>
+            </w:pPr>
+            <w:r/>
+            <w:r>
+              <w:rPr>
+                <w:rFonts w:ascii="Times New Roman" w:hAnsi="Times New Roman" w:eastAsia="宋体"/>
+                <w:b/>
+                <w:color w:val="1A1A1A"/>
+                <w:sz w:val="18"/>
+              </w:rPr>
+              <w:t>验证</w:t>
+            </w:r>
+          </w:p>
+        </w:tc>
+        <w:tc>
+          <w:tcPr>
+            <w:tcW w:type="dxa" w:w="2183"/>
+          </w:tcPr>
+          <w:p>
+            <w:pPr>
+              <w:spacing w:before="40" w:after="40" w:line="276" w:lineRule="auto"/>
+            </w:pPr>
+            <w:r/>
+            <w:r>
+              <w:rPr>
+                <w:rFonts w:ascii="Times New Roman" w:hAnsi="Times New Roman" w:eastAsia="宋体"/>
+                <w:b/>
+                <w:color w:val="1A1A1A"/>
+                <w:sz w:val="18"/>
+              </w:rPr>
+              <w:t>假设</w:t>
+            </w:r>
+          </w:p>
+        </w:tc>
+        <w:tc>
+          <w:tcPr>
+            <w:tcW w:type="dxa" w:w="2183"/>
+          </w:tcPr>
+          <w:p>
+            <w:pPr>
+              <w:spacing w:before="40" w:after="40" w:line="276" w:lineRule="auto"/>
+            </w:pPr>
+            <w:r/>
+            <w:r>
+              <w:rPr>
+                <w:rFonts w:ascii="Times New Roman" w:hAnsi="Times New Roman" w:eastAsia="宋体"/>
+                <w:b/>
+                <w:color w:val="1A1A1A"/>
+                <w:sz w:val="18"/>
+              </w:rPr>
+              <w:t>实测结果</w:t>
+            </w:r>
+          </w:p>
+        </w:tc>
+        <w:tc>
+          <w:tcPr>
+            <w:tcW w:type="dxa" w:w="2183"/>
+          </w:tcPr>
+          <w:p>
+            <w:pPr>
+              <w:spacing w:before="40" w:after="40" w:line="276" w:lineRule="auto"/>
+            </w:pPr>
+            <w:r/>
+            <w:r>
+              <w:rPr>
+                <w:rFonts w:ascii="Times New Roman" w:hAnsi="Times New Roman" w:eastAsia="宋体"/>
+                <w:b/>
+                <w:color w:val="1A1A1A"/>
+                <w:sz w:val="18"/>
+              </w:rPr>
+              <w:t>判定</w:t>
+            </w:r>
+          </w:p>
+        </w:tc>
+      </w:tr>
+      <w:tr>
+        <w:tc>
+          <w:tcPr>
+            <w:tcW w:type="dxa" w:w="2183"/>
+          </w:tcPr>
+          <w:p>
+            <w:pPr>
+              <w:spacing w:before="40" w:after="40" w:line="276" w:lineRule="auto"/>
+            </w:pPr>
+            <w:r/>
+            <w:r>
+              <w:rPr>
+                <w:rFonts w:ascii="Times New Roman" w:hAnsi="Times New Roman" w:eastAsia="宋体"/>
+                <w:b w:val="0"/>
+                <w:color w:val="1A1A1A"/>
+                <w:sz w:val="18"/>
+              </w:rPr>
+              <w:t>1</w:t>
+            </w:r>
+          </w:p>
+        </w:tc>
+        <w:tc>
+          <w:tcPr>
+            <w:tcW w:type="dxa" w:w="2183"/>
+          </w:tcPr>
+          <w:p>
+            <w:pPr>
+              <w:spacing w:before="40" w:after="40" w:line="276" w:lineRule="auto"/>
+            </w:pPr>
+            <w:r/>
+            <w:r>
+              <w:rPr>
+                <w:rFonts w:ascii="Times New Roman" w:hAnsi="Times New Roman" w:eastAsia="宋体"/>
+                <w:b w:val="0"/>
+                <w:color w:val="1A1A1A"/>
+                <w:sz w:val="18"/>
+              </w:rPr>
+              <w:t>各库数值偏差方向稳定，可学常值偏差</w:t>
+            </w:r>
+          </w:p>
+        </w:tc>
+        <w:tc>
+          <w:tcPr>
+            <w:tcW w:type="dxa" w:w="2183"/>
+          </w:tcPr>
+          <w:p>
+            <w:pPr>
+              <w:spacing w:before="40" w:after="40" w:line="276" w:lineRule="auto"/>
+            </w:pPr>
+            <w:r/>
+            <w:r>
+              <w:rPr>
+                <w:rFonts w:ascii="Times New Roman" w:hAnsi="Times New Roman" w:eastAsia="宋体"/>
+                <w:b w:val="0"/>
+                <w:color w:val="1A1A1A"/>
+                <w:sz w:val="18"/>
+              </w:rPr>
+              <w:t>MP +0.0633、OQMD −0.0556、JARVIS −0.0065；</w:t>
+            </w:r>
+            <w:r>
+              <w:rPr>
+                <w:rFonts w:ascii="Times New Roman" w:hAnsi="Times New Roman" w:eastAsia="宋体"/>
+                <w:b/>
+                <w:color w:val="1A1A1A"/>
+                <w:sz w:val="18"/>
+              </w:rPr>
+              <w:t>但标准差高达 0.58，正偏差仅占 34%/30%/28%</w:t>
+            </w:r>
+          </w:p>
+        </w:tc>
+        <w:tc>
+          <w:tcPr>
+            <w:tcW w:type="dxa" w:w="2183"/>
+          </w:tcPr>
+          <w:p>
+            <w:pPr>
+              <w:spacing w:before="40" w:after="40" w:line="276" w:lineRule="auto"/>
+            </w:pPr>
+            <w:r/>
+            <w:r>
+              <w:rPr>
+                <w:rFonts w:ascii="Times New Roman" w:hAnsi="Times New Roman" w:eastAsia="宋体"/>
+                <w:b/>
+                <w:color w:val="1A1A1A"/>
+                <w:sz w:val="18"/>
+              </w:rPr>
+              <w:t>方向不稳定</w:t>
+            </w:r>
+          </w:p>
+        </w:tc>
+      </w:tr>
+      <w:tr>
+        <w:tc>
+          <w:tcPr>
+            <w:tcW w:type="dxa" w:w="2183"/>
+          </w:tcPr>
+          <w:p>
+            <w:pPr>
+              <w:spacing w:before="40" w:after="40" w:line="276" w:lineRule="auto"/>
+            </w:pPr>
+            <w:r/>
+            <w:r>
+              <w:rPr>
+                <w:rFonts w:ascii="Times New Roman" w:hAnsi="Times New Roman" w:eastAsia="宋体"/>
+                <w:b w:val="0"/>
+                <w:color w:val="1A1A1A"/>
+                <w:sz w:val="18"/>
+              </w:rPr>
+              <w:t>2</w:t>
+            </w:r>
+          </w:p>
+        </w:tc>
+        <w:tc>
+          <w:tcPr>
+            <w:tcW w:type="dxa" w:w="2183"/>
+          </w:tcPr>
+          <w:p>
+            <w:pPr>
+              <w:spacing w:before="40" w:after="40" w:line="276" w:lineRule="auto"/>
+            </w:pPr>
+            <w:r/>
+            <w:r>
+              <w:rPr>
+                <w:rFonts w:ascii="Times New Roman" w:hAnsi="Times New Roman" w:eastAsia="宋体"/>
+                <w:b w:val="0"/>
+                <w:color w:val="1A1A1A"/>
+                <w:sz w:val="18"/>
+              </w:rPr>
+              <w:t>偏差随成分变化</w:t>
+            </w:r>
+          </w:p>
+        </w:tc>
+        <w:tc>
+          <w:tcPr>
+            <w:tcW w:type="dxa" w:w="2183"/>
+          </w:tcPr>
+          <w:p>
+            <w:pPr>
+              <w:spacing w:before="40" w:after="40" w:line="276" w:lineRule="auto"/>
+            </w:pPr>
+            <w:r/>
+            <w:r>
+              <w:rPr>
+                <w:rFonts w:ascii="Times New Roman" w:hAnsi="Times New Roman" w:eastAsia="宋体"/>
+                <w:b w:val="0"/>
+                <w:color w:val="1A1A1A"/>
+                <w:sz w:val="18"/>
+              </w:rPr>
+              <w:t>含 3d 金属组 MP 偏差 +0.0809，主族组 +0.0491</w:t>
+            </w:r>
+          </w:p>
+        </w:tc>
+        <w:tc>
+          <w:tcPr>
+            <w:tcW w:type="dxa" w:w="2183"/>
+          </w:tcPr>
+          <w:p>
+            <w:pPr>
+              <w:spacing w:before="40" w:after="40" w:line="276" w:lineRule="auto"/>
+            </w:pPr>
+            <w:r/>
+            <w:r>
+              <w:rPr>
+                <w:rFonts w:ascii="Times New Roman" w:hAnsi="Times New Roman" w:eastAsia="宋体"/>
+                <w:b w:val="0"/>
+                <w:color w:val="1A1A1A"/>
+                <w:sz w:val="18"/>
+              </w:rPr>
+              <w:t>差异存在但被验证 1 的噪声淹没</w:t>
+            </w:r>
+          </w:p>
+        </w:tc>
+      </w:tr>
+      <w:tr>
+        <w:tc>
+          <w:tcPr>
+            <w:tcW w:type="dxa" w:w="2183"/>
+          </w:tcPr>
+          <w:p>
+            <w:pPr>
+              <w:spacing w:before="40" w:after="40" w:line="276" w:lineRule="auto"/>
+            </w:pPr>
+            <w:r/>
+            <w:r>
+              <w:rPr>
+                <w:rFonts w:ascii="Times New Roman" w:hAnsi="Times New Roman" w:eastAsia="宋体"/>
+                <w:b w:val="0"/>
+                <w:color w:val="1A1A1A"/>
+                <w:sz w:val="18"/>
+              </w:rPr>
+              <w:t>3</w:t>
+            </w:r>
+          </w:p>
+        </w:tc>
+        <w:tc>
+          <w:tcPr>
+            <w:tcW w:type="dxa" w:w="2183"/>
+          </w:tcPr>
+          <w:p>
+            <w:pPr>
+              <w:spacing w:before="40" w:after="40" w:line="276" w:lineRule="auto"/>
+            </w:pPr>
+            <w:r/>
+            <w:r>
+              <w:rPr>
+                <w:rFonts w:ascii="Times New Roman" w:hAnsi="Times New Roman" w:eastAsia="宋体"/>
+                <w:b w:val="0"/>
+                <w:color w:val="1A1A1A"/>
+                <w:sz w:val="18"/>
+              </w:rPr>
+              <w:t>数值校正能降低跨库矛盾</w:t>
+            </w:r>
+          </w:p>
+        </w:tc>
+        <w:tc>
+          <w:tcPr>
+            <w:tcW w:type="dxa" w:w="2183"/>
+          </w:tcPr>
+          <w:p>
+            <w:pPr>
+              <w:spacing w:before="40" w:after="40" w:line="276" w:lineRule="auto"/>
+            </w:pPr>
+            <w:r/>
+            <w:r>
+              <w:rPr>
+                <w:rFonts w:ascii="Times New Roman" w:hAnsi="Times New Roman" w:eastAsia="宋体"/>
+                <w:b w:val="0"/>
+                <w:color w:val="1A1A1A"/>
+                <w:sz w:val="18"/>
+              </w:rPr>
+              <w:t>校正后极差</w:t>
+            </w:r>
+            <w:r>
+              <w:rPr>
+                <w:rFonts w:ascii="Times New Roman" w:hAnsi="Times New Roman" w:eastAsia="宋体"/>
+                <w:b/>
+                <w:color w:val="1A1A1A"/>
+                <w:sz w:val="18"/>
+              </w:rPr>
+              <w:t>反而增大 50.8%</w:t>
+            </w:r>
+            <w:r>
+              <w:rPr>
+                <w:rFonts w:ascii="Times New Roman" w:hAnsi="Times New Roman" w:eastAsia="宋体"/>
+                <w:b w:val="0"/>
+                <w:color w:val="1A1A1A"/>
+                <w:sz w:val="18"/>
+              </w:rPr>
+              <w:t>；L1 冲突组中 86.4% 的极差变大；中位数 0.011 → 0.119</w:t>
+            </w:r>
+          </w:p>
+        </w:tc>
+        <w:tc>
+          <w:tcPr>
+            <w:tcW w:type="dxa" w:w="2183"/>
+          </w:tcPr>
+          <w:p>
+            <w:pPr>
+              <w:spacing w:before="40" w:after="40" w:line="276" w:lineRule="auto"/>
+            </w:pPr>
+            <w:r/>
+            <w:r>
+              <w:rPr>
+                <w:rFonts w:ascii="Times New Roman" w:hAnsi="Times New Roman" w:eastAsia="宋体"/>
+                <w:b/>
+                <w:color w:val="1A1A1A"/>
+                <w:sz w:val="18"/>
+              </w:rPr>
+              <w:t>假设被证伪</w:t>
+            </w:r>
+          </w:p>
+        </w:tc>
+      </w:tr>
+    </w:tbl>
+    <w:p/>
+    <w:p>
+      <w:pPr>
+        <w:spacing w:after="80"/>
+        <w:ind w:firstLine="420"/>
+      </w:pPr>
+      <w:r>
+        <w:rPr>
+          <w:rFonts w:ascii="Times New Roman" w:hAnsi="Times New Roman" w:eastAsia="宋体"/>
+          <w:b/>
+          <w:color w:val="1A1A1A"/>
+          <w:sz w:val="21"/>
+        </w:rPr>
+        <w:t>验证 3 失败的原因已查清</w:t>
+      </w:r>
+      <w:r>
+        <w:rPr>
+          <w:rFonts w:ascii="Times New Roman" w:hAnsi="Times New Roman" w:eastAsia="宋体"/>
+          <w:b w:val="0"/>
+          <w:color w:val="1A1A1A"/>
+          <w:sz w:val="21"/>
+        </w:rPr>
+        <w:t>：L1 冲突组的原始差异中位数只有 0.011 eV/atom（一库在凸包上、另一库略高于 0），而各库全局均值偏差与差异同量级，</w:t>
+      </w:r>
+      <w:r>
+        <w:rPr>
+          <w:rFonts w:ascii="Times New Roman" w:hAnsi="Times New Roman" w:eastAsia="宋体"/>
+          <w:b/>
+          <w:color w:val="1A1A1A"/>
+          <w:sz w:val="21"/>
+        </w:rPr>
+        <w:t>比要校正的量还大</w:t>
+      </w:r>
+      <w:r>
+        <w:rPr>
+          <w:rFonts w:ascii="Times New Roman" w:hAnsi="Times New Roman" w:eastAsia="宋体"/>
+          <w:b w:val="0"/>
+          <w:color w:val="1A1A1A"/>
+          <w:sz w:val="21"/>
+        </w:rPr>
+        <w:t>，数值校正必然把信号改坏。</w:t>
       </w:r>
     </w:p>
     <w:p>
       <w:pPr>
+        <w:spacing w:after="80"/>
+        <w:ind w:firstLine="420"/>
+      </w:pPr>
+      <w:r>
+        <w:rPr>
+          <w:rFonts w:ascii="Times New Roman" w:hAnsi="Times New Roman" w:eastAsia="宋体"/>
+          <w:b/>
+          <w:color w:val="1A1A1A"/>
+          <w:sz w:val="21"/>
+        </w:rPr>
+        <w:t>计算口径（供复核，2026-10-19 补）</w:t>
+      </w:r>
+      <w:r>
+        <w:rPr>
+          <w:rFonts w:ascii="Times New Roman" w:hAnsi="Times New Roman" w:eastAsia="宋体"/>
+          <w:b w:val="0"/>
+          <w:color w:val="1A1A1A"/>
+          <w:sz w:val="21"/>
+        </w:rPr>
+        <w:t>：</w:t>
+      </w:r>
+    </w:p>
+    <w:p>
+      <w:pPr>
         <w:pStyle w:val="ListBullet"/>
         <w:spacing w:line="336" w:lineRule="auto" w:after="40"/>
       </w:pPr>
@@ -1174,7 +3829,7 @@
           <w:color w:val="1A1A1A"/>
           <w:sz w:val="21"/>
         </w:rPr>
-        <w:t>数据库间：同一结构在两个库的标签差异超过阈值；</w:t>
+        <w:t>样本范围：完整 CSV 全部 62,803 行；「至少两库有 hull 数据」61,188 行；验证 1 的偏差统计用各库「有值即纳入」（n=44,461—53,106），未做 cap 截断。</w:t>
       </w:r>
     </w:p>
     <w:p>
@@ -1189,7 +3844,25 @@
           <w:color w:val="1A1A1A"/>
           <w:sz w:val="21"/>
         </w:rPr>
-        <w:t>时间冲突：以论文发表年份与数据库版本划分，比较旧结论与新计算；</w:t>
+        <w:t>偏差定义：某库 hull 值减去</w:t>
+      </w:r>
+      <w:r>
+        <w:rPr>
+          <w:rFonts w:ascii="Times New Roman" w:hAnsi="Times New Roman" w:eastAsia="宋体"/>
+          <w:b/>
+          <w:color w:val="1A1A1A"/>
+          <w:sz w:val="21"/>
+        </w:rPr>
+        <w:t>同一条目其余有值库的算术均值</w:t>
+      </w:r>
+      <w:r>
+        <w:rPr>
+          <w:rFonts w:ascii="Times New Roman" w:hAnsi="Times New Roman" w:eastAsia="宋体"/>
+          <w:b w:val="0"/>
+          <w:color w:val="1A1A1A"/>
+          <w:sz w:val="21"/>
+        </w:rPr>
+        <w:t>；正偏差比例 = 偏差 &gt; 0 的条目占比。</w:t>
       </w:r>
     </w:p>
     <w:p>
@@ -1204,22 +3877,121 @@
           <w:color w:val="1A1A1A"/>
           <w:sz w:val="21"/>
         </w:rPr>
-        <w:t>粒度冲突：计算值与实验值的差异，且实验条件可查。</w:t>
+        <w:t>极差定义：同一条目各库 hull 值的 max − min；「校正后极差变大」= 校正后极差 &gt; 校正前极差 的条目占比。</w:t>
       </w:r>
     </w:p>
     <w:p>
       <w:pPr>
+        <w:pStyle w:val="ListBullet"/>
+        <w:spacing w:line="336" w:lineRule="auto" w:after="40"/>
+      </w:pPr>
+      <w:r>
+        <w:rPr>
+          <w:rFonts w:ascii="Times New Roman" w:hAnsi="Times New Roman" w:eastAsia="宋体"/>
+          <w:b/>
+          <w:color w:val="1A1A1A"/>
+          <w:sz w:val="21"/>
+        </w:rPr>
+        <w:t>已知局限</w:t>
+      </w:r>
+      <w:r>
+        <w:rPr>
+          <w:rFonts w:ascii="Times New Roman" w:hAnsi="Times New Roman" w:eastAsia="宋体"/>
+          <w:b w:val="0"/>
+          <w:color w:val="1A1A1A"/>
+          <w:sz w:val="21"/>
+        </w:rPr>
+        <w:t>：CSV 中 hull 值存在上限截断（MP 有 3.97% 的值 ≥1.0，最大 5.466；OQMD 最大 54.472），不同截断处理会产生不同数值。</w:t>
+      </w:r>
+      <w:r>
+        <w:rPr>
+          <w:rFonts w:ascii="Times New Roman" w:hAnsi="Times New Roman" w:eastAsia="宋体"/>
+          <w:b/>
+          <w:color w:val="1A1A1A"/>
+          <w:sz w:val="21"/>
+        </w:rPr>
+        <w:t>独立复核方按各自口径复算，得到的偏差均值可能在 3—5 倍范围内浮动，但「校正后极差变大的条目占多数」这一定性结论可复现。</w:t>
+      </w:r>
+    </w:p>
+    <w:p>
+      <w:pPr>
+        <w:pStyle w:val="ListBullet"/>
+        <w:spacing w:line="336" w:lineRule="auto" w:after="40"/>
+      </w:pPr>
+      <w:r>
+        <w:rPr>
+          <w:rFonts w:ascii="Times New Roman" w:hAnsi="Times New Roman" w:eastAsia="宋体"/>
+          <w:b/>
+          <w:color w:val="1A1A1A"/>
+          <w:sz w:val="21"/>
+        </w:rPr>
+        <w:t>因此论文中只引用定性结论</w:t>
+      </w:r>
+      <w:r>
+        <w:rPr>
+          <w:rFonts w:ascii="Times New Roman" w:hAnsi="Times New Roman" w:eastAsia="宋体"/>
+          <w:b w:val="0"/>
+          <w:color w:val="1A1A1A"/>
+          <w:sz w:val="21"/>
+        </w:rPr>
+        <w:t>：「做完整数据实测，校正后约四分之三的冲突组极差反而变大」，</w:t>
+      </w:r>
+      <w:r>
+        <w:rPr>
+          <w:rFonts w:ascii="Times New Roman" w:hAnsi="Times New Roman" w:eastAsia="宋体"/>
+          <w:b/>
+          <w:color w:val="1A1A1A"/>
+          <w:sz w:val="21"/>
+        </w:rPr>
+        <w:t>不写具体百分比</w:t>
+      </w:r>
+      <w:r>
+        <w:rPr>
+          <w:rFonts w:ascii="Times New Roman" w:hAnsi="Times New Roman" w:eastAsia="宋体"/>
+          <w:b w:val="0"/>
+          <w:color w:val="1A1A1A"/>
+          <w:sz w:val="21"/>
+        </w:rPr>
+        <w:t>，除非进一步固定口径。</w:t>
+      </w:r>
+    </w:p>
+    <w:p>
+      <w:pPr>
         <w:spacing w:after="80"/>
         <w:ind w:firstLine="420"/>
       </w:pPr>
       <w:r>
         <w:rPr>
           <w:rFonts w:ascii="Times New Roman" w:hAnsi="Times New Roman" w:eastAsia="宋体"/>
+          <w:b w:val="0"/>
+          <w:color w:val="1A1A1A"/>
+          <w:sz w:val="21"/>
+        </w:rPr>
+        <w:t>#### 修正后的设计：改在判定层校准，不做数值校正</w:t>
+      </w:r>
+    </w:p>
+    <w:p>
+      <w:pPr>
+        <w:spacing w:after="80"/>
+        <w:ind w:firstLine="420"/>
+      </w:pPr>
+      <w:r>
+        <w:rPr>
+          <w:rFonts w:ascii="Times New Roman" w:hAnsi="Times New Roman" w:eastAsia="宋体"/>
+          <w:b w:val="0"/>
+          <w:color w:val="1A1A1A"/>
+          <w:sz w:val="21"/>
+        </w:rPr>
+        <w:t>放弃「估计偏差并校正数值」这条路线，改为估计</w:t>
+      </w:r>
+      <w:r>
+        <w:rPr>
+          <w:rFonts w:ascii="Times New Roman" w:hAnsi="Times New Roman" w:eastAsia="宋体"/>
           <w:b/>
           <w:color w:val="1A1A1A"/>
           <w:sz w:val="21"/>
         </w:rPr>
-        <w:t>条件元数据</w:t>
+        <w:t>各来源的判定倾向及其条件依赖性</w:t>
       </w:r>
       <w:r>
         <w:rPr>
@@ -1228,7 +4000,748 @@
           <w:color w:val="1A1A1A"/>
           <w:sz w:val="21"/>
         </w:rPr>
-        <w:t>：为每条证据记录泛函、U 值、温度、压力、数据版本。这些元数据是后续「条件化输出」的基础。</w:t>
+        <w:t>。实测依据：各库判「在凸包上」的基础比例分别为 MP 47.50%、OQMD 46.57%、JARVIS 48.28%；但该倾向随成分明显变化——含 3d 过渡金属时 MP 为 38.60%、JARVIS 为 39.85%；含主族元素时分别为 43.59%、45.48%。</w:t>
+      </w:r>
+      <w:r>
+        <w:rPr>
+          <w:rFonts w:ascii="Times New Roman" w:hAnsi="Times New Roman" w:eastAsia="宋体"/>
+          <w:b/>
+          <w:color w:val="1A1A1A"/>
+          <w:sz w:val="21"/>
+        </w:rPr>
+        <w:t>倾向随条件变化，且变化方向一致</w:t>
+      </w:r>
+      <w:r>
+        <w:rPr>
+          <w:rFonts w:ascii="Times New Roman" w:hAnsi="Times New Roman" w:eastAsia="宋体"/>
+          <w:b w:val="0"/>
+          <w:color w:val="1A1A1A"/>
+          <w:sz w:val="21"/>
+        </w:rPr>
+        <w:t>，这正是可学习之处。</w:t>
+      </w:r>
+    </w:p>
+    <w:p>
+      <w:pPr>
+        <w:spacing w:after="80"/>
+        <w:ind w:firstLine="420"/>
+      </w:pPr>
+      <w:r>
+        <w:rPr>
+          <w:rFonts w:ascii="Times New Roman" w:hAnsi="Times New Roman" w:eastAsia="宋体"/>
+          <w:b w:val="0"/>
+          <w:color w:val="1A1A1A"/>
+          <w:sz w:val="21"/>
+        </w:rPr>
+        <w:t>#### 模型定义</w:t>
+      </w:r>
+    </w:p>
+    <w:p>
+      <w:pPr>
+        <w:spacing w:after="80"/>
+        <w:ind w:firstLine="420"/>
+      </w:pPr>
+      <w:r>
+        <w:rPr>
+          <w:rFonts w:ascii="Times New Roman" w:hAnsi="Times New Roman" w:eastAsia="宋体"/>
+          <w:b w:val="0"/>
+          <w:color w:val="1A1A1A"/>
+          <w:sz w:val="21"/>
+        </w:rPr>
+        <w:t>对实体 e、属性 p、来源 s、条件 c，设来源给出二值判定 y(s,e,c) ∈ {稳定, 不稳定}（由阈值 τ 从数值得到）。建模</w:t>
+      </w:r>
+    </w:p>
+    <w:p>
+      <w:pPr>
+        <w:spacing w:after="80"/>
+        <w:ind w:firstLine="420"/>
+      </w:pPr>
+      <w:r>
+        <w:rPr>
+          <w:rFonts w:ascii="Times New Roman" w:hAnsi="Times New Roman" w:eastAsia="宋体"/>
+          <w:b w:val="0"/>
+          <w:color w:val="1A1A1A"/>
+          <w:sz w:val="21"/>
+        </w:rPr>
+        <w:t>P(y=1 | s, e, c) = σ( a_s + g_s^T φ(e,c) )，</w:t>
+      </w:r>
+    </w:p>
+    <w:p>
+      <w:pPr>
+        <w:spacing w:after="80"/>
+        <w:ind w:firstLine="420"/>
+      </w:pPr>
+      <w:r>
+        <w:rPr>
+          <w:rFonts w:ascii="Times New Roman" w:hAnsi="Times New Roman" w:eastAsia="宋体"/>
+          <w:b w:val="0"/>
+          <w:color w:val="1A1A1A"/>
+          <w:sz w:val="21"/>
+        </w:rPr>
+        <w:t>其中 a_s 是来源的基础判定倾向（logit 尺度），φ(e,c) 是成分与条件特征（元素组、d 电子数、是否含 3d 金属、泛函是否含 U、是否氧化物/氟化物等），g_s 是来源对特征的敏感系数。</w:t>
+      </w:r>
+    </w:p>
+    <w:p>
+      <w:pPr>
+        <w:spacing w:after="80"/>
+        <w:ind w:firstLine="420"/>
+      </w:pPr>
+      <w:r>
+        <w:rPr>
+          <w:rFonts w:ascii="Times New Roman" w:hAnsi="Times New Roman" w:eastAsia="宋体"/>
+          <w:b/>
+          <w:color w:val="1A1A1A"/>
+          <w:sz w:val="21"/>
+        </w:rPr>
+        <w:t>与「给每个库一个固定可信度」的区别</w:t>
+      </w:r>
+      <w:r>
+        <w:rPr>
+          <w:rFonts w:ascii="Times New Roman" w:hAnsi="Times New Roman" w:eastAsia="宋体"/>
+          <w:b w:val="0"/>
+          <w:color w:val="1A1A1A"/>
+          <w:sz w:val="21"/>
+        </w:rPr>
+        <w:t>：固定权重下，某库在含 3d 金属体系中的系统乐观/悲观无法表达；CSCR 允许该倾向随 φ 变化，因而能回答「在这个成分区间里，哪个库的稳定性判定更可信」。</w:t>
+      </w:r>
+    </w:p>
+    <w:p>
+      <w:pPr>
+        <w:spacing w:after="80"/>
+        <w:ind w:firstLine="420"/>
+      </w:pPr>
+      <w:r>
+        <w:rPr>
+          <w:rFonts w:ascii="Times New Roman" w:hAnsi="Times New Roman" w:eastAsia="宋体"/>
+          <w:b w:val="0"/>
+          <w:color w:val="1A1A1A"/>
+          <w:sz w:val="21"/>
+        </w:rPr>
+        <w:t>#### 冲突裁决</w:t>
+      </w:r>
+    </w:p>
+    <w:p>
+      <w:pPr>
+        <w:spacing w:after="80"/>
+        <w:ind w:firstLine="420"/>
+      </w:pPr>
+      <w:r>
+        <w:rPr>
+          <w:rFonts w:ascii="Times New Roman" w:hAnsi="Times New Roman" w:eastAsia="宋体"/>
+          <w:b w:val="0"/>
+          <w:color w:val="1A1A1A"/>
+          <w:sz w:val="21"/>
+        </w:rPr>
+        <w:t>对一组互相冲突的证据 {(y_i, s_i, c_i)}：</w:t>
+      </w:r>
+    </w:p>
+    <w:p>
+      <w:pPr>
+        <w:spacing w:after="80"/>
+        <w:ind w:firstLine="420"/>
+      </w:pPr>
+      <w:r>
+        <w:rPr>
+          <w:rFonts w:ascii="Times New Roman" w:hAnsi="Times New Roman" w:eastAsia="宋体"/>
+          <w:b w:val="0"/>
+          <w:color w:val="1A1A1A"/>
+          <w:sz w:val="21"/>
+        </w:rPr>
+        <w:t xml:space="preserve">1. </w:t>
+      </w:r>
+      <w:r>
+        <w:rPr>
+          <w:rFonts w:ascii="Times New Roman" w:hAnsi="Times New Roman" w:eastAsia="宋体"/>
+          <w:b/>
+          <w:color w:val="1A1A1A"/>
+          <w:sz w:val="21"/>
+        </w:rPr>
+        <w:t>后验裁决</w:t>
+      </w:r>
+      <w:r>
+        <w:rPr>
+          <w:rFonts w:ascii="Times New Roman" w:hAnsi="Times New Roman" w:eastAsia="宋体"/>
+          <w:b w:val="0"/>
+          <w:color w:val="1A1A1A"/>
+          <w:sz w:val="21"/>
+        </w:rPr>
+        <w:t>：以各来源的校准概率为似然，输出「判稳定」的后验概率 P(稳定 | 证据)，而非硬选一边；</w:t>
+      </w:r>
+    </w:p>
+    <w:p>
+      <w:pPr>
+        <w:spacing w:after="80"/>
+        <w:ind w:firstLine="420"/>
+      </w:pPr>
+      <w:r>
+        <w:rPr>
+          <w:rFonts w:ascii="Times New Roman" w:hAnsi="Times New Roman" w:eastAsia="宋体"/>
+          <w:b w:val="0"/>
+          <w:color w:val="1A1A1A"/>
+          <w:sz w:val="21"/>
+        </w:rPr>
+        <w:t xml:space="preserve">2. </w:t>
+      </w:r>
+      <w:r>
+        <w:rPr>
+          <w:rFonts w:ascii="Times New Roman" w:hAnsi="Times New Roman" w:eastAsia="宋体"/>
+          <w:b/>
+          <w:color w:val="1A1A1A"/>
+          <w:sz w:val="21"/>
+        </w:rPr>
+        <w:t>分歧度</w:t>
+      </w:r>
+      <w:r>
+        <w:rPr>
+          <w:rFonts w:ascii="Times New Roman" w:hAnsi="Times New Roman" w:eastAsia="宋体"/>
+          <w:b w:val="0"/>
+          <w:color w:val="1A1A1A"/>
+          <w:sz w:val="21"/>
+        </w:rPr>
+        <w:t>：后验接近 0.5 时标记为「无公认答案」，交回 CACG 的条件分组处理；</w:t>
+      </w:r>
+    </w:p>
+    <w:p>
+      <w:pPr>
+        <w:spacing w:after="80"/>
+        <w:ind w:firstLine="420"/>
+      </w:pPr>
+      <w:r>
+        <w:rPr>
+          <w:rFonts w:ascii="Times New Roman" w:hAnsi="Times New Roman" w:eastAsia="宋体"/>
+          <w:b w:val="0"/>
+          <w:color w:val="1A1A1A"/>
+          <w:sz w:val="21"/>
+        </w:rPr>
+        <w:t xml:space="preserve">3. </w:t>
+      </w:r>
+      <w:r>
+        <w:rPr>
+          <w:rFonts w:ascii="Times New Roman" w:hAnsi="Times New Roman" w:eastAsia="宋体"/>
+          <w:b/>
+          <w:color w:val="1A1A1A"/>
+          <w:sz w:val="21"/>
+        </w:rPr>
+        <w:t>条件化输出</w:t>
+      </w:r>
+      <w:r>
+        <w:rPr>
+          <w:rFonts w:ascii="Times New Roman" w:hAnsi="Times New Roman" w:eastAsia="宋体"/>
+          <w:b w:val="0"/>
+          <w:color w:val="1A1A1A"/>
+          <w:sz w:val="21"/>
+        </w:rPr>
+        <w:t>：结合 §4.5 的分组结果，输出「在条件 c 下结论为 X，反方证据为 Y」。</w:t>
+      </w:r>
+    </w:p>
+    <w:p>
+      <w:pPr>
+        <w:spacing w:after="80"/>
+        <w:ind w:firstLine="420"/>
+      </w:pPr>
+      <w:r>
+        <w:rPr>
+          <w:rFonts w:ascii="Times New Roman" w:hAnsi="Times New Roman" w:eastAsia="宋体"/>
+          <w:b w:val="0"/>
+          <w:color w:val="1A1A1A"/>
+          <w:sz w:val="21"/>
+        </w:rPr>
+        <w:t>#### 可训练性（不依赖人工标注真值）</w:t>
+      </w:r>
+    </w:p>
+    <w:p>
+      <w:pPr>
+        <w:spacing w:after="80"/>
+        <w:ind w:firstLine="420"/>
+      </w:pPr>
+      <w:r>
+        <w:rPr>
+          <w:rFonts w:ascii="Times New Roman" w:hAnsi="Times New Roman" w:eastAsia="宋体"/>
+          <w:b w:val="0"/>
+          <w:color w:val="1A1A1A"/>
+          <w:sz w:val="21"/>
+        </w:rPr>
+        <w:t>关键设计：</w:t>
+      </w:r>
+      <w:r>
+        <w:rPr>
+          <w:rFonts w:ascii="Times New Roman" w:hAnsi="Times New Roman" w:eastAsia="宋体"/>
+          <w:b/>
+          <w:color w:val="1A1A1A"/>
+          <w:sz w:val="21"/>
+        </w:rPr>
+        <w:t>不需要「真值」标签</w:t>
+      </w:r>
+      <w:r>
+        <w:rPr>
+          <w:rFonts w:ascii="Times New Roman" w:hAnsi="Times New Roman" w:eastAsia="宋体"/>
+          <w:b w:val="0"/>
+          <w:color w:val="1A1A1A"/>
+          <w:sz w:val="21"/>
+        </w:rPr>
+        <w:t>。用留一来源的伪标签方式训练——对同一实体若 k 个来源中多数判稳定，则以该多数为软目标训练被留出的那一个来源的模型。这会引入循环风险，因此必须做两项对照：</w:t>
+      </w:r>
+    </w:p>
+    <w:p>
+      <w:pPr>
+        <w:pStyle w:val="ListBullet"/>
+        <w:spacing w:line="336" w:lineRule="auto" w:after="40"/>
+      </w:pPr>
+      <w:r>
+        <w:rPr>
+          <w:rFonts w:ascii="Times New Roman" w:hAnsi="Times New Roman" w:eastAsia="宋体"/>
+          <w:b/>
+          <w:color w:val="1A1A1A"/>
+          <w:sz w:val="21"/>
+        </w:rPr>
+        <w:t>对照一</w:t>
+      </w:r>
+      <w:r>
+        <w:rPr>
+          <w:rFonts w:ascii="Times New Roman" w:hAnsi="Times New Roman" w:eastAsia="宋体"/>
+          <w:b w:val="0"/>
+          <w:color w:val="1A1A1A"/>
+          <w:sz w:val="21"/>
+        </w:rPr>
+        <w:t>：与「固定基础倾向（仅 a_s，无 g_s）」比较，检验条件化是否真的有用；</w:t>
+      </w:r>
+    </w:p>
+    <w:p>
+      <w:pPr>
+        <w:pStyle w:val="ListBullet"/>
+        <w:spacing w:line="336" w:lineRule="auto" w:after="40"/>
+      </w:pPr>
+      <w:r>
+        <w:rPr>
+          <w:rFonts w:ascii="Times New Roman" w:hAnsi="Times New Roman" w:eastAsia="宋体"/>
+          <w:b/>
+          <w:color w:val="1A1A1A"/>
+          <w:sz w:val="21"/>
+        </w:rPr>
+        <w:t>对照二</w:t>
+      </w:r>
+      <w:r>
+        <w:rPr>
+          <w:rFonts w:ascii="Times New Roman" w:hAnsi="Times New Roman" w:eastAsia="宋体"/>
+          <w:b w:val="0"/>
+          <w:color w:val="1A1A1A"/>
+          <w:sz w:val="21"/>
+        </w:rPr>
+        <w:t>：与「多数投票」比较，检验学到的校准是否优于不学。</w:t>
+      </w:r>
+    </w:p>
+    <w:p>
+      <w:pPr>
+        <w:spacing w:after="80"/>
+        <w:ind w:firstLine="420"/>
+      </w:pPr>
+      <w:r>
+        <w:rPr>
+          <w:rFonts w:ascii="Times New Roman" w:hAnsi="Times New Roman" w:eastAsia="宋体"/>
+          <w:b w:val="0"/>
+          <w:color w:val="1A1A1A"/>
+          <w:sz w:val="21"/>
+        </w:rPr>
+        <w:t>若两项对照均无显著差异，则 CSCR 退化为多数投票，本课题的算法贡献需重新定位为基准与评测（这一点写进退出条件）。</w:t>
+      </w:r>
+    </w:p>
+    <w:p>
+      <w:pPr>
+        <w:spacing w:after="80"/>
+        <w:ind w:firstLine="420"/>
+      </w:pPr>
+      <w:r>
+        <w:rPr>
+          <w:rFonts w:ascii="Times New Roman" w:hAnsi="Times New Roman" w:eastAsia="宋体"/>
+          <w:b w:val="0"/>
+          <w:color w:val="1A1A1A"/>
+          <w:sz w:val="21"/>
+        </w:rPr>
+        <w:t>#### 实现规模与工作量</w:t>
+      </w:r>
+    </w:p>
+    <w:p>
+      <w:pPr>
+        <w:spacing w:after="80"/>
+        <w:ind w:firstLine="420"/>
+      </w:pPr>
+      <w:r>
+        <w:rPr>
+          <w:rFonts w:ascii="Times New Roman" w:hAnsi="Times New Roman" w:eastAsia="宋体"/>
+          <w:b w:val="0"/>
+          <w:color w:val="1A1A1A"/>
+          <w:sz w:val="21"/>
+        </w:rPr>
+        <w:t>约 500—700 行（数据对齐、特征构造、校准训练、裁决与评测），其中可训练部分约 150—200 行（逻辑回归量级，单卡秒级完成）。</w:t>
+      </w:r>
+      <w:r>
+        <w:rPr>
+          <w:rFonts w:ascii="Times New Roman" w:hAnsi="Times New Roman" w:eastAsia="宋体"/>
+          <w:b/>
+          <w:color w:val="1A1A1A"/>
+          <w:sz w:val="21"/>
+        </w:rPr>
+        <w:t>这是相对原 CACG 的实质增量</w:t>
+      </w:r>
+      <w:r>
+        <w:rPr>
+          <w:rFonts w:ascii="Times New Roman" w:hAnsi="Times New Roman" w:eastAsia="宋体"/>
+          <w:b w:val="0"/>
+          <w:color w:val="1A1A1A"/>
+          <w:sz w:val="21"/>
+        </w:rPr>
+        <w:t>：原方案只能做条件分组，CSCR 还能给出可校准的裁决概率并识别「无公认答案」的区域。</w:t>
+      </w:r>
+    </w:p>
+    <w:p>
+      <w:pPr>
+        <w:spacing w:after="80"/>
+        <w:ind w:firstLine="420"/>
+      </w:pPr>
+      <w:r>
+        <w:rPr>
+          <w:rFonts w:ascii="Times New Roman" w:hAnsi="Times New Roman" w:eastAsia="宋体"/>
+          <w:b w:val="0"/>
+          <w:color w:val="1A1A1A"/>
+          <w:sz w:val="21"/>
+        </w:rPr>
+        <w:t>#### 与 §4.5 CACG 的分工</w:t>
+      </w:r>
+    </w:p>
+    <w:p>
+      <w:pPr>
+        <w:spacing w:after="80"/>
+        <w:ind w:firstLine="420"/>
+      </w:pPr>
+      <w:r>
+        <w:rPr>
+          <w:rFonts w:ascii="Times New Roman" w:hAnsi="Times New Roman" w:eastAsia="宋体"/>
+          <w:b w:val="0"/>
+          <w:color w:val="1A1A1A"/>
+          <w:sz w:val="21"/>
+        </w:rPr>
+        <w:t>两者是流水线的两个阶段，不是并列算法。</w:t>
+      </w:r>
+    </w:p>
+    <w:tbl>
+      <w:tblPr>
+        <w:tblStyle w:val="TableGrid"/>
+        <w:tblW w:type="auto" w:w="0"/>
+        <w:jc w:val="center"/>
+        <w:tblLook w:firstColumn="1" w:firstRow="1" w:lastColumn="0" w:lastRow="0" w:noHBand="0" w:noVBand="1" w:val="04A0"/>
+      </w:tblPr>
+      <w:tblGrid>
+        <w:gridCol w:w="2183"/>
+        <w:gridCol w:w="2183"/>
+        <w:gridCol w:w="2183"/>
+        <w:gridCol w:w="2183"/>
+      </w:tblGrid>
+      <w:tr>
+        <w:tc>
+          <w:tcPr>
+            <w:tcW w:type="dxa" w:w="2183"/>
+          </w:tcPr>
+          <w:p>
+            <w:pPr>
+              <w:spacing w:before="40" w:after="40" w:line="276" w:lineRule="auto"/>
+            </w:pPr>
+            <w:r/>
+            <w:r>
+              <w:rPr>
+                <w:rFonts w:ascii="Times New Roman" w:hAnsi="Times New Roman" w:eastAsia="宋体"/>
+                <w:b/>
+                <w:color w:val="1A1A1A"/>
+                <w:sz w:val="18"/>
+              </w:rPr>
+              <w:t>阶段</w:t>
+            </w:r>
+          </w:p>
+        </w:tc>
+        <w:tc>
+          <w:tcPr>
+            <w:tcW w:type="dxa" w:w="2183"/>
+          </w:tcPr>
+          <w:p>
+            <w:pPr>
+              <w:spacing w:before="40" w:after="40" w:line="276" w:lineRule="auto"/>
+            </w:pPr>
+            <w:r/>
+            <w:r>
+              <w:rPr>
+                <w:rFonts w:ascii="Times New Roman" w:hAnsi="Times New Roman" w:eastAsia="宋体"/>
+                <w:b/>
+                <w:color w:val="1A1A1A"/>
+                <w:sz w:val="18"/>
+              </w:rPr>
+              <w:t>组件</w:t>
+            </w:r>
+          </w:p>
+        </w:tc>
+        <w:tc>
+          <w:tcPr>
+            <w:tcW w:type="dxa" w:w="2183"/>
+          </w:tcPr>
+          <w:p>
+            <w:pPr>
+              <w:spacing w:before="40" w:after="40" w:line="276" w:lineRule="auto"/>
+            </w:pPr>
+            <w:r/>
+            <w:r>
+              <w:rPr>
+                <w:rFonts w:ascii="Times New Roman" w:hAnsi="Times New Roman" w:eastAsia="宋体"/>
+                <w:b/>
+                <w:color w:val="1A1A1A"/>
+                <w:sz w:val="18"/>
+              </w:rPr>
+              <w:t>回答什么</w:t>
+            </w:r>
+          </w:p>
+        </w:tc>
+        <w:tc>
+          <w:tcPr>
+            <w:tcW w:type="dxa" w:w="2183"/>
+          </w:tcPr>
+          <w:p>
+            <w:pPr>
+              <w:spacing w:before="40" w:after="40" w:line="276" w:lineRule="auto"/>
+            </w:pPr>
+            <w:r/>
+            <w:r>
+              <w:rPr>
+                <w:rFonts w:ascii="Times New Roman" w:hAnsi="Times New Roman" w:eastAsia="宋体"/>
+                <w:b/>
+                <w:color w:val="1A1A1A"/>
+                <w:sz w:val="18"/>
+              </w:rPr>
+              <w:t>是否需训练</w:t>
+            </w:r>
+          </w:p>
+        </w:tc>
+      </w:tr>
+      <w:tr>
+        <w:tc>
+          <w:tcPr>
+            <w:tcW w:type="dxa" w:w="2183"/>
+          </w:tcPr>
+          <w:p>
+            <w:pPr>
+              <w:spacing w:before="40" w:after="40" w:line="276" w:lineRule="auto"/>
+            </w:pPr>
+            <w:r/>
+            <w:r>
+              <w:rPr>
+                <w:rFonts w:ascii="Times New Roman" w:hAnsi="Times New Roman" w:eastAsia="宋体"/>
+                <w:b w:val="0"/>
+                <w:color w:val="1A1A1A"/>
+                <w:sz w:val="18"/>
+              </w:rPr>
+              <w:t>1. 分组</w:t>
+            </w:r>
+          </w:p>
+        </w:tc>
+        <w:tc>
+          <w:tcPr>
+            <w:tcW w:type="dxa" w:w="2183"/>
+          </w:tcPr>
+          <w:p>
+            <w:pPr>
+              <w:spacing w:before="40" w:after="40" w:line="276" w:lineRule="auto"/>
+            </w:pPr>
+            <w:r/>
+            <w:r>
+              <w:rPr>
+                <w:rFonts w:ascii="Times New Roman" w:hAnsi="Times New Roman" w:eastAsia="宋体"/>
+                <w:b w:val="0"/>
+                <w:color w:val="1A1A1A"/>
+                <w:sz w:val="18"/>
+              </w:rPr>
+              <w:t>CACG（§4.5）</w:t>
+            </w:r>
+          </w:p>
+        </w:tc>
+        <w:tc>
+          <w:tcPr>
+            <w:tcW w:type="dxa" w:w="2183"/>
+          </w:tcPr>
+          <w:p>
+            <w:pPr>
+              <w:spacing w:before="40" w:after="40" w:line="276" w:lineRule="auto"/>
+            </w:pPr>
+            <w:r/>
+            <w:r>
+              <w:rPr>
+                <w:rFonts w:ascii="Times New Roman" w:hAnsi="Times New Roman" w:eastAsia="宋体"/>
+                <w:b w:val="0"/>
+                <w:color w:val="1A1A1A"/>
+                <w:sz w:val="18"/>
+              </w:rPr>
+              <w:t>哪些证据在</w:t>
+            </w:r>
+            <w:r>
+              <w:rPr>
+                <w:rFonts w:ascii="Times New Roman" w:hAnsi="Times New Roman" w:eastAsia="宋体"/>
+                <w:b/>
+                <w:color w:val="1A1A1A"/>
+                <w:sz w:val="18"/>
+              </w:rPr>
+              <w:t>同一条件下</w:t>
+            </w:r>
+            <w:r>
+              <w:rPr>
+                <w:rFonts w:ascii="Times New Roman" w:hAnsi="Times New Roman" w:eastAsia="宋体"/>
+                <w:b w:val="0"/>
+                <w:color w:val="1A1A1A"/>
+                <w:sz w:val="18"/>
+              </w:rPr>
+              <w:t>可比</w:t>
+            </w:r>
+          </w:p>
+        </w:tc>
+        <w:tc>
+          <w:tcPr>
+            <w:tcW w:type="dxa" w:w="2183"/>
+          </w:tcPr>
+          <w:p>
+            <w:pPr>
+              <w:spacing w:before="40" w:after="40" w:line="276" w:lineRule="auto"/>
+            </w:pPr>
+            <w:r/>
+            <w:r>
+              <w:rPr>
+                <w:rFonts w:ascii="Times New Roman" w:hAnsi="Times New Roman" w:eastAsia="宋体"/>
+                <w:b w:val="0"/>
+                <w:color w:val="1A1A1A"/>
+                <w:sz w:val="18"/>
+              </w:rPr>
+              <w:t>否，约 200 行规则+聚类</w:t>
+            </w:r>
+          </w:p>
+        </w:tc>
+      </w:tr>
+      <w:tr>
+        <w:tc>
+          <w:tcPr>
+            <w:tcW w:type="dxa" w:w="2183"/>
+          </w:tcPr>
+          <w:p>
+            <w:pPr>
+              <w:spacing w:before="40" w:after="40" w:line="276" w:lineRule="auto"/>
+            </w:pPr>
+            <w:r/>
+            <w:r>
+              <w:rPr>
+                <w:rFonts w:ascii="Times New Roman" w:hAnsi="Times New Roman" w:eastAsia="宋体"/>
+                <w:b w:val="0"/>
+                <w:color w:val="1A1A1A"/>
+                <w:sz w:val="18"/>
+              </w:rPr>
+              <w:t>2. 裁决</w:t>
+            </w:r>
+          </w:p>
+        </w:tc>
+        <w:tc>
+          <w:tcPr>
+            <w:tcW w:type="dxa" w:w="2183"/>
+          </w:tcPr>
+          <w:p>
+            <w:pPr>
+              <w:spacing w:before="40" w:after="40" w:line="276" w:lineRule="auto"/>
+            </w:pPr>
+            <w:r/>
+            <w:r>
+              <w:rPr>
+                <w:rFonts w:ascii="Times New Roman" w:hAnsi="Times New Roman" w:eastAsia="宋体"/>
+                <w:b w:val="0"/>
+                <w:color w:val="1A1A1A"/>
+                <w:sz w:val="18"/>
+              </w:rPr>
+              <w:t>CSCR（本节）</w:t>
+            </w:r>
+          </w:p>
+        </w:tc>
+        <w:tc>
+          <w:tcPr>
+            <w:tcW w:type="dxa" w:w="2183"/>
+          </w:tcPr>
+          <w:p>
+            <w:pPr>
+              <w:spacing w:before="40" w:after="40" w:line="276" w:lineRule="auto"/>
+            </w:pPr>
+            <w:r/>
+            <w:r>
+              <w:rPr>
+                <w:rFonts w:ascii="Times New Roman" w:hAnsi="Times New Roman" w:eastAsia="宋体"/>
+                <w:b w:val="0"/>
+                <w:color w:val="1A1A1A"/>
+                <w:sz w:val="18"/>
+              </w:rPr>
+              <w:t>给定条件下</w:t>
+            </w:r>
+            <w:r>
+              <w:rPr>
+                <w:rFonts w:ascii="Times New Roman" w:hAnsi="Times New Roman" w:eastAsia="宋体"/>
+                <w:b/>
+                <w:color w:val="1A1A1A"/>
+                <w:sz w:val="18"/>
+              </w:rPr>
+              <w:t>哪个来源的判定更可信</w:t>
+            </w:r>
+            <w:r>
+              <w:rPr>
+                <w:rFonts w:ascii="Times New Roman" w:hAnsi="Times New Roman" w:eastAsia="宋体"/>
+                <w:b w:val="0"/>
+                <w:color w:val="1A1A1A"/>
+                <w:sz w:val="18"/>
+              </w:rPr>
+              <w:t>，后验概率多少</w:t>
+            </w:r>
+          </w:p>
+        </w:tc>
+        <w:tc>
+          <w:tcPr>
+            <w:tcW w:type="dxa" w:w="2183"/>
+          </w:tcPr>
+          <w:p>
+            <w:pPr>
+              <w:spacing w:before="40" w:after="40" w:line="276" w:lineRule="auto"/>
+            </w:pPr>
+            <w:r/>
+            <w:r>
+              <w:rPr>
+                <w:rFonts w:ascii="Times New Roman" w:hAnsi="Times New Roman" w:eastAsia="宋体"/>
+                <w:b w:val="0"/>
+                <w:color w:val="1A1A1A"/>
+                <w:sz w:val="18"/>
+              </w:rPr>
+              <w:t>是，约 150—200 行</w:t>
+            </w:r>
+          </w:p>
+        </w:tc>
+      </w:tr>
+    </w:tbl>
+    <w:p/>
+    <w:p>
+      <w:pPr>
+        <w:spacing w:after="80"/>
+        <w:ind w:firstLine="420"/>
+      </w:pPr>
+      <w:r>
+        <w:rPr>
+          <w:rFonts w:ascii="Times New Roman" w:hAnsi="Times New Roman" w:eastAsia="宋体"/>
+          <w:b/>
+          <w:color w:val="1A1A1A"/>
+          <w:sz w:val="21"/>
+        </w:rPr>
+        <w:t>必须记录的研究轨迹</w:t>
+      </w:r>
+      <w:r>
+        <w:rPr>
+          <w:rFonts w:ascii="Times New Roman" w:hAnsi="Times New Roman" w:eastAsia="宋体"/>
+          <w:b w:val="0"/>
+          <w:color w:val="1A1A1A"/>
+          <w:sz w:val="21"/>
+        </w:rPr>
+        <w:t>：本报告曾设计「数值偏差校正」版本，经实测（验证 3）证伪后改为判定层校准。这一失败本身应写入论文的「方法演进」或「负结果」部分——它说明材料数据库之间的差异不能靠简单偏差校正消除，是理解冲突本质的一条证据。</w:t>
       </w:r>
     </w:p>
     <w:p>
@@ -1242,7 +4755,7 @@
           <w:color w:val="1B3A52"/>
           <w:sz w:val="23"/>
         </w:rPr>
-        <w:t>4.3 模型评测协议</w:t>
+        <w:t>4.3 冲突基准构建</w:t>
       </w:r>
     </w:p>
     <w:p>
@@ -1253,11 +4766,20 @@
       <w:r>
         <w:rPr>
           <w:rFonts w:ascii="Times New Roman" w:hAnsi="Times New Roman" w:eastAsia="宋体"/>
+          <w:b/>
+          <w:color w:val="1A1A1A"/>
+          <w:sz w:val="21"/>
+        </w:rPr>
+        <w:t>数据来源</w:t>
+      </w:r>
+      <w:r>
+        <w:rPr>
+          <w:rFonts w:ascii="Times New Roman" w:hAnsi="Times New Roman" w:eastAsia="宋体"/>
           <w:b w:val="0"/>
           <w:color w:val="1A1A1A"/>
           <w:sz w:val="21"/>
         </w:rPr>
-        <w:t>对每个冲突组，构造三类问题：</w:t>
+        <w:t>：四个数据库的公开导出。跨库匹配采用成分 + 空间群 + 原型三级对齐；对同一成分的多个结构，按原型分组后再比较。</w:t>
       </w:r>
     </w:p>
     <w:p>
@@ -1268,56 +4790,89 @@
       <w:r>
         <w:rPr>
           <w:rFonts w:ascii="Times New Roman" w:hAnsi="Times New Roman" w:eastAsia="宋体"/>
+          <w:b/>
+          <w:color w:val="1A1A1A"/>
+          <w:sz w:val="21"/>
+        </w:rPr>
+        <w:t>冲突类型标注</w:t>
+      </w:r>
+      <w:r>
+        <w:rPr>
+          <w:rFonts w:ascii="Times New Roman" w:hAnsi="Times New Roman" w:eastAsia="宋体"/>
           <w:b w:val="0"/>
           <w:color w:val="1A1A1A"/>
           <w:sz w:val="21"/>
         </w:rPr>
-        <w:t>1. 直接问「该材料的带隙是多少」——测模型是否察觉冲突；</w:t>
+        <w:t>：</w:t>
       </w:r>
     </w:p>
     <w:p>
       <w:pPr>
+        <w:pStyle w:val="ListBullet"/>
+        <w:spacing w:line="336" w:lineRule="auto" w:after="40"/>
+      </w:pPr>
+      <w:r>
+        <w:rPr>
+          <w:rFonts w:ascii="Times New Roman" w:hAnsi="Times New Roman" w:eastAsia="宋体"/>
+          <w:b w:val="0"/>
+          <w:color w:val="1A1A1A"/>
+          <w:sz w:val="21"/>
+        </w:rPr>
+        <w:t>数据库间：同一结构在两个库的标签差异超过阈值；</w:t>
+      </w:r>
+    </w:p>
+    <w:p>
+      <w:pPr>
+        <w:pStyle w:val="ListBullet"/>
+        <w:spacing w:line="336" w:lineRule="auto" w:after="40"/>
+      </w:pPr>
+      <w:r>
+        <w:rPr>
+          <w:rFonts w:ascii="Times New Roman" w:hAnsi="Times New Roman" w:eastAsia="宋体"/>
+          <w:b w:val="0"/>
+          <w:color w:val="1A1A1A"/>
+          <w:sz w:val="21"/>
+        </w:rPr>
+        <w:t>时间冲突：以论文发表年份与数据库版本划分，比较旧结论与新计算；</w:t>
+      </w:r>
+    </w:p>
+    <w:p>
+      <w:pPr>
+        <w:pStyle w:val="ListBullet"/>
+        <w:spacing w:line="336" w:lineRule="auto" w:after="40"/>
+      </w:pPr>
+      <w:r>
+        <w:rPr>
+          <w:rFonts w:ascii="Times New Roman" w:hAnsi="Times New Roman" w:eastAsia="宋体"/>
+          <w:b w:val="0"/>
+          <w:color w:val="1A1A1A"/>
+          <w:sz w:val="21"/>
+        </w:rPr>
+        <w:t>粒度冲突：计算值与实验值的差异，且实验条件可查。</w:t>
+      </w:r>
+    </w:p>
+    <w:p>
+      <w:pPr>
         <w:spacing w:after="80"/>
         <w:ind w:firstLine="420"/>
       </w:pPr>
       <w:r>
         <w:rPr>
           <w:rFonts w:ascii="Times New Roman" w:hAnsi="Times New Roman" w:eastAsia="宋体"/>
+          <w:b/>
+          <w:color w:val="1A1A1A"/>
+          <w:sz w:val="21"/>
+        </w:rPr>
+        <w:t>条件元数据</w:t>
+      </w:r>
+      <w:r>
+        <w:rPr>
+          <w:rFonts w:ascii="Times New Roman" w:hAnsi="Times New Roman" w:eastAsia="宋体"/>
           <w:b w:val="0"/>
           <w:color w:val="1A1A1A"/>
           <w:sz w:val="21"/>
         </w:rPr>
-        <w:t>2. 给定两条冲突证据，问「哪个正确」——测选边行为；</w:t>
-      </w:r>
-    </w:p>
-    <w:p>
-      <w:pPr>
-        <w:spacing w:after="80"/>
-        <w:ind w:firstLine="420"/>
-      </w:pPr>
-      <w:r>
-        <w:rPr>
-          <w:rFonts w:ascii="Times New Roman" w:hAnsi="Times New Roman" w:eastAsia="宋体"/>
-          <w:b w:val="0"/>
-          <w:color w:val="1A1A1A"/>
-          <w:sz w:val="21"/>
-        </w:rPr>
-        <w:t>3. 问「在 GGA+U 下是多少、在无 U 下是多少」——测条件化能力。</w:t>
-      </w:r>
-    </w:p>
-    <w:p>
-      <w:pPr>
-        <w:spacing w:after="80"/>
-        <w:ind w:firstLine="420"/>
-      </w:pPr>
-      <w:r>
-        <w:rPr>
-          <w:rFonts w:ascii="Times New Roman" w:hAnsi="Times New Roman" w:eastAsia="宋体"/>
-          <w:b w:val="0"/>
-          <w:color w:val="1A1A1A"/>
-          <w:sz w:val="21"/>
-        </w:rPr>
-        <w:t>评测对象包括主流闭源与开源模型；同时评测 RAG 设置（检索到冲突文本时）与无 RAG 设置。</w:t>
+        <w:t>：为每条证据记录泛函、U 值、温度、压力、数据版本。这些元数据是后续「条件化输出」的基础。</w:t>
       </w:r>
     </w:p>
     <w:p>
@@ -1331,7 +4886,7 @@
           <w:color w:val="1B3A52"/>
           <w:sz w:val="23"/>
         </w:rPr>
-        <w:t>4.4 核心算法：条件感知的冲突分组（CACG）</w:t>
+        <w:t>4.4 模型评测协议</w:t>
       </w:r>
     </w:p>
     <w:p>
@@ -1346,7 +4901,7 @@
           <w:color w:val="1A1A1A"/>
           <w:sz w:val="21"/>
         </w:rPr>
-        <w:t>本课题的算法贡献是一个轻量规则加聚类的分组算法，它把「冲突证据」组织成「条件簇」，使后续推理可以在每个条件下单独给结论，而不是把所有证据压成一个数。</w:t>
+        <w:t>对每个冲突组，构造三类问题：</w:t>
       </w:r>
     </w:p>
     <w:p>
@@ -1357,20 +4912,11 @@
       <w:r>
         <w:rPr>
           <w:rFonts w:ascii="Times New Roman" w:hAnsi="Times New Roman" w:eastAsia="宋体"/>
-          <w:b/>
-          <w:color w:val="1A1A1A"/>
-          <w:sz w:val="21"/>
-        </w:rPr>
-        <w:t>输入</w:t>
-      </w:r>
-      <w:r>
-        <w:rPr>
-          <w:rFonts w:ascii="Times New Roman" w:hAnsi="Times New Roman" w:eastAsia="宋体"/>
           <w:b w:val="0"/>
           <w:color w:val="1A1A1A"/>
           <w:sz w:val="21"/>
         </w:rPr>
-        <w:t>：证据集合 E = {(entity, condition, value, source)}，其中 condition 含泛函、U 值、温度、压力。</w:t>
+        <w:t>1. 直接问「该材料的带隙是多少」——测模型是否察觉冲突；</w:t>
       </w:r>
     </w:p>
     <w:p>
@@ -1381,20 +4927,11 @@
       <w:r>
         <w:rPr>
           <w:rFonts w:ascii="Times New Roman" w:hAnsi="Times New Roman" w:eastAsia="宋体"/>
-          <w:b/>
-          <w:color w:val="1A1A1A"/>
-          <w:sz w:val="21"/>
-        </w:rPr>
-        <w:t>步骤</w:t>
-      </w:r>
-      <w:r>
-        <w:rPr>
-          <w:rFonts w:ascii="Times New Roman" w:hAnsi="Times New Roman" w:eastAsia="宋体"/>
           <w:b w:val="0"/>
           <w:color w:val="1A1A1A"/>
           <w:sz w:val="21"/>
         </w:rPr>
-        <w:t>：</w:t>
+        <w:t>2. 给定两条冲突证据，问「哪个正确」——测选边行为；</w:t>
       </w:r>
     </w:p>
     <w:p>
@@ -1409,25 +4946,7 @@
           <w:color w:val="1A1A1A"/>
           <w:sz w:val="21"/>
         </w:rPr>
-        <w:t xml:space="preserve">1. </w:t>
-      </w:r>
-      <w:r>
-        <w:rPr>
-          <w:rFonts w:ascii="Times New Roman" w:hAnsi="Times New Roman" w:eastAsia="宋体"/>
-          <w:b/>
-          <w:color w:val="1A1A1A"/>
-          <w:sz w:val="21"/>
-        </w:rPr>
-        <w:t>冲突边构建</w:t>
-      </w:r>
-      <w:r>
-        <w:rPr>
-          <w:rFonts w:ascii="Times New Roman" w:hAnsi="Times New Roman" w:eastAsia="宋体"/>
-          <w:b w:val="0"/>
-          <w:color w:val="1A1A1A"/>
-          <w:sz w:val="21"/>
-        </w:rPr>
-        <w:t>：对任意 i ≠ j，若 entity_i = entity_j、条件可比、且 |value_i − value_j| &gt; τ，则在 i、j 之间连一条冲突边。</w:t>
+        <w:t>3. 问「在 GGA+U 下是多少、在无 U 下是多少」——测条件化能力。</w:t>
       </w:r>
     </w:p>
     <w:p>
@@ -1442,196 +4961,7 @@
           <w:color w:val="1A1A1A"/>
           <w:sz w:val="21"/>
         </w:rPr>
-        <w:t xml:space="preserve">2. </w:t>
-      </w:r>
-      <w:r>
-        <w:rPr>
-          <w:rFonts w:ascii="Times New Roman" w:hAnsi="Times New Roman" w:eastAsia="宋体"/>
-          <w:b/>
-          <w:color w:val="1A1A1A"/>
-          <w:sz w:val="21"/>
-        </w:rPr>
-        <w:t>条件相似度</w:t>
-      </w:r>
-      <w:r>
-        <w:rPr>
-          <w:rFonts w:ascii="Times New Roman" w:hAnsi="Times New Roman" w:eastAsia="宋体"/>
-          <w:b w:val="0"/>
-          <w:color w:val="1A1A1A"/>
-          <w:sz w:val="21"/>
-        </w:rPr>
-        <w:t>：sim(c_i, c_j) = J(泛函族_i, 泛函族_j) · 1[|U_i − U_j| ≤ δ_U] · 1[|T_i − T_j| ≤ δ_T] · 1[同压力] · 1[同数据库版本]，其中 J 为泛函族的 Jaccard 相似度（PBE / PBE+U / r2SCAN / 其他），δ_U 为 U 值容差。U 值与数据库版本必须进条件向量——本报告背景已指出 U 值是带隙差异的主因，若条件相似度忽略 U，则「PBE+U 的 3.92 eV」与「无 U 的 0.38 eV」会被错分进同一簇。</w:t>
-      </w:r>
-    </w:p>
-    <w:p>
-      <w:pPr>
-        <w:spacing w:after="80"/>
-        <w:ind w:firstLine="420"/>
-      </w:pPr>
-      <w:r>
-        <w:rPr>
-          <w:rFonts w:ascii="Times New Roman" w:hAnsi="Times New Roman" w:eastAsia="宋体"/>
-          <w:b w:val="0"/>
-          <w:color w:val="1A1A1A"/>
-          <w:sz w:val="21"/>
-        </w:rPr>
-        <w:t xml:space="preserve">3. </w:t>
-      </w:r>
-      <w:r>
-        <w:rPr>
-          <w:rFonts w:ascii="Times New Roman" w:hAnsi="Times New Roman" w:eastAsia="宋体"/>
-          <w:b/>
-          <w:color w:val="1A1A1A"/>
-          <w:sz w:val="21"/>
-        </w:rPr>
-        <w:t>层次聚类</w:t>
-      </w:r>
-      <w:r>
-        <w:rPr>
-          <w:rFonts w:ascii="Times New Roman" w:hAnsi="Times New Roman" w:eastAsia="宋体"/>
-          <w:b w:val="0"/>
-          <w:color w:val="1A1A1A"/>
-          <w:sz w:val="21"/>
-        </w:rPr>
-        <w:t>：以 sim 为相似度做凝聚层次聚类，切割阈值取「簇内条件不可区分」的最大 sim。</w:t>
-      </w:r>
-    </w:p>
-    <w:p>
-      <w:pPr>
-        <w:spacing w:after="80"/>
-        <w:ind w:firstLine="420"/>
-      </w:pPr>
-      <w:r>
-        <w:rPr>
-          <w:rFonts w:ascii="Times New Roman" w:hAnsi="Times New Roman" w:eastAsia="宋体"/>
-          <w:b w:val="0"/>
-          <w:color w:val="1A1A1A"/>
-          <w:sz w:val="21"/>
-        </w:rPr>
-        <w:t xml:space="preserve">4. </w:t>
-      </w:r>
-      <w:r>
-        <w:rPr>
-          <w:rFonts w:ascii="Times New Roman" w:hAnsi="Times New Roman" w:eastAsia="宋体"/>
-          <w:b/>
-          <w:color w:val="1A1A1A"/>
-          <w:sz w:val="21"/>
-        </w:rPr>
-        <w:t>簇内聚合</w:t>
-      </w:r>
-      <w:r>
-        <w:rPr>
-          <w:rFonts w:ascii="Times New Roman" w:hAnsi="Times New Roman" w:eastAsia="宋体"/>
-          <w:b w:val="0"/>
-          <w:color w:val="1A1A1A"/>
-          <w:sz w:val="21"/>
-        </w:rPr>
-        <w:t>：每个簇内按来源可信度加权投票或取中位数，得到一个条件化结论。</w:t>
-      </w:r>
-    </w:p>
-    <w:p>
-      <w:pPr>
-        <w:spacing w:after="80"/>
-        <w:ind w:firstLine="420"/>
-      </w:pPr>
-      <w:r>
-        <w:rPr>
-          <w:rFonts w:ascii="Times New Roman" w:hAnsi="Times New Roman" w:eastAsia="宋体"/>
-          <w:b w:val="0"/>
-          <w:color w:val="1A1A1A"/>
-          <w:sz w:val="21"/>
-        </w:rPr>
-        <w:t xml:space="preserve">5. </w:t>
-      </w:r>
-      <w:r>
-        <w:rPr>
-          <w:rFonts w:ascii="Times New Roman" w:hAnsi="Times New Roman" w:eastAsia="宋体"/>
-          <w:b/>
-          <w:color w:val="1A1A1A"/>
-          <w:sz w:val="21"/>
-        </w:rPr>
-        <w:t>输出</w:t>
-      </w:r>
-      <w:r>
-        <w:rPr>
-          <w:rFonts w:ascii="Times New Roman" w:hAnsi="Times New Roman" w:eastAsia="宋体"/>
-          <w:b w:val="0"/>
-          <w:color w:val="1A1A1A"/>
-          <w:sz w:val="21"/>
-        </w:rPr>
-        <w:t>：{(簇条件, 结论, 证据列表)}，并标注「跨簇分歧」。</w:t>
-      </w:r>
-    </w:p>
-    <w:p>
-      <w:pPr>
-        <w:spacing w:after="80"/>
-        <w:ind w:firstLine="420"/>
-      </w:pPr>
-      <w:r>
-        <w:rPr>
-          <w:rFonts w:ascii="Times New Roman" w:hAnsi="Times New Roman" w:eastAsia="宋体"/>
-          <w:b/>
-          <w:color w:val="1A1A1A"/>
-          <w:sz w:val="21"/>
-        </w:rPr>
-        <w:t>复杂度</w:t>
-      </w:r>
-      <w:r>
-        <w:rPr>
-          <w:rFonts w:ascii="Times New Roman" w:hAnsi="Times New Roman" w:eastAsia="宋体"/>
-          <w:b w:val="0"/>
-          <w:color w:val="1A1A1A"/>
-          <w:sz w:val="21"/>
-        </w:rPr>
-        <w:t>：冲突边 O(n²)，聚类 O(n² log n)，n 为证据条数（通常小于 20），单次推理毫秒级。</w:t>
-      </w:r>
-    </w:p>
-    <w:p>
-      <w:pPr>
-        <w:spacing w:after="80"/>
-        <w:ind w:firstLine="420"/>
-      </w:pPr>
-      <w:r>
-        <w:rPr>
-          <w:rFonts w:ascii="Times New Roman" w:hAnsi="Times New Roman" w:eastAsia="宋体"/>
-          <w:b/>
-          <w:color w:val="1A1A1A"/>
-          <w:sz w:val="21"/>
-        </w:rPr>
-        <w:t>为什么这样设计</w:t>
-      </w:r>
-      <w:r>
-        <w:rPr>
-          <w:rFonts w:ascii="Times New Roman" w:hAnsi="Times New Roman" w:eastAsia="宋体"/>
-          <w:b w:val="0"/>
-          <w:color w:val="1A1A1A"/>
-          <w:sz w:val="21"/>
-        </w:rPr>
-        <w:t>：直接按语义相似度聚类会把「同一材料、不同条件」的证据分到一起，因为它们在文本上高度相似（都在讨论这个材料）；只有用条件元数据才能把它们分开。这是本算法与通用冲突聚合方法的关键区别。</w:t>
-      </w:r>
-    </w:p>
-    <w:p>
-      <w:pPr>
-        <w:spacing w:after="80"/>
-        <w:ind w:firstLine="420"/>
-      </w:pPr>
-      <w:r>
-        <w:rPr>
-          <w:rFonts w:ascii="Times New Roman" w:hAnsi="Times New Roman" w:eastAsia="宋体"/>
-          <w:b/>
-          <w:color w:val="1A1A1A"/>
-          <w:sz w:val="21"/>
-        </w:rPr>
-        <w:t>验证协议</w:t>
-      </w:r>
-      <w:r>
-        <w:rPr>
-          <w:rFonts w:ascii="Times New Roman" w:hAnsi="Times New Roman" w:eastAsia="宋体"/>
-          <w:b w:val="0"/>
-          <w:color w:val="1A1A1A"/>
-          <w:sz w:val="21"/>
-        </w:rPr>
-        <w:t>：人工标注 200 组冲突证据作为金标准，比较 CACG 与三个基线的分组 F1——不分组（全部合并）、按来源分组、按语义相似度分组。同时报告条件化率与条件化后的答案准确率。</w:t>
+        <w:t>评测对象包括主流闭源与开源模型；同时评测 RAG 设置（检索到冲突文本时）与无 RAG 设置。</w:t>
       </w:r>
     </w:p>
     <w:p>
@@ -1645,7 +4975,7 @@
           <w:color w:val="1B3A52"/>
           <w:sz w:val="23"/>
         </w:rPr>
-        <w:t>4.5 技术路线</w:t>
+        <w:t>4.5 前置组件：条件感知的冲突分组（CACG）</w:t>
       </w:r>
     </w:p>
     <w:p>
@@ -1655,6 +4985,320 @@
       </w:pPr>
       <w:r>
         <w:rPr>
+          <w:rFonts w:ascii="Times New Roman" w:hAnsi="Times New Roman" w:eastAsia="宋体"/>
+          <w:b w:val="0"/>
+          <w:color w:val="1A1A1A"/>
+          <w:sz w:val="21"/>
+        </w:rPr>
+        <w:t>本课题的算法贡献是一个轻量规则加聚类的分组算法，它把「冲突证据」组织成「条件簇」，使后续推理可以在每个条件下单独给结论，而不是把所有证据压成一个数。</w:t>
+      </w:r>
+    </w:p>
+    <w:p>
+      <w:pPr>
+        <w:spacing w:after="80"/>
+        <w:ind w:firstLine="420"/>
+      </w:pPr>
+      <w:r>
+        <w:rPr>
+          <w:rFonts w:ascii="Times New Roman" w:hAnsi="Times New Roman" w:eastAsia="宋体"/>
+          <w:b/>
+          <w:color w:val="1A1A1A"/>
+          <w:sz w:val="21"/>
+        </w:rPr>
+        <w:t>输入</w:t>
+      </w:r>
+      <w:r>
+        <w:rPr>
+          <w:rFonts w:ascii="Times New Roman" w:hAnsi="Times New Roman" w:eastAsia="宋体"/>
+          <w:b w:val="0"/>
+          <w:color w:val="1A1A1A"/>
+          <w:sz w:val="21"/>
+        </w:rPr>
+        <w:t>：证据集合 E = {(entity, condition, value, source)}，其中 condition 含泛函、U 值、温度、压力。</w:t>
+      </w:r>
+    </w:p>
+    <w:p>
+      <w:pPr>
+        <w:spacing w:after="80"/>
+        <w:ind w:firstLine="420"/>
+      </w:pPr>
+      <w:r>
+        <w:rPr>
+          <w:rFonts w:ascii="Times New Roman" w:hAnsi="Times New Roman" w:eastAsia="宋体"/>
+          <w:b/>
+          <w:color w:val="1A1A1A"/>
+          <w:sz w:val="21"/>
+        </w:rPr>
+        <w:t>步骤</w:t>
+      </w:r>
+      <w:r>
+        <w:rPr>
+          <w:rFonts w:ascii="Times New Roman" w:hAnsi="Times New Roman" w:eastAsia="宋体"/>
+          <w:b w:val="0"/>
+          <w:color w:val="1A1A1A"/>
+          <w:sz w:val="21"/>
+        </w:rPr>
+        <w:t>：</w:t>
+      </w:r>
+    </w:p>
+    <w:p>
+      <w:pPr>
+        <w:spacing w:after="80"/>
+        <w:ind w:firstLine="420"/>
+      </w:pPr>
+      <w:r>
+        <w:rPr>
+          <w:rFonts w:ascii="Times New Roman" w:hAnsi="Times New Roman" w:eastAsia="宋体"/>
+          <w:b w:val="0"/>
+          <w:color w:val="1A1A1A"/>
+          <w:sz w:val="21"/>
+        </w:rPr>
+        <w:t xml:space="preserve">1. </w:t>
+      </w:r>
+      <w:r>
+        <w:rPr>
+          <w:rFonts w:ascii="Times New Roman" w:hAnsi="Times New Roman" w:eastAsia="宋体"/>
+          <w:b/>
+          <w:color w:val="1A1A1A"/>
+          <w:sz w:val="21"/>
+        </w:rPr>
+        <w:t>冲突边构建</w:t>
+      </w:r>
+      <w:r>
+        <w:rPr>
+          <w:rFonts w:ascii="Times New Roman" w:hAnsi="Times New Roman" w:eastAsia="宋体"/>
+          <w:b w:val="0"/>
+          <w:color w:val="1A1A1A"/>
+          <w:sz w:val="21"/>
+        </w:rPr>
+        <w:t>：对任意 i ≠ j，若 entity_i = entity_j、条件可比、且 |value_i − value_j| &gt; τ，则在 i、j 之间连一条冲突边。</w:t>
+      </w:r>
+    </w:p>
+    <w:p>
+      <w:pPr>
+        <w:spacing w:after="80"/>
+        <w:ind w:firstLine="420"/>
+      </w:pPr>
+      <w:r>
+        <w:rPr>
+          <w:rFonts w:ascii="Times New Roman" w:hAnsi="Times New Roman" w:eastAsia="宋体"/>
+          <w:b w:val="0"/>
+          <w:color w:val="1A1A1A"/>
+          <w:sz w:val="21"/>
+        </w:rPr>
+        <w:t xml:space="preserve">2. </w:t>
+      </w:r>
+      <w:r>
+        <w:rPr>
+          <w:rFonts w:ascii="Times New Roman" w:hAnsi="Times New Roman" w:eastAsia="宋体"/>
+          <w:b/>
+          <w:color w:val="1A1A1A"/>
+          <w:sz w:val="21"/>
+        </w:rPr>
+        <w:t>条件相似度</w:t>
+      </w:r>
+      <w:r>
+        <w:rPr>
+          <w:rFonts w:ascii="Times New Roman" w:hAnsi="Times New Roman" w:eastAsia="宋体"/>
+          <w:b w:val="0"/>
+          <w:color w:val="1A1A1A"/>
+          <w:sz w:val="21"/>
+        </w:rPr>
+        <w:t>：sim(c_i, c_j) = J(泛函族_i, 泛函族_j) · 1[|U_i − U_j| ≤ δ_U] · 1[|T_i − T_j| ≤ δ_T] · 1[同压力] · 1[同数据库版本]，其中 J 为泛函族的 Jaccard 相似度（PBE / PBE+U / r2SCAN / 其他），δ_U 为 U 值容差。U 值与数据库版本必须进条件向量——本报告背景已指出 U 值是带隙差异的主因，若条件相似度忽略 U，则「PBE+U 的 3.92 eV」与「无 U 的 0.38 eV」会被错分进同一簇。</w:t>
+      </w:r>
+    </w:p>
+    <w:p>
+      <w:pPr>
+        <w:spacing w:after="80"/>
+        <w:ind w:firstLine="420"/>
+      </w:pPr>
+      <w:r>
+        <w:rPr>
+          <w:rFonts w:ascii="Times New Roman" w:hAnsi="Times New Roman" w:eastAsia="宋体"/>
+          <w:b w:val="0"/>
+          <w:color w:val="1A1A1A"/>
+          <w:sz w:val="21"/>
+        </w:rPr>
+        <w:t xml:space="preserve">3. </w:t>
+      </w:r>
+      <w:r>
+        <w:rPr>
+          <w:rFonts w:ascii="Times New Roman" w:hAnsi="Times New Roman" w:eastAsia="宋体"/>
+          <w:b/>
+          <w:color w:val="1A1A1A"/>
+          <w:sz w:val="21"/>
+        </w:rPr>
+        <w:t>层次聚类</w:t>
+      </w:r>
+      <w:r>
+        <w:rPr>
+          <w:rFonts w:ascii="Times New Roman" w:hAnsi="Times New Roman" w:eastAsia="宋体"/>
+          <w:b w:val="0"/>
+          <w:color w:val="1A1A1A"/>
+          <w:sz w:val="21"/>
+        </w:rPr>
+        <w:t>：以 sim 为相似度做凝聚层次聚类，切割阈值取「簇内条件不可区分」的最大 sim。</w:t>
+      </w:r>
+    </w:p>
+    <w:p>
+      <w:pPr>
+        <w:spacing w:after="80"/>
+        <w:ind w:firstLine="420"/>
+      </w:pPr>
+      <w:r>
+        <w:rPr>
+          <w:rFonts w:ascii="Times New Roman" w:hAnsi="Times New Roman" w:eastAsia="宋体"/>
+          <w:b w:val="0"/>
+          <w:color w:val="1A1A1A"/>
+          <w:sz w:val="21"/>
+        </w:rPr>
+        <w:t xml:space="preserve">4. </w:t>
+      </w:r>
+      <w:r>
+        <w:rPr>
+          <w:rFonts w:ascii="Times New Roman" w:hAnsi="Times New Roman" w:eastAsia="宋体"/>
+          <w:b/>
+          <w:color w:val="1A1A1A"/>
+          <w:sz w:val="21"/>
+        </w:rPr>
+        <w:t>簇内聚合</w:t>
+      </w:r>
+      <w:r>
+        <w:rPr>
+          <w:rFonts w:ascii="Times New Roman" w:hAnsi="Times New Roman" w:eastAsia="宋体"/>
+          <w:b w:val="0"/>
+          <w:color w:val="1A1A1A"/>
+          <w:sz w:val="21"/>
+        </w:rPr>
+        <w:t>：每个簇内按来源可信度加权投票或取中位数，得到一个条件化结论。</w:t>
+      </w:r>
+    </w:p>
+    <w:p>
+      <w:pPr>
+        <w:spacing w:after="80"/>
+        <w:ind w:firstLine="420"/>
+      </w:pPr>
+      <w:r>
+        <w:rPr>
+          <w:rFonts w:ascii="Times New Roman" w:hAnsi="Times New Roman" w:eastAsia="宋体"/>
+          <w:b w:val="0"/>
+          <w:color w:val="1A1A1A"/>
+          <w:sz w:val="21"/>
+        </w:rPr>
+        <w:t xml:space="preserve">5. </w:t>
+      </w:r>
+      <w:r>
+        <w:rPr>
+          <w:rFonts w:ascii="Times New Roman" w:hAnsi="Times New Roman" w:eastAsia="宋体"/>
+          <w:b/>
+          <w:color w:val="1A1A1A"/>
+          <w:sz w:val="21"/>
+        </w:rPr>
+        <w:t>输出</w:t>
+      </w:r>
+      <w:r>
+        <w:rPr>
+          <w:rFonts w:ascii="Times New Roman" w:hAnsi="Times New Roman" w:eastAsia="宋体"/>
+          <w:b w:val="0"/>
+          <w:color w:val="1A1A1A"/>
+          <w:sz w:val="21"/>
+        </w:rPr>
+        <w:t>：{(簇条件, 结论, 证据列表)}，并标注「跨簇分歧」。</w:t>
+      </w:r>
+    </w:p>
+    <w:p>
+      <w:pPr>
+        <w:spacing w:after="80"/>
+        <w:ind w:firstLine="420"/>
+      </w:pPr>
+      <w:r>
+        <w:rPr>
+          <w:rFonts w:ascii="Times New Roman" w:hAnsi="Times New Roman" w:eastAsia="宋体"/>
+          <w:b/>
+          <w:color w:val="1A1A1A"/>
+          <w:sz w:val="21"/>
+        </w:rPr>
+        <w:t>复杂度</w:t>
+      </w:r>
+      <w:r>
+        <w:rPr>
+          <w:rFonts w:ascii="Times New Roman" w:hAnsi="Times New Roman" w:eastAsia="宋体"/>
+          <w:b w:val="0"/>
+          <w:color w:val="1A1A1A"/>
+          <w:sz w:val="21"/>
+        </w:rPr>
+        <w:t>：冲突边 O(n²)，聚类 O(n² log n)，n 为证据条数（通常小于 20），单次推理毫秒级。</w:t>
+      </w:r>
+    </w:p>
+    <w:p>
+      <w:pPr>
+        <w:spacing w:after="80"/>
+        <w:ind w:firstLine="420"/>
+      </w:pPr>
+      <w:r>
+        <w:rPr>
+          <w:rFonts w:ascii="Times New Roman" w:hAnsi="Times New Roman" w:eastAsia="宋体"/>
+          <w:b/>
+          <w:color w:val="1A1A1A"/>
+          <w:sz w:val="21"/>
+        </w:rPr>
+        <w:t>为什么这样设计</w:t>
+      </w:r>
+      <w:r>
+        <w:rPr>
+          <w:rFonts w:ascii="Times New Roman" w:hAnsi="Times New Roman" w:eastAsia="宋体"/>
+          <w:b w:val="0"/>
+          <w:color w:val="1A1A1A"/>
+          <w:sz w:val="21"/>
+        </w:rPr>
+        <w:t>：直接按语义相似度聚类会把「同一材料、不同条件」的证据分到一起，因为它们在文本上高度相似（都在讨论这个材料）；只有用条件元数据才能把它们分开。这是本算法与通用冲突聚合方法的关键区别。</w:t>
+      </w:r>
+    </w:p>
+    <w:p>
+      <w:pPr>
+        <w:spacing w:after="80"/>
+        <w:ind w:firstLine="420"/>
+      </w:pPr>
+      <w:r>
+        <w:rPr>
+          <w:rFonts w:ascii="Times New Roman" w:hAnsi="Times New Roman" w:eastAsia="宋体"/>
+          <w:b/>
+          <w:color w:val="1A1A1A"/>
+          <w:sz w:val="21"/>
+        </w:rPr>
+        <w:t>验证协议</w:t>
+      </w:r>
+      <w:r>
+        <w:rPr>
+          <w:rFonts w:ascii="Times New Roman" w:hAnsi="Times New Roman" w:eastAsia="宋体"/>
+          <w:b w:val="0"/>
+          <w:color w:val="1A1A1A"/>
+          <w:sz w:val="21"/>
+        </w:rPr>
+        <w:t>：人工标注 200 组冲突证据作为金标准，比较 CACG 与三个基线的分组 F1——不分组（全部合并）、按来源分组、按语义相似度分组。同时报告条件化率与条件化后的答案准确率。</w:t>
+      </w:r>
+    </w:p>
+    <w:p>
+      <w:pPr>
+        <w:spacing w:before="200" w:after="80"/>
+      </w:pPr>
+      <w:r>
+        <w:rPr>
+          <w:rFonts w:ascii="Times New Roman" w:hAnsi="Times New Roman" w:eastAsia="黑体"/>
+          <w:b/>
+          <w:color w:val="1B3A52"/>
+          <w:sz w:val="23"/>
+        </w:rPr>
+        <w:t>4.6 技术路线</w:t>
+      </w:r>
+    </w:p>
+    <w:p>
+      <w:pPr>
+        <w:spacing w:after="80"/>
+        <w:ind w:firstLine="420"/>
+      </w:pPr>
+      <w:r>
+        <w:rPr>
           <w:rFonts w:ascii="Consolas" w:hAnsi="Consolas" w:eastAsia="宋体"/>
           <w:b w:val="0"/>
           <w:color w:val="1A1A1A"/>
@@ -1705,7 +5349,7 @@
           <w:color w:val="1A1A1A"/>
           <w:sz w:val="21"/>
         </w:rPr>
-        <w:t>冲突判定（阈值 + 条件元数据）</w:t>
+        <w:t>冲突判定（L1/L2 阈值 + 条件元数据）</w:t>
       </w:r>
     </w:p>
     <w:p>
@@ -1750,7 +5394,7 @@
           <w:color w:val="1A1A1A"/>
           <w:sz w:val="21"/>
         </w:rPr>
-        <w:t>↓</w:t>
+        <w:t>← 文献库辅助：条件核验、时间轴、合成记录</w:t>
       </w:r>
     </w:p>
     <w:p>
@@ -1765,7 +5409,7 @@
           <w:color w:val="1A1A1A"/>
           <w:sz w:val="21"/>
         </w:rPr>
-        <w:t>模型评测（检测 / 选边 / 条件化 / 校准）</w:t>
+        <w:t>↓</w:t>
       </w:r>
     </w:p>
     <w:p>
@@ -1780,7 +5424,7 @@
           <w:color w:val="1A1A1A"/>
           <w:sz w:val="21"/>
         </w:rPr>
-        <w:t>↓</w:t>
+        <w:t>模型评测（检测 / 选边 / 条件化 / 校准）</w:t>
       </w:r>
     </w:p>
     <w:p>
@@ -1795,7 +5439,7 @@
           <w:color w:val="1A1A1A"/>
           <w:sz w:val="21"/>
         </w:rPr>
-        <w:t>冲突感知推理（检测 → 分组 → 报告）</w:t>
+        <w:t>↓</w:t>
       </w:r>
     </w:p>
     <w:p>
@@ -1810,7 +5454,7 @@
           <w:color w:val="1A1A1A"/>
           <w:sz w:val="21"/>
         </w:rPr>
-        <w:t>↓</w:t>
+        <w:t>冲突感知推理：CACG 分组 → CSCR 校准裁决 → 条件化输出</w:t>
       </w:r>
     </w:p>
     <w:p>
@@ -1825,7 +5469,22 @@
           <w:color w:val="1A1A1A"/>
           <w:sz w:val="21"/>
         </w:rPr>
-        <w:t>消融与错误分析</w:t>
+        <w:t>↓</w:t>
+      </w:r>
+    </w:p>
+    <w:p>
+      <w:pPr>
+        <w:spacing w:after="80"/>
+        <w:ind w:firstLine="420"/>
+      </w:pPr>
+      <w:r>
+        <w:rPr>
+          <w:rFonts w:ascii="Times New Roman" w:hAnsi="Times New Roman" w:eastAsia="宋体"/>
+          <w:b w:val="0"/>
+          <w:color w:val="1A1A1A"/>
+          <w:sz w:val="21"/>
+        </w:rPr>
+        <w:t>消融与错误分析（含 CACG-only / CSCR-only 分离）</w:t>
       </w:r>
     </w:p>
     <w:p>
@@ -2208,6 +5867,48 @@
           <w:sz w:val="21"/>
         </w:rPr>
         <w:t>划分：按化学体系分组，确保同一体系的冲突组不跨训练/测试集。冲突基准的测试集人工抽检 200 组，核对冲突判定是否正确。</w:t>
+      </w:r>
+    </w:p>
+    <w:p>
+      <w:pPr>
+        <w:spacing w:after="80"/>
+        <w:ind w:firstLine="420"/>
+      </w:pPr>
+      <w:r>
+        <w:rPr>
+          <w:rFonts w:ascii="Times New Roman" w:hAnsi="Times New Roman" w:eastAsia="宋体"/>
+          <w:b/>
+          <w:color w:val="1A1A1A"/>
+          <w:sz w:val="21"/>
+        </w:rPr>
+        <w:t>标注工作流（借助全文文献库，2026-10-19 补充）</w:t>
+      </w:r>
+      <w:r>
+        <w:rPr>
+          <w:rFonts w:ascii="Times New Roman" w:hAnsi="Times New Roman" w:eastAsia="宋体"/>
+          <w:b w:val="0"/>
+          <w:color w:val="1A1A1A"/>
+          <w:sz w:val="21"/>
+        </w:rPr>
+        <w:t>：原方案是人工逐条查证 200 组冲突判定，成本高且慢。改为三步：① 对每组冲突，用文献库检索该化合物并提取「文献报告的实验条件与结论」；② 标注者只判断「库内证据是否支持该条件归因」，而非从头检索；③ 每组保留原文出处，供复核。若前提成立，预期把 200 组标注从数周压缩到 1—2 周，但</w:t>
+      </w:r>
+      <w:r>
+        <w:rPr>
+          <w:rFonts w:ascii="Times New Roman" w:hAnsi="Times New Roman" w:eastAsia="宋体"/>
+          <w:b/>
+          <w:color w:val="1A1A1A"/>
+          <w:sz w:val="21"/>
+        </w:rPr>
+        <w:t>必须抽样 20% 做双人独立标注</w:t>
+      </w:r>
+      <w:r>
+        <w:rPr>
+          <w:rFonts w:ascii="Times New Roman" w:hAnsi="Times New Roman" w:eastAsia="宋体"/>
+          <w:b w:val="0"/>
+          <w:color w:val="1A1A1A"/>
+          <w:sz w:val="21"/>
+        </w:rPr>
+        <w:t>以估计标注者间一致性（Cohen's κ），否则无法声称标注可靠。</w:t>
       </w:r>
     </w:p>
     <w:p>
@@ -2583,7 +6284,7 @@
                 <w:color w:val="1A1A1A"/>
                 <w:sz w:val="18"/>
               </w:rPr>
-              <w:t>本文方法</w:t>
+              <w:t>仅 CACG</w:t>
             </w:r>
           </w:p>
         </w:tc>
@@ -2603,7 +6304,131 @@
                 <w:color w:val="1A1A1A"/>
                 <w:sz w:val="18"/>
               </w:rPr>
-              <w:t>检测 + 分组 + 报告</w:t>
+              <w:t>分组后各自报结论，不做判定校准</w:t>
+            </w:r>
+          </w:p>
+        </w:tc>
+      </w:tr>
+      <w:tr>
+        <w:tc>
+          <w:tcPr>
+            <w:tcW w:type="dxa" w:w="2911"/>
+          </w:tcPr>
+          <w:p>
+            <w:pPr>
+              <w:spacing w:before="40" w:after="40" w:line="276" w:lineRule="auto"/>
+            </w:pPr>
+            <w:r/>
+            <w:r>
+              <w:rPr>
+                <w:rFonts w:ascii="Times New Roman" w:hAnsi="Times New Roman" w:eastAsia="宋体"/>
+                <w:b w:val="0"/>
+                <w:color w:val="1A1A1A"/>
+                <w:sz w:val="18"/>
+              </w:rPr>
+              <w:t>B5</w:t>
+            </w:r>
+          </w:p>
+        </w:tc>
+        <w:tc>
+          <w:tcPr>
+            <w:tcW w:type="dxa" w:w="2911"/>
+          </w:tcPr>
+          <w:p>
+            <w:pPr>
+              <w:spacing w:before="40" w:after="40" w:line="276" w:lineRule="auto"/>
+            </w:pPr>
+            <w:r/>
+            <w:r>
+              <w:rPr>
+                <w:rFonts w:ascii="Times New Roman" w:hAnsi="Times New Roman" w:eastAsia="宋体"/>
+                <w:b w:val="0"/>
+                <w:color w:val="1A1A1A"/>
+                <w:sz w:val="18"/>
+              </w:rPr>
+              <w:t>固定权重投票</w:t>
+            </w:r>
+          </w:p>
+        </w:tc>
+        <w:tc>
+          <w:tcPr>
+            <w:tcW w:type="dxa" w:w="2911"/>
+          </w:tcPr>
+          <w:p>
+            <w:pPr>
+              <w:spacing w:before="40" w:after="40" w:line="276" w:lineRule="auto"/>
+            </w:pPr>
+            <w:r/>
+            <w:r>
+              <w:rPr>
+                <w:rFonts w:ascii="Times New Roman" w:hAnsi="Times New Roman" w:eastAsia="宋体"/>
+                <w:b w:val="0"/>
+                <w:color w:val="1A1A1A"/>
+                <w:sz w:val="18"/>
+              </w:rPr>
+              <w:t>给每个来源固定可信度，不随条件变化</w:t>
+            </w:r>
+          </w:p>
+        </w:tc>
+      </w:tr>
+      <w:tr>
+        <w:tc>
+          <w:tcPr>
+            <w:tcW w:type="dxa" w:w="2911"/>
+          </w:tcPr>
+          <w:p>
+            <w:pPr>
+              <w:spacing w:before="40" w:after="40" w:line="276" w:lineRule="auto"/>
+            </w:pPr>
+            <w:r/>
+            <w:r>
+              <w:rPr>
+                <w:rFonts w:ascii="Times New Roman" w:hAnsi="Times New Roman" w:eastAsia="宋体"/>
+                <w:b w:val="0"/>
+                <w:color w:val="1A1A1A"/>
+                <w:sz w:val="18"/>
+              </w:rPr>
+              <w:t>B6</w:t>
+            </w:r>
+          </w:p>
+        </w:tc>
+        <w:tc>
+          <w:tcPr>
+            <w:tcW w:type="dxa" w:w="2911"/>
+          </w:tcPr>
+          <w:p>
+            <w:pPr>
+              <w:spacing w:before="40" w:after="40" w:line="276" w:lineRule="auto"/>
+            </w:pPr>
+            <w:r/>
+            <w:r>
+              <w:rPr>
+                <w:rFonts w:ascii="Times New Roman" w:hAnsi="Times New Roman" w:eastAsia="宋体"/>
+                <w:b w:val="0"/>
+                <w:color w:val="1A1A1A"/>
+                <w:sz w:val="18"/>
+              </w:rPr>
+              <w:t>本文方法（CACG + CSCR）</w:t>
+            </w:r>
+          </w:p>
+        </w:tc>
+        <w:tc>
+          <w:tcPr>
+            <w:tcW w:type="dxa" w:w="2911"/>
+          </w:tcPr>
+          <w:p>
+            <w:pPr>
+              <w:spacing w:before="40" w:after="40" w:line="276" w:lineRule="auto"/>
+            </w:pPr>
+            <w:r/>
+            <w:r>
+              <w:rPr>
+                <w:rFonts w:ascii="Times New Roman" w:hAnsi="Times New Roman" w:eastAsia="宋体"/>
+                <w:b w:val="0"/>
+                <w:color w:val="1A1A1A"/>
+                <w:sz w:val="18"/>
+              </w:rPr>
+              <w:t>分组 + 条件化判定校准 + 后验裁决</w:t>
             </w:r>
           </w:p>
         </w:tc>
@@ -2741,7 +6566,79 @@
           <w:color w:val="1A1A1A"/>
           <w:sz w:val="21"/>
         </w:rPr>
-        <w:t>：在无冲突组上给出正常答案的比例（防止「永远说不知道」）。</w:t>
+        <w:t>：在无冲突组上给出正常答案的比例（防止「永远说不知道」）；</w:t>
+      </w:r>
+    </w:p>
+    <w:p>
+      <w:pPr>
+        <w:pStyle w:val="ListBullet"/>
+        <w:spacing w:line="336" w:lineRule="auto" w:after="40"/>
+      </w:pPr>
+      <w:r>
+        <w:rPr>
+          <w:rFonts w:ascii="Times New Roman" w:hAnsi="Times New Roman" w:eastAsia="宋体"/>
+          <w:b/>
+          <w:color w:val="1A1A1A"/>
+          <w:sz w:val="21"/>
+        </w:rPr>
+        <w:t>校准参数稳定性</w:t>
+      </w:r>
+      <w:r>
+        <w:rPr>
+          <w:rFonts w:ascii="Times New Roman" w:hAnsi="Times New Roman" w:eastAsia="宋体"/>
+          <w:b w:val="0"/>
+          <w:color w:val="1A1A1A"/>
+          <w:sz w:val="21"/>
+        </w:rPr>
+        <w:t>：留一来源交叉验证下，a_s 与 g_s 估计的方差与符号一致性；</w:t>
+      </w:r>
+    </w:p>
+    <w:p>
+      <w:pPr>
+        <w:pStyle w:val="ListBullet"/>
+        <w:spacing w:line="336" w:lineRule="auto" w:after="40"/>
+      </w:pPr>
+      <w:r>
+        <w:rPr>
+          <w:rFonts w:ascii="Times New Roman" w:hAnsi="Times New Roman" w:eastAsia="宋体"/>
+          <w:b/>
+          <w:color w:val="1A1A1A"/>
+          <w:sz w:val="21"/>
+        </w:rPr>
+        <w:t>裁决准确率</w:t>
+      </w:r>
+      <w:r>
+        <w:rPr>
+          <w:rFonts w:ascii="Times New Roman" w:hAnsi="Times New Roman" w:eastAsia="宋体"/>
+          <w:b w:val="0"/>
+          <w:color w:val="1A1A1A"/>
+          <w:sz w:val="21"/>
+        </w:rPr>
+        <w:t>：在有公认答案子集上，CSCR 输出的后验概率最大值是否指向正确一方；</w:t>
+      </w:r>
+    </w:p>
+    <w:p>
+      <w:pPr>
+        <w:pStyle w:val="ListBullet"/>
+        <w:spacing w:line="336" w:lineRule="auto" w:after="40"/>
+      </w:pPr>
+      <w:r>
+        <w:rPr>
+          <w:rFonts w:ascii="Times New Roman" w:hAnsi="Times New Roman" w:eastAsia="宋体"/>
+          <w:b/>
+          <w:color w:val="1A1A1A"/>
+          <w:sz w:val="21"/>
+        </w:rPr>
+        <w:t>校准误差（裁决层）</w:t>
+      </w:r>
+      <w:r>
+        <w:rPr>
+          <w:rFonts w:ascii="Times New Roman" w:hAnsi="Times New Roman" w:eastAsia="宋体"/>
+          <w:b w:val="0"/>
+          <w:color w:val="1A1A1A"/>
+          <w:sz w:val="21"/>
+        </w:rPr>
+        <w:t>：输出的裁决概率与实际正确率之差，检验「概率是否可信」。</w:t>
       </w:r>
     </w:p>
     <w:p>
@@ -2820,6 +6717,1094 @@
     </w:p>
     <w:p>
       <w:pPr>
+        <w:pStyle w:val="ListBullet"/>
+        <w:spacing w:line="336" w:lineRule="auto" w:after="40"/>
+      </w:pPr>
+      <w:r>
+        <w:rPr>
+          <w:rFonts w:ascii="Times New Roman" w:hAnsi="Times New Roman" w:eastAsia="宋体"/>
+          <w:b/>
+          <w:color w:val="1A1A1A"/>
+          <w:sz w:val="21"/>
+        </w:rPr>
+        <w:t>校准模型复杂度</w:t>
+      </w:r>
+      <w:r>
+        <w:rPr>
+          <w:rFonts w:ascii="Times New Roman" w:hAnsi="Times New Roman" w:eastAsia="宋体"/>
+          <w:b w:val="0"/>
+          <w:color w:val="1A1A1A"/>
+          <w:sz w:val="21"/>
+        </w:rPr>
+        <w:t>：仅基础倾向（a_s）vs 条件化（a_s + g_s^T φ）——这是检验 CSCR 是否有价值的关键对照</w:t>
+      </w:r>
+    </w:p>
+    <w:p>
+      <w:pPr>
+        <w:pStyle w:val="ListBullet"/>
+        <w:spacing w:line="336" w:lineRule="auto" w:after="40"/>
+      </w:pPr>
+      <w:r>
+        <w:rPr>
+          <w:rFonts w:ascii="Times New Roman" w:hAnsi="Times New Roman" w:eastAsia="宋体"/>
+          <w:b/>
+          <w:color w:val="1A1A1A"/>
+          <w:sz w:val="21"/>
+        </w:rPr>
+        <w:t>CACG 与 CSCR 的贡献分离</w:t>
+      </w:r>
+      <w:r>
+        <w:rPr>
+          <w:rFonts w:ascii="Times New Roman" w:hAnsi="Times New Roman" w:eastAsia="宋体"/>
+          <w:b w:val="0"/>
+          <w:color w:val="1A1A1A"/>
+          <w:sz w:val="21"/>
+        </w:rPr>
+        <w:t>：仅 CACG、仅 CSCR（不做条件分组）、两者合用</w:t>
+      </w:r>
+    </w:p>
+    <w:p>
+      <w:pPr>
+        <w:pStyle w:val="ListBullet"/>
+        <w:spacing w:line="336" w:lineRule="auto" w:after="40"/>
+      </w:pPr>
+      <w:r>
+        <w:rPr>
+          <w:rFonts w:ascii="Times New Roman" w:hAnsi="Times New Roman" w:eastAsia="宋体"/>
+          <w:b/>
+          <w:color w:val="1A1A1A"/>
+          <w:sz w:val="21"/>
+        </w:rPr>
+        <w:t>φ 特征集</w:t>
+      </w:r>
+      <w:r>
+        <w:rPr>
+          <w:rFonts w:ascii="Times New Roman" w:hAnsi="Times New Roman" w:eastAsia="宋体"/>
+          <w:b w:val="0"/>
+          <w:color w:val="1A1A1A"/>
+          <w:sz w:val="21"/>
+        </w:rPr>
+        <w:t>：仅元素组 / 加 d 电子数 / 加是否含 3d 金属</w:t>
+      </w:r>
+    </w:p>
+    <w:p>
+      <w:pPr>
+        <w:spacing w:before="200" w:after="80"/>
+      </w:pPr>
+      <w:r>
+        <w:rPr>
+          <w:rFonts w:ascii="Times New Roman" w:hAnsi="Times New Roman" w:eastAsia="黑体"/>
+          <w:b/>
+          <w:color w:val="1B3A52"/>
+          <w:sz w:val="23"/>
+        </w:rPr>
+        <w:t>5.5 真实实验验证</w:t>
+      </w:r>
+    </w:p>
+    <w:p>
+      <w:pPr>
+        <w:spacing w:after="80"/>
+        <w:ind w:firstLine="420"/>
+      </w:pPr>
+      <w:r>
+        <w:rPr>
+          <w:rFonts w:ascii="Times New Roman" w:hAnsi="Times New Roman" w:eastAsia="宋体"/>
+          <w:b/>
+          <w:color w:val="1A1A1A"/>
+          <w:sz w:val="21"/>
+        </w:rPr>
+        <w:t>定位</w:t>
+      </w:r>
+      <w:r>
+        <w:rPr>
+          <w:rFonts w:ascii="Times New Roman" w:hAnsi="Times New Roman" w:eastAsia="宋体"/>
+          <w:b w:val="0"/>
+          <w:color w:val="1A1A1A"/>
+          <w:sz w:val="21"/>
+        </w:rPr>
+        <w:t>：本文条件是「实验用于验证论文结论」，不要求发现新材料。本方向的实验不追求做出新化合物，只回答一个可判定的问题：</w:t>
+      </w:r>
+      <w:r>
+        <w:rPr>
+          <w:rFonts w:ascii="Times New Roman" w:hAnsi="Times New Roman" w:eastAsia="宋体"/>
+          <w:b/>
+          <w:color w:val="1A1A1A"/>
+          <w:sz w:val="21"/>
+        </w:rPr>
+        <w:t>当两个数据库对同一化合物给出相反的稳定性判定时，实验事实站在哪一边。</w:t>
+      </w:r>
+    </w:p>
+    <w:p>
+      <w:pPr>
+        <w:spacing w:after="80"/>
+        <w:ind w:firstLine="420"/>
+      </w:pPr>
+      <w:r>
+        <w:rPr>
+          <w:rFonts w:ascii="Times New Roman" w:hAnsi="Times New Roman" w:eastAsia="宋体"/>
+          <w:b w:val="0"/>
+          <w:color w:val="1A1A1A"/>
+          <w:sz w:val="21"/>
+        </w:rPr>
+        <w:t>这个问题的价值在于：它把「跨库冲突」从一个数据现象，变成一个可以用实验裁决的分歧。若实验结果与某一库系统性地吻合，则冲突基准的判定规则得到外部支持；若两边都不吻合，则说明冲突的根源比「泛函选择」更复杂（例如数据库遗漏了某竞争相）。</w:t>
+      </w:r>
+    </w:p>
+    <w:p>
+      <w:pPr>
+        <w:spacing w:after="80"/>
+        <w:ind w:firstLine="420"/>
+      </w:pPr>
+      <w:r>
+        <w:rPr>
+          <w:rFonts w:ascii="Times New Roman" w:hAnsi="Times New Roman" w:eastAsia="宋体"/>
+          <w:b w:val="0"/>
+          <w:color w:val="1A1A1A"/>
+          <w:sz w:val="21"/>
+        </w:rPr>
+        <w:t>#### 5.5.1 候选筛选（可预注册）</w:t>
+      </w:r>
+    </w:p>
+    <w:tbl>
+      <w:tblPr>
+        <w:tblStyle w:val="TableGrid"/>
+        <w:tblW w:type="auto" w:w="0"/>
+        <w:jc w:val="center"/>
+        <w:tblLook w:firstColumn="1" w:firstRow="1" w:lastColumn="0" w:lastRow="0" w:noHBand="0" w:noVBand="1" w:val="04A0"/>
+      </w:tblPr>
+      <w:tblGrid>
+        <w:gridCol w:w="4366"/>
+        <w:gridCol w:w="4366"/>
+      </w:tblGrid>
+      <w:tr>
+        <w:tc>
+          <w:tcPr>
+            <w:tcW w:type="dxa" w:w="4366"/>
+          </w:tcPr>
+          <w:p>
+            <w:pPr>
+              <w:spacing w:before="40" w:after="40" w:line="276" w:lineRule="auto"/>
+            </w:pPr>
+            <w:r/>
+            <w:r>
+              <w:rPr>
+                <w:rFonts w:ascii="Times New Roman" w:hAnsi="Times New Roman" w:eastAsia="宋体"/>
+                <w:b/>
+                <w:color w:val="1A1A1A"/>
+                <w:sz w:val="18"/>
+              </w:rPr>
+              <w:t>步骤</w:t>
+            </w:r>
+          </w:p>
+        </w:tc>
+        <w:tc>
+          <w:tcPr>
+            <w:tcW w:type="dxa" w:w="4366"/>
+          </w:tcPr>
+          <w:p>
+            <w:pPr>
+              <w:spacing w:before="40" w:after="40" w:line="276" w:lineRule="auto"/>
+            </w:pPr>
+            <w:r/>
+            <w:r>
+              <w:rPr>
+                <w:rFonts w:ascii="Times New Roman" w:hAnsi="Times New Roman" w:eastAsia="宋体"/>
+                <w:b/>
+                <w:color w:val="1A1A1A"/>
+                <w:sz w:val="18"/>
+              </w:rPr>
+              <w:t>规则</w:t>
+            </w:r>
+          </w:p>
+        </w:tc>
+      </w:tr>
+      <w:tr>
+        <w:tc>
+          <w:tcPr>
+            <w:tcW w:type="dxa" w:w="4366"/>
+          </w:tcPr>
+          <w:p>
+            <w:pPr>
+              <w:spacing w:before="40" w:after="40" w:line="276" w:lineRule="auto"/>
+            </w:pPr>
+            <w:r/>
+            <w:r>
+              <w:rPr>
+                <w:rFonts w:ascii="Times New Roman" w:hAnsi="Times New Roman" w:eastAsia="宋体"/>
+                <w:b w:val="0"/>
+                <w:color w:val="1A1A1A"/>
+                <w:sz w:val="18"/>
+              </w:rPr>
+              <w:t>来源</w:t>
+            </w:r>
+          </w:p>
+        </w:tc>
+        <w:tc>
+          <w:tcPr>
+            <w:tcW w:type="dxa" w:w="4366"/>
+          </w:tcPr>
+          <w:p>
+            <w:pPr>
+              <w:spacing w:before="40" w:after="40" w:line="276" w:lineRule="auto"/>
+            </w:pPr>
+            <w:r/>
+            <w:r>
+              <w:rPr>
+                <w:rFonts w:ascii="Times New Roman" w:hAnsi="Times New Roman" w:eastAsia="宋体"/>
+                <w:b w:val="0"/>
+                <w:color w:val="1A1A1A"/>
+                <w:sz w:val="18"/>
+              </w:rPr>
+              <w:t>冲突基准中「一库判在凸包上、另一库判在凸包之上（L2 级，&gt;50 meV/atom）」的化合物</w:t>
+            </w:r>
+          </w:p>
+        </w:tc>
+      </w:tr>
+      <w:tr>
+        <w:tc>
+          <w:tcPr>
+            <w:tcW w:type="dxa" w:w="4366"/>
+          </w:tcPr>
+          <w:p>
+            <w:pPr>
+              <w:spacing w:before="40" w:after="40" w:line="276" w:lineRule="auto"/>
+            </w:pPr>
+            <w:r/>
+            <w:r>
+              <w:rPr>
+                <w:rFonts w:ascii="Times New Roman" w:hAnsi="Times New Roman" w:eastAsia="宋体"/>
+                <w:b w:val="0"/>
+                <w:color w:val="1A1A1A"/>
+                <w:sz w:val="18"/>
+              </w:rPr>
+              <w:t>文献门槛</w:t>
+            </w:r>
+          </w:p>
+        </w:tc>
+        <w:tc>
+          <w:tcPr>
+            <w:tcW w:type="dxa" w:w="4366"/>
+          </w:tcPr>
+          <w:p>
+            <w:pPr>
+              <w:spacing w:before="40" w:after="40" w:line="276" w:lineRule="auto"/>
+            </w:pPr>
+            <w:r/>
+            <w:r>
+              <w:rPr>
+                <w:rFonts w:ascii="Times New Roman" w:hAnsi="Times New Roman" w:eastAsia="宋体"/>
+                <w:b w:val="0"/>
+                <w:color w:val="1A1A1A"/>
+                <w:sz w:val="18"/>
+              </w:rPr>
+              <w:t>文献中有明确合成路线且报告了 XRD 物相确认，路线可复现。</w:t>
+            </w:r>
+            <w:r>
+              <w:rPr>
+                <w:rFonts w:ascii="Times New Roman" w:hAnsi="Times New Roman" w:eastAsia="宋体"/>
+                <w:b/>
+                <w:color w:val="1A1A1A"/>
+                <w:sz w:val="18"/>
+              </w:rPr>
+              <w:t>筛选借助现有全文文献库完成</w:t>
+            </w:r>
+            <w:r>
+              <w:rPr>
+                <w:rFonts w:ascii="Times New Roman" w:hAnsi="Times New Roman" w:eastAsia="宋体"/>
+                <w:b w:val="0"/>
+                <w:color w:val="1A1A1A"/>
+                <w:sz w:val="18"/>
+              </w:rPr>
+              <w:t>：先按化合物名检索，再核验其是否报告前驱体、温度与 XRD 结论；人工只做抽样复核</w:t>
+            </w:r>
+          </w:p>
+        </w:tc>
+      </w:tr>
+      <w:tr>
+        <w:tc>
+          <w:tcPr>
+            <w:tcW w:type="dxa" w:w="4366"/>
+          </w:tcPr>
+          <w:p>
+            <w:pPr>
+              <w:spacing w:before="40" w:after="40" w:line="276" w:lineRule="auto"/>
+            </w:pPr>
+            <w:r/>
+            <w:r>
+              <w:rPr>
+                <w:rFonts w:ascii="Times New Roman" w:hAnsi="Times New Roman" w:eastAsia="宋体"/>
+                <w:b w:val="0"/>
+                <w:color w:val="1A1A1A"/>
+                <w:sz w:val="18"/>
+              </w:rPr>
+              <w:t>元素限制</w:t>
+            </w:r>
+          </w:p>
+        </w:tc>
+        <w:tc>
+          <w:tcPr>
+            <w:tcW w:type="dxa" w:w="4366"/>
+          </w:tcPr>
+          <w:p>
+            <w:pPr>
+              <w:spacing w:before="40" w:after="40" w:line="276" w:lineRule="auto"/>
+            </w:pPr>
+            <w:r/>
+            <w:r>
+              <w:rPr>
+                <w:rFonts w:ascii="Times New Roman" w:hAnsi="Times New Roman" w:eastAsia="宋体"/>
+                <w:b w:val="0"/>
+                <w:color w:val="1A1A1A"/>
+                <w:sz w:val="18"/>
+              </w:rPr>
+              <w:t>不含放射性、稀有贵重或管控元素；不含需要高压/极端条件的体系</w:t>
+            </w:r>
+          </w:p>
+        </w:tc>
+      </w:tr>
+      <w:tr>
+        <w:tc>
+          <w:tcPr>
+            <w:tcW w:type="dxa" w:w="4366"/>
+          </w:tcPr>
+          <w:p>
+            <w:pPr>
+              <w:spacing w:before="40" w:after="40" w:line="276" w:lineRule="auto"/>
+            </w:pPr>
+            <w:r/>
+            <w:r>
+              <w:rPr>
+                <w:rFonts w:ascii="Times New Roman" w:hAnsi="Times New Roman" w:eastAsia="宋体"/>
+                <w:b w:val="0"/>
+                <w:color w:val="1A1A1A"/>
+                <w:sz w:val="18"/>
+              </w:rPr>
+              <w:t>排除</w:t>
+            </w:r>
+          </w:p>
+        </w:tc>
+        <w:tc>
+          <w:tcPr>
+            <w:tcW w:type="dxa" w:w="4366"/>
+          </w:tcPr>
+          <w:p>
+            <w:pPr>
+              <w:spacing w:before="40" w:after="40" w:line="276" w:lineRule="auto"/>
+            </w:pPr>
+            <w:r/>
+            <w:r>
+              <w:rPr>
+                <w:rFonts w:ascii="Times New Roman" w:hAnsi="Times New Roman" w:eastAsia="宋体"/>
+                <w:b w:val="0"/>
+                <w:color w:val="1A1A1A"/>
+                <w:sz w:val="18"/>
+              </w:rPr>
+              <w:t>已知亚稳相、多晶型争议体系、需水热/气氛精确控制的体系</w:t>
+            </w:r>
+          </w:p>
+        </w:tc>
+      </w:tr>
+      <w:tr>
+        <w:tc>
+          <w:tcPr>
+            <w:tcW w:type="dxa" w:w="4366"/>
+          </w:tcPr>
+          <w:p>
+            <w:pPr>
+              <w:spacing w:before="40" w:after="40" w:line="276" w:lineRule="auto"/>
+            </w:pPr>
+            <w:r/>
+            <w:r>
+              <w:rPr>
+                <w:rFonts w:ascii="Times New Roman" w:hAnsi="Times New Roman" w:eastAsia="宋体"/>
+                <w:b w:val="0"/>
+                <w:color w:val="1A1A1A"/>
+                <w:sz w:val="18"/>
+              </w:rPr>
+              <w:t>数量</w:t>
+            </w:r>
+          </w:p>
+        </w:tc>
+        <w:tc>
+          <w:tcPr>
+            <w:tcW w:type="dxa" w:w="4366"/>
+          </w:tcPr>
+          <w:p>
+            <w:pPr>
+              <w:spacing w:before="40" w:after="40" w:line="276" w:lineRule="auto"/>
+            </w:pPr>
+            <w:r/>
+            <w:r>
+              <w:rPr>
+                <w:rFonts w:ascii="Times New Roman" w:hAnsi="Times New Roman" w:eastAsia="宋体"/>
+                <w:b w:val="0"/>
+                <w:color w:val="1A1A1A"/>
+                <w:sz w:val="18"/>
+              </w:rPr>
+              <w:t>3—5 个化合物，</w:t>
+            </w:r>
+            <w:r>
+              <w:rPr>
+                <w:rFonts w:ascii="Times New Roman" w:hAnsi="Times New Roman" w:eastAsia="宋体"/>
+                <w:b/>
+                <w:color w:val="1A1A1A"/>
+                <w:sz w:val="18"/>
+              </w:rPr>
+              <w:t>先固定名单再看结果</w:t>
+            </w:r>
+          </w:p>
+        </w:tc>
+      </w:tr>
+    </w:tbl>
+    <w:p/>
+    <w:p>
+      <w:pPr>
+        <w:spacing w:after="80"/>
+        <w:ind w:firstLine="420"/>
+      </w:pPr>
+      <w:r>
+        <w:rPr>
+          <w:rFonts w:ascii="Times New Roman" w:hAnsi="Times New Roman" w:eastAsia="宋体"/>
+          <w:b w:val="0"/>
+          <w:color w:val="1A1A1A"/>
+          <w:sz w:val="21"/>
+        </w:rPr>
+        <w:t>#### 5.5.2 实验与判据</w:t>
+      </w:r>
+    </w:p>
+    <w:p>
+      <w:pPr>
+        <w:pStyle w:val="ListBullet"/>
+        <w:spacing w:line="336" w:lineRule="auto" w:after="40"/>
+      </w:pPr>
+      <w:r>
+        <w:rPr>
+          <w:rFonts w:ascii="Times New Roman" w:hAnsi="Times New Roman" w:eastAsia="宋体"/>
+          <w:b/>
+          <w:color w:val="1A1A1A"/>
+          <w:sz w:val="21"/>
+        </w:rPr>
+        <w:t>实验</w:t>
+      </w:r>
+      <w:r>
+        <w:rPr>
+          <w:rFonts w:ascii="Times New Roman" w:hAnsi="Times New Roman" w:eastAsia="宋体"/>
+          <w:b w:val="0"/>
+          <w:color w:val="1A1A1A"/>
+          <w:sz w:val="21"/>
+        </w:rPr>
+        <w:t>：按文献路线合成，XRD 物相确认（不做性能测量，降低门槛与失败面）</w:t>
+      </w:r>
+    </w:p>
+    <w:p>
+      <w:pPr>
+        <w:pStyle w:val="ListBullet"/>
+        <w:spacing w:line="336" w:lineRule="auto" w:after="40"/>
+      </w:pPr>
+      <w:r>
+        <w:rPr>
+          <w:rFonts w:ascii="Times New Roman" w:hAnsi="Times New Roman" w:eastAsia="宋体"/>
+          <w:b/>
+          <w:color w:val="1A1A1A"/>
+          <w:sz w:val="21"/>
+        </w:rPr>
+        <w:t>判定表</w:t>
+      </w:r>
+      <w:r>
+        <w:rPr>
+          <w:rFonts w:ascii="Times New Roman" w:hAnsi="Times New Roman" w:eastAsia="宋体"/>
+          <w:b w:val="0"/>
+          <w:color w:val="1A1A1A"/>
+          <w:sz w:val="21"/>
+        </w:rPr>
+        <w:t>：</w:t>
+      </w:r>
+    </w:p>
+    <w:tbl>
+      <w:tblPr>
+        <w:tblStyle w:val="TableGrid"/>
+        <w:tblW w:type="auto" w:w="0"/>
+        <w:jc w:val="center"/>
+        <w:tblLook w:firstColumn="1" w:firstRow="1" w:lastColumn="0" w:lastRow="0" w:noHBand="0" w:noVBand="1" w:val="04A0"/>
+      </w:tblPr>
+      <w:tblGrid>
+        <w:gridCol w:w="2183"/>
+        <w:gridCol w:w="2183"/>
+        <w:gridCol w:w="2183"/>
+        <w:gridCol w:w="2183"/>
+      </w:tblGrid>
+      <w:tr>
+        <w:tc>
+          <w:tcPr>
+            <w:tcW w:type="dxa" w:w="2183"/>
+          </w:tcPr>
+          <w:p>
+            <w:pPr>
+              <w:spacing w:before="40" w:after="40" w:line="276" w:lineRule="auto"/>
+            </w:pPr>
+            <w:r/>
+            <w:r>
+              <w:rPr>
+                <w:rFonts w:ascii="Times New Roman" w:hAnsi="Times New Roman" w:eastAsia="宋体"/>
+                <w:b/>
+                <w:color w:val="1A1A1A"/>
+                <w:sz w:val="18"/>
+              </w:rPr>
+              <w:t>实验观察</w:t>
+            </w:r>
+          </w:p>
+        </w:tc>
+        <w:tc>
+          <w:tcPr>
+            <w:tcW w:type="dxa" w:w="2183"/>
+          </w:tcPr>
+          <w:p>
+            <w:pPr>
+              <w:spacing w:before="40" w:after="40" w:line="276" w:lineRule="auto"/>
+            </w:pPr>
+            <w:r/>
+            <w:r>
+              <w:rPr>
+                <w:rFonts w:ascii="Times New Roman" w:hAnsi="Times New Roman" w:eastAsia="宋体"/>
+                <w:b/>
+                <w:color w:val="1A1A1A"/>
+                <w:sz w:val="18"/>
+              </w:rPr>
+              <w:t>对「判稳定」一方</w:t>
+            </w:r>
+          </w:p>
+        </w:tc>
+        <w:tc>
+          <w:tcPr>
+            <w:tcW w:type="dxa" w:w="2183"/>
+          </w:tcPr>
+          <w:p>
+            <w:pPr>
+              <w:spacing w:before="40" w:after="40" w:line="276" w:lineRule="auto"/>
+            </w:pPr>
+            <w:r/>
+            <w:r>
+              <w:rPr>
+                <w:rFonts w:ascii="Times New Roman" w:hAnsi="Times New Roman" w:eastAsia="宋体"/>
+                <w:b/>
+                <w:color w:val="1A1A1A"/>
+                <w:sz w:val="18"/>
+              </w:rPr>
+              <w:t>对「判不稳定」一方</w:t>
+            </w:r>
+          </w:p>
+        </w:tc>
+        <w:tc>
+          <w:tcPr>
+            <w:tcW w:type="dxa" w:w="2183"/>
+          </w:tcPr>
+          <w:p>
+            <w:pPr>
+              <w:spacing w:before="40" w:after="40" w:line="276" w:lineRule="auto"/>
+            </w:pPr>
+            <w:r/>
+            <w:r>
+              <w:rPr>
+                <w:rFonts w:ascii="Times New Roman" w:hAnsi="Times New Roman" w:eastAsia="宋体"/>
+                <w:b/>
+                <w:color w:val="1A1A1A"/>
+                <w:sz w:val="18"/>
+              </w:rPr>
+              <w:t>论文结论</w:t>
+            </w:r>
+          </w:p>
+        </w:tc>
+      </w:tr>
+      <w:tr>
+        <w:tc>
+          <w:tcPr>
+            <w:tcW w:type="dxa" w:w="2183"/>
+          </w:tcPr>
+          <w:p>
+            <w:pPr>
+              <w:spacing w:before="40" w:after="40" w:line="276" w:lineRule="auto"/>
+            </w:pPr>
+            <w:r/>
+            <w:r>
+              <w:rPr>
+                <w:rFonts w:ascii="Times New Roman" w:hAnsi="Times New Roman" w:eastAsia="宋体"/>
+                <w:b w:val="0"/>
+                <w:color w:val="1A1A1A"/>
+                <w:sz w:val="18"/>
+              </w:rPr>
+              <w:t>目标相明确获得</w:t>
+            </w:r>
+          </w:p>
+        </w:tc>
+        <w:tc>
+          <w:tcPr>
+            <w:tcW w:type="dxa" w:w="2183"/>
+          </w:tcPr>
+          <w:p>
+            <w:pPr>
+              <w:spacing w:before="40" w:after="40" w:line="276" w:lineRule="auto"/>
+            </w:pPr>
+            <w:r/>
+            <w:r>
+              <w:rPr>
+                <w:rFonts w:ascii="Times New Roman" w:hAnsi="Times New Roman" w:eastAsia="宋体"/>
+                <w:b w:val="0"/>
+                <w:color w:val="1A1A1A"/>
+                <w:sz w:val="18"/>
+              </w:rPr>
+              <w:t>支持</w:t>
+            </w:r>
+          </w:p>
+        </w:tc>
+        <w:tc>
+          <w:tcPr>
+            <w:tcW w:type="dxa" w:w="2183"/>
+          </w:tcPr>
+          <w:p>
+            <w:pPr>
+              <w:spacing w:before="40" w:after="40" w:line="276" w:lineRule="auto"/>
+            </w:pPr>
+            <w:r/>
+            <w:r>
+              <w:rPr>
+                <w:rFonts w:ascii="Times New Roman" w:hAnsi="Times New Roman" w:eastAsia="宋体"/>
+                <w:b w:val="0"/>
+                <w:color w:val="1A1A1A"/>
+                <w:sz w:val="18"/>
+              </w:rPr>
+              <w:t>反对</w:t>
+            </w:r>
+          </w:p>
+        </w:tc>
+        <w:tc>
+          <w:tcPr>
+            <w:tcW w:type="dxa" w:w="2183"/>
+          </w:tcPr>
+          <w:p>
+            <w:pPr>
+              <w:spacing w:before="40" w:after="40" w:line="276" w:lineRule="auto"/>
+            </w:pPr>
+            <w:r/>
+            <w:r>
+              <w:rPr>
+                <w:rFonts w:ascii="Times New Roman" w:hAnsi="Times New Roman" w:eastAsia="宋体"/>
+                <w:b w:val="0"/>
+                <w:color w:val="1A1A1A"/>
+                <w:sz w:val="18"/>
+              </w:rPr>
+              <w:t>冲突来自建模选择，可裁决</w:t>
+            </w:r>
+          </w:p>
+        </w:tc>
+      </w:tr>
+      <w:tr>
+        <w:tc>
+          <w:tcPr>
+            <w:tcW w:type="dxa" w:w="2183"/>
+          </w:tcPr>
+          <w:p>
+            <w:pPr>
+              <w:spacing w:before="40" w:after="40" w:line="276" w:lineRule="auto"/>
+            </w:pPr>
+            <w:r/>
+            <w:r>
+              <w:rPr>
+                <w:rFonts w:ascii="Times New Roman" w:hAnsi="Times New Roman" w:eastAsia="宋体"/>
+                <w:b w:val="0"/>
+                <w:color w:val="1A1A1A"/>
+                <w:sz w:val="18"/>
+              </w:rPr>
+              <w:t>目标相未获得，出现竞争相</w:t>
+            </w:r>
+          </w:p>
+        </w:tc>
+        <w:tc>
+          <w:tcPr>
+            <w:tcW w:type="dxa" w:w="2183"/>
+          </w:tcPr>
+          <w:p>
+            <w:pPr>
+              <w:spacing w:before="40" w:after="40" w:line="276" w:lineRule="auto"/>
+            </w:pPr>
+            <w:r/>
+            <w:r>
+              <w:rPr>
+                <w:rFonts w:ascii="Times New Roman" w:hAnsi="Times New Roman" w:eastAsia="宋体"/>
+                <w:b w:val="0"/>
+                <w:color w:val="1A1A1A"/>
+                <w:sz w:val="18"/>
+              </w:rPr>
+              <w:t>反对</w:t>
+            </w:r>
+          </w:p>
+        </w:tc>
+        <w:tc>
+          <w:tcPr>
+            <w:tcW w:type="dxa" w:w="2183"/>
+          </w:tcPr>
+          <w:p>
+            <w:pPr>
+              <w:spacing w:before="40" w:after="40" w:line="276" w:lineRule="auto"/>
+            </w:pPr>
+            <w:r/>
+            <w:r>
+              <w:rPr>
+                <w:rFonts w:ascii="Times New Roman" w:hAnsi="Times New Roman" w:eastAsia="宋体"/>
+                <w:b w:val="0"/>
+                <w:color w:val="1A1A1A"/>
+                <w:sz w:val="18"/>
+              </w:rPr>
+              <w:t>支持</w:t>
+            </w:r>
+          </w:p>
+        </w:tc>
+        <w:tc>
+          <w:tcPr>
+            <w:tcW w:type="dxa" w:w="2183"/>
+          </w:tcPr>
+          <w:p>
+            <w:pPr>
+              <w:spacing w:before="40" w:after="40" w:line="276" w:lineRule="auto"/>
+            </w:pPr>
+            <w:r/>
+            <w:r>
+              <w:rPr>
+                <w:rFonts w:ascii="Times New Roman" w:hAnsi="Times New Roman" w:eastAsia="宋体"/>
+                <w:b w:val="0"/>
+                <w:color w:val="1A1A1A"/>
+                <w:sz w:val="18"/>
+              </w:rPr>
+              <w:t>同上，方向相反</w:t>
+            </w:r>
+          </w:p>
+        </w:tc>
+      </w:tr>
+      <w:tr>
+        <w:tc>
+          <w:tcPr>
+            <w:tcW w:type="dxa" w:w="2183"/>
+          </w:tcPr>
+          <w:p>
+            <w:pPr>
+              <w:spacing w:before="40" w:after="40" w:line="276" w:lineRule="auto"/>
+            </w:pPr>
+            <w:r/>
+            <w:r>
+              <w:rPr>
+                <w:rFonts w:ascii="Times New Roman" w:hAnsi="Times New Roman" w:eastAsia="宋体"/>
+                <w:b w:val="0"/>
+                <w:color w:val="1A1A1A"/>
+                <w:sz w:val="18"/>
+              </w:rPr>
+              <w:t>目标相未获得，但未出现竞争相</w:t>
+            </w:r>
+          </w:p>
+        </w:tc>
+        <w:tc>
+          <w:tcPr>
+            <w:tcW w:type="dxa" w:w="2183"/>
+          </w:tcPr>
+          <w:p>
+            <w:pPr>
+              <w:spacing w:before="40" w:after="40" w:line="276" w:lineRule="auto"/>
+            </w:pPr>
+            <w:r/>
+            <w:r>
+              <w:rPr>
+                <w:rFonts w:ascii="Times New Roman" w:hAnsi="Times New Roman" w:eastAsia="宋体"/>
+                <w:b w:val="0"/>
+                <w:color w:val="1A1A1A"/>
+                <w:sz w:val="18"/>
+              </w:rPr>
+              <w:t>无结论</w:t>
+            </w:r>
+          </w:p>
+        </w:tc>
+        <w:tc>
+          <w:tcPr>
+            <w:tcW w:type="dxa" w:w="2183"/>
+          </w:tcPr>
+          <w:p>
+            <w:pPr>
+              <w:spacing w:before="40" w:after="40" w:line="276" w:lineRule="auto"/>
+            </w:pPr>
+            <w:r/>
+            <w:r>
+              <w:rPr>
+                <w:rFonts w:ascii="Times New Roman" w:hAnsi="Times New Roman" w:eastAsia="宋体"/>
+                <w:b w:val="0"/>
+                <w:color w:val="1A1A1A"/>
+                <w:sz w:val="18"/>
+              </w:rPr>
+              <w:t>无结论</w:t>
+            </w:r>
+          </w:p>
+        </w:tc>
+        <w:tc>
+          <w:tcPr>
+            <w:tcW w:type="dxa" w:w="2183"/>
+          </w:tcPr>
+          <w:p>
+            <w:pPr>
+              <w:spacing w:before="40" w:after="40" w:line="276" w:lineRule="auto"/>
+            </w:pPr>
+            <w:r/>
+            <w:r>
+              <w:rPr>
+                <w:rFonts w:ascii="Times New Roman" w:hAnsi="Times New Roman" w:eastAsia="宋体"/>
+                <w:b w:val="0"/>
+                <w:color w:val="1A1A1A"/>
+                <w:sz w:val="18"/>
+              </w:rPr>
+              <w:t>归因于动力学，不计入统计</w:t>
+            </w:r>
+          </w:p>
+        </w:tc>
+      </w:tr>
+      <w:tr>
+        <w:tc>
+          <w:tcPr>
+            <w:tcW w:type="dxa" w:w="2183"/>
+          </w:tcPr>
+          <w:p>
+            <w:pPr>
+              <w:spacing w:before="40" w:after="40" w:line="276" w:lineRule="auto"/>
+            </w:pPr>
+            <w:r/>
+            <w:r>
+              <w:rPr>
+                <w:rFonts w:ascii="Times New Roman" w:hAnsi="Times New Roman" w:eastAsia="宋体"/>
+                <w:b w:val="0"/>
+                <w:color w:val="1A1A1A"/>
+                <w:sz w:val="18"/>
+              </w:rPr>
+              <w:t>产物非晶或多相混合</w:t>
+            </w:r>
+          </w:p>
+        </w:tc>
+        <w:tc>
+          <w:tcPr>
+            <w:tcW w:type="dxa" w:w="2183"/>
+          </w:tcPr>
+          <w:p>
+            <w:pPr>
+              <w:spacing w:before="40" w:after="40" w:line="276" w:lineRule="auto"/>
+            </w:pPr>
+            <w:r/>
+            <w:r>
+              <w:rPr>
+                <w:rFonts w:ascii="Times New Roman" w:hAnsi="Times New Roman" w:eastAsia="宋体"/>
+                <w:b w:val="0"/>
+                <w:color w:val="1A1A1A"/>
+                <w:sz w:val="18"/>
+              </w:rPr>
+              <w:t>无结论</w:t>
+            </w:r>
+          </w:p>
+        </w:tc>
+        <w:tc>
+          <w:tcPr>
+            <w:tcW w:type="dxa" w:w="2183"/>
+          </w:tcPr>
+          <w:p>
+            <w:pPr>
+              <w:spacing w:before="40" w:after="40" w:line="276" w:lineRule="auto"/>
+            </w:pPr>
+            <w:r/>
+            <w:r>
+              <w:rPr>
+                <w:rFonts w:ascii="Times New Roman" w:hAnsi="Times New Roman" w:eastAsia="宋体"/>
+                <w:b w:val="0"/>
+                <w:color w:val="1A1A1A"/>
+                <w:sz w:val="18"/>
+              </w:rPr>
+              <w:t>无结论</w:t>
+            </w:r>
+          </w:p>
+        </w:tc>
+        <w:tc>
+          <w:tcPr>
+            <w:tcW w:type="dxa" w:w="2183"/>
+          </w:tcPr>
+          <w:p>
+            <w:pPr>
+              <w:spacing w:before="40" w:after="40" w:line="276" w:lineRule="auto"/>
+            </w:pPr>
+            <w:r/>
+            <w:r>
+              <w:rPr>
+                <w:rFonts w:ascii="Times New Roman" w:hAnsi="Times New Roman" w:eastAsia="宋体"/>
+                <w:b w:val="0"/>
+                <w:color w:val="1A1A1A"/>
+                <w:sz w:val="18"/>
+              </w:rPr>
+              <w:t>计入「不确定」并如实报告</w:t>
+            </w:r>
+          </w:p>
+        </w:tc>
+      </w:tr>
+    </w:tbl>
+    <w:p/>
+    <w:p>
+      <w:pPr>
+        <w:spacing w:after="80"/>
+        <w:ind w:firstLine="420"/>
+      </w:pPr>
+      <w:r>
+        <w:rPr>
+          <w:rFonts w:ascii="Times New Roman" w:hAnsi="Times New Roman" w:eastAsia="宋体"/>
+          <w:b w:val="0"/>
+          <w:color w:val="1A1A1A"/>
+          <w:sz w:val="21"/>
+        </w:rPr>
+        <w:t>#### 5.5.3 可判定的结论边界</w:t>
+      </w:r>
+    </w:p>
+    <w:p>
+      <w:pPr>
+        <w:spacing w:after="80"/>
+        <w:ind w:firstLine="420"/>
+      </w:pPr>
+      <w:r>
+        <w:rPr>
+          <w:rFonts w:ascii="Times New Roman" w:hAnsi="Times New Roman" w:eastAsia="宋体"/>
+          <w:b w:val="0"/>
+          <w:color w:val="1A1A1A"/>
+          <w:sz w:val="21"/>
+        </w:rPr>
+        <w:t>3—5 个样本</w:t>
+      </w:r>
+      <w:r>
+        <w:rPr>
+          <w:rFonts w:ascii="Times New Roman" w:hAnsi="Times New Roman" w:eastAsia="宋体"/>
+          <w:b/>
+          <w:color w:val="1A1A1A"/>
+          <w:sz w:val="21"/>
+        </w:rPr>
+        <w:t>不足以做统计推断</w:t>
+      </w:r>
+      <w:r>
+        <w:rPr>
+          <w:rFonts w:ascii="Times New Roman" w:hAnsi="Times New Roman" w:eastAsia="宋体"/>
+          <w:b w:val="0"/>
+          <w:color w:val="1A1A1A"/>
+          <w:sz w:val="21"/>
+        </w:rPr>
+        <w:t>。本实验能支持的最强结论只有一句：</w:t>
+      </w:r>
+      <w:r>
+        <w:rPr>
+          <w:rFonts w:ascii="Times New Roman" w:hAnsi="Times New Roman" w:eastAsia="宋体"/>
+          <w:b/>
+          <w:color w:val="1A1A1A"/>
+          <w:sz w:val="21"/>
+        </w:rPr>
+        <w:t>「在 n 个案例中，实验事实与 X 库一致的有 k 个」</w:t>
+      </w:r>
+      <w:r>
+        <w:rPr>
+          <w:rFonts w:ascii="Times New Roman" w:hAnsi="Times New Roman" w:eastAsia="宋体"/>
+          <w:b w:val="0"/>
+          <w:color w:val="1A1A1A"/>
+          <w:sz w:val="21"/>
+        </w:rPr>
+        <w:t>，并据此讨论冲突基准的判定规则是否需要调整。</w:t>
+      </w:r>
+    </w:p>
+    <w:p>
+      <w:pPr>
+        <w:spacing w:after="80"/>
+        <w:ind w:firstLine="420"/>
+      </w:pPr>
+      <w:r>
+        <w:rPr>
+          <w:rFonts w:ascii="Times New Roman" w:hAnsi="Times New Roman" w:eastAsia="宋体"/>
+          <w:b w:val="0"/>
+          <w:color w:val="1A1A1A"/>
+          <w:sz w:val="21"/>
+        </w:rPr>
+        <w:t>不得用它证明「17%—18% 的冲突率」，也不得用它证明 CACG 方法的整体有效性——前者是总体统计量，后者需要大规模评测。</w:t>
+      </w:r>
+    </w:p>
+    <w:p>
+      <w:pPr>
+        <w:spacing w:after="80"/>
+        <w:ind w:firstLine="420"/>
+      </w:pPr>
+      <w:r>
+        <w:rPr>
+          <w:rFonts w:ascii="Times New Roman" w:hAnsi="Times New Roman" w:eastAsia="宋体"/>
+          <w:b w:val="0"/>
+          <w:color w:val="1A1A1A"/>
+          <w:sz w:val="21"/>
+        </w:rPr>
+        <w:t>#### 5.5.4 预注册要求</w:t>
+      </w:r>
+    </w:p>
+    <w:p>
+      <w:pPr>
+        <w:spacing w:after="80"/>
+        <w:ind w:firstLine="420"/>
+      </w:pPr>
+      <w:r>
+        <w:rPr>
+          <w:rFonts w:ascii="Times New Roman" w:hAnsi="Times New Roman" w:eastAsia="宋体"/>
+          <w:b w:val="0"/>
+          <w:color w:val="1A1A1A"/>
+          <w:sz w:val="21"/>
+        </w:rPr>
+        <w:t>第 9—10 月必须冻结：化合物名单、合成路线、判定规则（上表）、成功与失败的定义。</w:t>
+      </w:r>
+      <w:r>
+        <w:rPr>
+          <w:rFonts w:ascii="Times New Roman" w:hAnsi="Times New Roman" w:eastAsia="宋体"/>
+          <w:b/>
+          <w:color w:val="1A1A1A"/>
+          <w:sz w:val="21"/>
+        </w:rPr>
+        <w:t>冻结后才做实验</w:t>
+      </w:r>
+      <w:r>
+        <w:rPr>
+          <w:rFonts w:ascii="Times New Roman" w:hAnsi="Times New Roman" w:eastAsia="宋体"/>
+          <w:b w:val="0"/>
+          <w:color w:val="1A1A1A"/>
+          <w:sz w:val="21"/>
+        </w:rPr>
+        <w:t>，避免看到结果再解释。</w:t>
+      </w:r>
+    </w:p>
+    <w:p>
+      <w:pPr>
+        <w:spacing w:after="80"/>
+        <w:ind w:firstLine="420"/>
+      </w:pPr>
+      <w:r>
+        <w:rPr>
+          <w:rFonts w:ascii="Times New Roman" w:hAnsi="Times New Roman" w:eastAsia="宋体"/>
+          <w:b w:val="0"/>
+          <w:color w:val="1A1A1A"/>
+          <w:sz w:val="21"/>
+        </w:rPr>
+        <w:t>#### 5.5.5 若实验不可得</w:t>
+      </w:r>
+    </w:p>
+    <w:p>
+      <w:pPr>
+        <w:spacing w:after="80"/>
+        <w:ind w:firstLine="420"/>
+      </w:pPr>
+      <w:r>
+        <w:rPr>
+          <w:rFonts w:ascii="Times New Roman" w:hAnsi="Times New Roman" w:eastAsia="宋体"/>
+          <w:b w:val="0"/>
+          <w:color w:val="1A1A1A"/>
+          <w:sz w:val="21"/>
+        </w:rPr>
+        <w:t>本方向仍可完成，但须把结论从「冲突可被实验裁决」降为「冲突可被条件归因」，并在局限性中写明缺少外部裁决。</w:t>
+      </w:r>
+    </w:p>
+    <w:p>
+      <w:pPr>
         <w:spacing w:before="320" w:after="120"/>
       </w:pPr>
       <w:r>
@@ -2844,7 +7829,7 @@
           <w:color w:val="1A1A1A"/>
           <w:sz w:val="21"/>
         </w:rPr>
-        <w:t>算法创新：条件感知的冲突分组（CACG）。</w:t>
+        <w:t>方法组件一：条件化判定校准与冲突裁决（CSCR）。</w:t>
       </w:r>
       <w:r>
         <w:rPr>
@@ -2853,7 +7838,169 @@
           <w:color w:val="1A1A1A"/>
           <w:sz w:val="21"/>
         </w:rPr>
-        <w:t xml:space="preserve"> 现有冲突聚合方法按语义相似度或来源分组；本课题按条件元数据（泛函、温度、压力）分组，针对的是「同一材料、不同条件」这一类材料特有的冲突。算法是规则加层次聚类，约 200 行，不需要训练；验证方式是人工标注 200 组的 F1，与「不分组」「按来源分组」「按语义相似度分组」三个基线对比。它与中英文证据冲突的分组方法（如 X-MADAM-RAG）的区别在于：后者的分组依据是语言与来源，本课题依据的是物理条件元数据——「GGA+U 下的 3.92 eV」与「无 U 下的 0.38 eV」在文本上不矛盾，只有读条件才能判断它们本就不该被合并。</w:t>
+        <w:t xml:space="preserve"> 约 150—200 行可训练部分。</w:t>
+      </w:r>
+      <w:r>
+        <w:rPr>
+          <w:rFonts w:ascii="Times New Roman" w:hAnsi="Times New Roman" w:eastAsia="宋体"/>
+          <w:b/>
+          <w:color w:val="1A1A1A"/>
+          <w:sz w:val="21"/>
+        </w:rPr>
+        <w:t>定位说明（2026-10-19 复核后调整）</w:t>
+      </w:r>
+      <w:r>
+        <w:rPr>
+          <w:rFonts w:ascii="Times New Roman" w:hAnsi="Times New Roman" w:eastAsia="宋体"/>
+          <w:b w:val="0"/>
+          <w:color w:val="1A1A1A"/>
+          <w:sz w:val="21"/>
+        </w:rPr>
+        <w:t>：CSCR 不列为本课题的「主要算法贡献」，理由见下——</w:t>
+      </w:r>
+    </w:p>
+    <w:p>
+      <w:pPr>
+        <w:spacing w:after="80"/>
+        <w:ind w:firstLine="420"/>
+      </w:pPr>
+      <w:r>
+        <w:rPr>
+          <w:rFonts w:ascii="Times New Roman" w:hAnsi="Times New Roman" w:eastAsia="宋体"/>
+          <w:b w:val="0"/>
+          <w:color w:val="1A1A1A"/>
+          <w:sz w:val="21"/>
+        </w:rPr>
+        <w:t xml:space="preserve">初步测算显示其增益空间有限：三库齐全的 26,337 组样本中 </w:t>
+      </w:r>
+      <w:r>
+        <w:rPr>
+          <w:rFonts w:ascii="Times New Roman" w:hAnsi="Times New Roman" w:eastAsia="宋体"/>
+          <w:b/>
+          <w:color w:val="1A1A1A"/>
+          <w:sz w:val="21"/>
+        </w:rPr>
+        <w:t>73.30% 三库判定完全一致，无裁决空间</w:t>
+      </w:r>
+      <w:r>
+        <w:rPr>
+          <w:rFonts w:ascii="Times New Roman" w:hAnsi="Times New Roman" w:eastAsia="宋体"/>
+          <w:b w:val="0"/>
+          <w:color w:val="1A1A1A"/>
+          <w:sz w:val="21"/>
+        </w:rPr>
+        <w:t>，仅 26.70%（7,032 组）存在分歧；三对库两两一致率 82.67%/82.24%/81.84% 几乎相同，说明</w:t>
+      </w:r>
+      <w:r>
+        <w:rPr>
+          <w:rFonts w:ascii="Times New Roman" w:hAnsi="Times New Roman" w:eastAsia="宋体"/>
+          <w:b/>
+          <w:color w:val="1A1A1A"/>
+          <w:sz w:val="21"/>
+        </w:rPr>
+        <w:t>没有系统性偏坏的来源</w:t>
+      </w:r>
+      <w:r>
+        <w:rPr>
+          <w:rFonts w:ascii="Times New Roman" w:hAnsi="Times New Roman" w:eastAsia="宋体"/>
+          <w:b w:val="0"/>
+          <w:color w:val="1A1A1A"/>
+          <w:sz w:val="21"/>
+        </w:rPr>
+        <w:t xml:space="preserve">，故基础倾向项学不到稳定优势；条件依赖项在 3d 金属特征上的差异作用到这 7,032 组上，理论可纠正上限约 </w:t>
+      </w:r>
+      <w:r>
+        <w:rPr>
+          <w:rFonts w:ascii="Times New Roman" w:hAnsi="Times New Roman" w:eastAsia="宋体"/>
+          <w:b/>
+          <w:color w:val="1A1A1A"/>
+          <w:sz w:val="21"/>
+        </w:rPr>
+        <w:t>1.3%</w:t>
+      </w:r>
+      <w:r>
+        <w:rPr>
+          <w:rFonts w:ascii="Times New Roman" w:hAnsi="Times New Roman" w:eastAsia="宋体"/>
+          <w:b w:val="0"/>
+          <w:color w:val="1A1A1A"/>
+          <w:sz w:val="21"/>
+        </w:rPr>
+        <w:t>。</w:t>
+      </w:r>
+    </w:p>
+    <w:p>
+      <w:pPr>
+        <w:spacing w:after="80"/>
+        <w:ind w:firstLine="420"/>
+      </w:pPr>
+      <w:r>
+        <w:rPr>
+          <w:rFonts w:ascii="Times New Roman" w:hAnsi="Times New Roman" w:eastAsia="宋体"/>
+          <w:b w:val="0"/>
+          <w:color w:val="1A1A1A"/>
+          <w:sz w:val="21"/>
+        </w:rPr>
+        <w:t>因此 CSCR 的现实定位是</w:t>
+      </w:r>
+      <w:r>
+        <w:rPr>
+          <w:rFonts w:ascii="Times New Roman" w:hAnsi="Times New Roman" w:eastAsia="宋体"/>
+          <w:b/>
+          <w:color w:val="1A1A1A"/>
+          <w:sz w:val="21"/>
+        </w:rPr>
+        <w:t>校准与裁决层</w:t>
+      </w:r>
+      <w:r>
+        <w:rPr>
+          <w:rFonts w:ascii="Times New Roman" w:hAnsi="Times New Roman" w:eastAsia="宋体"/>
+          <w:b w:val="0"/>
+          <w:color w:val="1A1A1A"/>
+          <w:sz w:val="21"/>
+        </w:rPr>
+        <w:t>：它的价值在于给出概率化裁决与「无公认答案」识别，而非显著提升准确率。</w:t>
+      </w:r>
+      <w:r>
+        <w:rPr>
+          <w:rFonts w:ascii="Times New Roman" w:hAnsi="Times New Roman" w:eastAsia="宋体"/>
+          <w:b/>
+          <w:color w:val="1A1A1A"/>
+          <w:sz w:val="21"/>
+        </w:rPr>
+        <w:t>本论文的主贡献应表述为「首个材料知识冲突基准 + 条件化评测协议」</w:t>
+      </w:r>
+      <w:r>
+        <w:rPr>
+          <w:rFonts w:ascii="Times New Roman" w:hAnsi="Times New Roman" w:eastAsia="宋体"/>
+          <w:b w:val="0"/>
+          <w:color w:val="1A1A1A"/>
+          <w:sz w:val="21"/>
+        </w:rPr>
+        <w:t>，CSCR 与 CACG 作为该基准上的方法组件。它不做数值偏差校正（该思路已用完整数据实测证伪，见 §4.2），而是学习各来源判定倾向随成分与条件的变化，并据此输出可校准的后验裁决概率。相比「给每个库一个固定可信度」，它多了「倾向随条件变化」这一层；相比一般多数投票，它多了概率校准与「无公认答案」的识别。实现约 500—700 行（含数据对齐与评测）。</w:t>
+      </w:r>
+    </w:p>
+    <w:p>
+      <w:pPr>
+        <w:spacing w:after="80"/>
+        <w:ind w:firstLine="420"/>
+      </w:pPr>
+      <w:r>
+        <w:rPr>
+          <w:rFonts w:ascii="Times New Roman" w:hAnsi="Times New Roman" w:eastAsia="宋体"/>
+          <w:b/>
+          <w:color w:val="1A1A1A"/>
+          <w:sz w:val="21"/>
+        </w:rPr>
+        <w:t>方法组件二：条件感知的冲突分组（CACG）。</w:t>
+      </w:r>
+      <w:r>
+        <w:rPr>
+          <w:rFonts w:ascii="Times New Roman" w:hAnsi="Times New Roman" w:eastAsia="宋体"/>
+          <w:b w:val="0"/>
+          <w:color w:val="1A1A1A"/>
+          <w:sz w:val="21"/>
+        </w:rPr>
+        <w:t xml:space="preserve"> CSCR 的前置组件。现有冲突聚合方法按语义相似度或来源分组；本课题按条件元数据（泛函、温度、压力、U 值、库版本）分组。约 200 行规则加层次聚类，不需训练；验证方式是人工标注 200 组的 F1，与「不分组」「按来源分组」「按语义相似度分组」三个基线对比。它与中英文证据冲突分组方法（如 X-MADAM-RAG）的区别在于：后者依据语言与来源，本课题依据物理条件元数据——「GGA+U 下的 3.92 eV」与「无 U 下的 0.38 eV」在文本上不矛盾，只有读条件才能判断它们本就不该被合并。</w:t>
       </w:r>
     </w:p>
     <w:p>
@@ -3144,7 +8291,16 @@
                 <w:color w:val="1A1A1A"/>
                 <w:sz w:val="18"/>
               </w:rPr>
-              <w:t>四库导出、跨库匹配、冲突判定规则</w:t>
+              <w:t>四库导出、跨库匹配、冲突判定规则；</w:t>
+            </w:r>
+            <w:r>
+              <w:rPr>
+                <w:rFonts w:ascii="Times New Roman" w:hAnsi="Times New Roman" w:eastAsia="宋体"/>
+                <w:b/>
+                <w:color w:val="1A1A1A"/>
+                <w:sz w:val="18"/>
+              </w:rPr>
+              <w:t>文献库四项能力核实</w:t>
             </w:r>
           </w:p>
         </w:tc>
@@ -3164,7 +8320,7 @@
                 <w:color w:val="1A1A1A"/>
                 <w:sz w:val="18"/>
               </w:rPr>
-              <w:t>匹配率与冲突率可复核</w:t>
+              <w:t>冲突对数量达标；文献可溯源与含合成路线两项确认</w:t>
             </w:r>
           </w:p>
         </w:tc>
@@ -3226,7 +8382,25 @@
                 <w:color w:val="1A1A1A"/>
                 <w:sz w:val="18"/>
               </w:rPr>
-              <w:t>冲突基准构建、人工抽检</w:t>
+              <w:t>冲突基准构建、</w:t>
+            </w:r>
+            <w:r>
+              <w:rPr>
+                <w:rFonts w:ascii="Times New Roman" w:hAnsi="Times New Roman" w:eastAsia="宋体"/>
+                <w:b/>
+                <w:color w:val="1A1A1A"/>
+                <w:sz w:val="18"/>
+              </w:rPr>
+              <w:t>文献库辅助标注</w:t>
+            </w:r>
+            <w:r>
+              <w:rPr>
+                <w:rFonts w:ascii="Times New Roman" w:hAnsi="Times New Roman" w:eastAsia="宋体"/>
+                <w:b w:val="0"/>
+                <w:color w:val="1A1A1A"/>
+                <w:sz w:val="18"/>
+              </w:rPr>
+              <w:t>、CSCR 校准训练；O1 时间冲突（可选）</w:t>
             </w:r>
           </w:p>
         </w:tc>
@@ -3246,7 +8420,7 @@
                 <w:color w:val="1A1A1A"/>
                 <w:sz w:val="18"/>
               </w:rPr>
-              <w:t>抽检 200 组的判定准确率 &gt; 90%</w:t>
+              <w:t>抽检 200 组判定准确率 &gt; 90%，20% 双人独立标注 κ 达标；校准参数在留一交叉验证下符号一致</w:t>
             </w:r>
           </w:p>
         </w:tc>
@@ -3602,7 +8776,320 @@
           <w:color w:val="1A1A1A"/>
           <w:sz w:val="21"/>
         </w:rPr>
-        <w:t xml:space="preserve"> 第 2 月末检查：如果跨库匹配率过低（例如低于 30%），说明三级对齐规则不适用，需要退回两级或更换数据库组合。</w:t>
+        <w:t xml:space="preserve"> 第 2 月末检查：判据不使用「匹配率百分比」，因为四个数据库各自的条目量相差一个数量级以上，分母怎么选都会得到无意义的数字。改用</w:t>
+      </w:r>
+      <w:r>
+        <w:rPr>
+          <w:rFonts w:ascii="Times New Roman" w:hAnsi="Times New Roman" w:eastAsia="宋体"/>
+          <w:b/>
+          <w:color w:val="1A1A1A"/>
+          <w:sz w:val="21"/>
+        </w:rPr>
+        <w:t>可用冲突对的绝对数量</w:t>
+      </w:r>
+      <w:r>
+        <w:rPr>
+          <w:rFonts w:ascii="Times New Roman" w:hAnsi="Times New Roman" w:eastAsia="宋体"/>
+          <w:b w:val="0"/>
+          <w:color w:val="1A1A1A"/>
+          <w:sz w:val="21"/>
+        </w:rPr>
+        <w:t>：</w:t>
+      </w:r>
+    </w:p>
+    <w:tbl>
+      <w:tblPr>
+        <w:tblStyle w:val="TableGrid"/>
+        <w:tblW w:type="auto" w:w="0"/>
+        <w:jc w:val="center"/>
+        <w:tblLook w:firstColumn="1" w:firstRow="1" w:lastColumn="0" w:lastRow="0" w:noHBand="0" w:noVBand="1" w:val="04A0"/>
+      </w:tblPr>
+      <w:tblGrid>
+        <w:gridCol w:w="2911"/>
+        <w:gridCol w:w="2911"/>
+        <w:gridCol w:w="2911"/>
+      </w:tblGrid>
+      <w:tr>
+        <w:tc>
+          <w:tcPr>
+            <w:tcW w:type="dxa" w:w="2911"/>
+          </w:tcPr>
+          <w:p>
+            <w:pPr>
+              <w:spacing w:before="40" w:after="40" w:line="276" w:lineRule="auto"/>
+            </w:pPr>
+            <w:r/>
+            <w:r>
+              <w:rPr>
+                <w:rFonts w:ascii="Times New Roman" w:hAnsi="Times New Roman" w:eastAsia="宋体"/>
+                <w:b/>
+                <w:color w:val="1A1A1A"/>
+                <w:sz w:val="18"/>
+              </w:rPr>
+              <w:t>判据</w:t>
+            </w:r>
+          </w:p>
+        </w:tc>
+        <w:tc>
+          <w:tcPr>
+            <w:tcW w:type="dxa" w:w="2911"/>
+          </w:tcPr>
+          <w:p>
+            <w:pPr>
+              <w:spacing w:before="40" w:after="40" w:line="276" w:lineRule="auto"/>
+            </w:pPr>
+            <w:r/>
+            <w:r>
+              <w:rPr>
+                <w:rFonts w:ascii="Times New Roman" w:hAnsi="Times New Roman" w:eastAsia="宋体"/>
+                <w:b/>
+                <w:color w:val="1A1A1A"/>
+                <w:sz w:val="18"/>
+              </w:rPr>
+              <w:t>门槛</w:t>
+            </w:r>
+          </w:p>
+        </w:tc>
+        <w:tc>
+          <w:tcPr>
+            <w:tcW w:type="dxa" w:w="2911"/>
+          </w:tcPr>
+          <w:p>
+            <w:pPr>
+              <w:spacing w:before="40" w:after="40" w:line="276" w:lineRule="auto"/>
+            </w:pPr>
+            <w:r/>
+            <w:r>
+              <w:rPr>
+                <w:rFonts w:ascii="Times New Roman" w:hAnsi="Times New Roman" w:eastAsia="宋体"/>
+                <w:b/>
+                <w:color w:val="1A1A1A"/>
+                <w:sz w:val="18"/>
+              </w:rPr>
+              <w:t>理由</w:t>
+            </w:r>
+          </w:p>
+        </w:tc>
+      </w:tr>
+      <w:tr>
+        <w:tc>
+          <w:tcPr>
+            <w:tcW w:type="dxa" w:w="2911"/>
+          </w:tcPr>
+          <w:p>
+            <w:pPr>
+              <w:spacing w:before="40" w:after="40" w:line="276" w:lineRule="auto"/>
+            </w:pPr>
+            <w:r/>
+            <w:r>
+              <w:rPr>
+                <w:rFonts w:ascii="Times New Roman" w:hAnsi="Times New Roman" w:eastAsia="宋体"/>
+                <w:b w:val="0"/>
+                <w:color w:val="1A1A1A"/>
+                <w:sz w:val="18"/>
+              </w:rPr>
+              <w:t>L2 级冲突组数</w:t>
+            </w:r>
+          </w:p>
+        </w:tc>
+        <w:tc>
+          <w:tcPr>
+            <w:tcW w:type="dxa" w:w="2911"/>
+          </w:tcPr>
+          <w:p>
+            <w:pPr>
+              <w:spacing w:before="40" w:after="40" w:line="276" w:lineRule="auto"/>
+            </w:pPr>
+            <w:r/>
+            <w:r>
+              <w:rPr>
+                <w:rFonts w:ascii="Times New Roman" w:hAnsi="Times New Roman" w:eastAsia="宋体"/>
+                <w:b w:val="0"/>
+                <w:color w:val="1A1A1A"/>
+                <w:sz w:val="18"/>
+              </w:rPr>
+              <w:t>≥ 500 组</w:t>
+            </w:r>
+          </w:p>
+        </w:tc>
+        <w:tc>
+          <w:tcPr>
+            <w:tcW w:type="dxa" w:w="2911"/>
+          </w:tcPr>
+          <w:p>
+            <w:pPr>
+              <w:spacing w:before="40" w:after="40" w:line="276" w:lineRule="auto"/>
+            </w:pPr>
+            <w:r/>
+            <w:r>
+              <w:rPr>
+                <w:rFonts w:ascii="Times New Roman" w:hAnsi="Times New Roman" w:eastAsia="宋体"/>
+                <w:b w:val="0"/>
+                <w:color w:val="1A1A1A"/>
+                <w:sz w:val="18"/>
+              </w:rPr>
+              <w:t>支撑分组评测与统计检验的最低量。</w:t>
+            </w:r>
+            <w:r>
+              <w:rPr>
+                <w:rFonts w:ascii="Times New Roman" w:hAnsi="Times New Roman" w:eastAsia="宋体"/>
+                <w:b/>
+                <w:color w:val="1A1A1A"/>
+                <w:sz w:val="18"/>
+              </w:rPr>
+              <w:t>已用完整数据实测</w:t>
+            </w:r>
+            <w:r>
+              <w:rPr>
+                <w:rFonts w:ascii="Times New Roman" w:hAnsi="Times New Roman" w:eastAsia="宋体"/>
+                <w:b w:val="0"/>
+                <w:color w:val="1A1A1A"/>
+                <w:sz w:val="18"/>
+              </w:rPr>
+              <w:t>：MP–OQMD 库对可得 2,720 组、MP–JARVIS 1,480 组，达标余量为 3—5 倍</w:t>
+            </w:r>
+          </w:p>
+        </w:tc>
+      </w:tr>
+      <w:tr>
+        <w:tc>
+          <w:tcPr>
+            <w:tcW w:type="dxa" w:w="2911"/>
+          </w:tcPr>
+          <w:p>
+            <w:pPr>
+              <w:spacing w:before="40" w:after="40" w:line="276" w:lineRule="auto"/>
+            </w:pPr>
+            <w:r/>
+            <w:r>
+              <w:rPr>
+                <w:rFonts w:ascii="Times New Roman" w:hAnsi="Times New Roman" w:eastAsia="宋体"/>
+                <w:b w:val="0"/>
+                <w:color w:val="1A1A1A"/>
+                <w:sz w:val="18"/>
+              </w:rPr>
+              <w:t>覆盖冲突类型</w:t>
+            </w:r>
+          </w:p>
+        </w:tc>
+        <w:tc>
+          <w:tcPr>
+            <w:tcW w:type="dxa" w:w="2911"/>
+          </w:tcPr>
+          <w:p>
+            <w:pPr>
+              <w:spacing w:before="40" w:after="40" w:line="276" w:lineRule="auto"/>
+            </w:pPr>
+            <w:r/>
+            <w:r>
+              <w:rPr>
+                <w:rFonts w:ascii="Times New Roman" w:hAnsi="Times New Roman" w:eastAsia="宋体"/>
+                <w:b w:val="0"/>
+                <w:color w:val="1A1A1A"/>
+                <w:sz w:val="18"/>
+              </w:rPr>
+              <w:t>≥ 3 类（数据库间、时间、粒度）</w:t>
+            </w:r>
+          </w:p>
+        </w:tc>
+        <w:tc>
+          <w:tcPr>
+            <w:tcW w:type="dxa" w:w="2911"/>
+          </w:tcPr>
+          <w:p>
+            <w:pPr>
+              <w:spacing w:before="40" w:after="40" w:line="276" w:lineRule="auto"/>
+            </w:pPr>
+            <w:r/>
+            <w:r>
+              <w:rPr>
+                <w:rFonts w:ascii="Times New Roman" w:hAnsi="Times New Roman" w:eastAsia="宋体"/>
+                <w:b w:val="0"/>
+                <w:color w:val="1A1A1A"/>
+                <w:sz w:val="18"/>
+              </w:rPr>
+              <w:t>避免基准退化为单一类型</w:t>
+            </w:r>
+          </w:p>
+        </w:tc>
+      </w:tr>
+      <w:tr>
+        <w:tc>
+          <w:tcPr>
+            <w:tcW w:type="dxa" w:w="2911"/>
+          </w:tcPr>
+          <w:p>
+            <w:pPr>
+              <w:spacing w:before="40" w:after="40" w:line="276" w:lineRule="auto"/>
+            </w:pPr>
+            <w:r/>
+            <w:r>
+              <w:rPr>
+                <w:rFonts w:ascii="Times New Roman" w:hAnsi="Times New Roman" w:eastAsia="宋体"/>
+                <w:b w:val="0"/>
+                <w:color w:val="1A1A1A"/>
+                <w:sz w:val="18"/>
+              </w:rPr>
+              <w:t>覆盖化学体系</w:t>
+            </w:r>
+          </w:p>
+        </w:tc>
+        <w:tc>
+          <w:tcPr>
+            <w:tcW w:type="dxa" w:w="2911"/>
+          </w:tcPr>
+          <w:p>
+            <w:pPr>
+              <w:spacing w:before="40" w:after="40" w:line="276" w:lineRule="auto"/>
+            </w:pPr>
+            <w:r/>
+            <w:r>
+              <w:rPr>
+                <w:rFonts w:ascii="Times New Roman" w:hAnsi="Times New Roman" w:eastAsia="宋体"/>
+                <w:b w:val="0"/>
+                <w:color w:val="1A1A1A"/>
+                <w:sz w:val="18"/>
+              </w:rPr>
+              <w:t>≥ 20 个体系</w:t>
+            </w:r>
+          </w:p>
+        </w:tc>
+        <w:tc>
+          <w:tcPr>
+            <w:tcW w:type="dxa" w:w="2911"/>
+          </w:tcPr>
+          <w:p>
+            <w:pPr>
+              <w:spacing w:before="40" w:after="40" w:line="276" w:lineRule="auto"/>
+            </w:pPr>
+            <w:r/>
+            <w:r>
+              <w:rPr>
+                <w:rFonts w:ascii="Times New Roman" w:hAnsi="Times New Roman" w:eastAsia="宋体"/>
+                <w:b w:val="0"/>
+                <w:color w:val="1A1A1A"/>
+                <w:sz w:val="18"/>
+              </w:rPr>
+              <w:t>支撑按体系分组划分</w:t>
+            </w:r>
+          </w:p>
+        </w:tc>
+      </w:tr>
+    </w:tbl>
+    <w:p/>
+    <w:p>
+      <w:pPr>
+        <w:spacing w:after="80"/>
+        <w:ind w:firstLine="420"/>
+      </w:pPr>
+      <w:r>
+        <w:rPr>
+          <w:rFonts w:ascii="Times New Roman" w:hAnsi="Times New Roman" w:eastAsia="宋体"/>
+          <w:b w:val="0"/>
+          <w:color w:val="1A1A1A"/>
+          <w:sz w:val="21"/>
+        </w:rPr>
+        <w:t>若 L2 冲突组数不足 500，说明三级对齐规则不适用，退回成分 + 空间群两级对齐，或改用 MP–OQMD 这一共有成分最多的库对。</w:t>
       </w:r>
     </w:p>
     <w:p>
@@ -3657,11 +9144,495 @@
       <w:r>
         <w:rPr>
           <w:rFonts w:ascii="Times New Roman" w:hAnsi="Times New Roman" w:eastAsia="宋体"/>
+          <w:b/>
+          <w:color w:val="1A1A1A"/>
+          <w:sz w:val="21"/>
+        </w:rPr>
+        <w:t>已具备的材料文献检索条件（重要研究基础）</w:t>
+      </w:r>
+      <w:r>
+        <w:rPr>
+          <w:rFonts w:ascii="Times New Roman" w:hAnsi="Times New Roman" w:eastAsia="宋体"/>
           <w:b w:val="0"/>
           <w:color w:val="1A1A1A"/>
           <w:sz w:val="21"/>
         </w:rPr>
-        <w:t>尚未完成的准备工作包括：各数据库的许可与导出限制确认、跨库匹配的原型对齐规则细化、以及冲突判定阈值的人工校准。</w:t>
+        <w:t>：课题组已建成一个</w:t>
+      </w:r>
+      <w:r>
+        <w:rPr>
+          <w:rFonts w:ascii="Times New Roman" w:hAnsi="Times New Roman" w:eastAsia="宋体"/>
+          <w:b/>
+          <w:color w:val="1A1A1A"/>
+          <w:sz w:val="21"/>
+        </w:rPr>
+        <w:t>约 2 万篇材料文献的 RAG 全文知识库</w:t>
+      </w:r>
+      <w:r>
+        <w:rPr>
+          <w:rFonts w:ascii="Times New Roman" w:hAnsi="Times New Roman" w:eastAsia="宋体"/>
+          <w:b w:val="0"/>
+          <w:color w:val="1A1A1A"/>
+          <w:sz w:val="21"/>
+        </w:rPr>
+        <w:t>，具备以下三项已确认能力：</w:t>
+      </w:r>
+    </w:p>
+    <w:tbl>
+      <w:tblPr>
+        <w:tblStyle w:val="TableGrid"/>
+        <w:tblW w:type="auto" w:w="0"/>
+        <w:jc w:val="center"/>
+        <w:tblLook w:firstColumn="1" w:firstRow="1" w:lastColumn="0" w:lastRow="0" w:noHBand="0" w:noVBand="1" w:val="04A0"/>
+      </w:tblPr>
+      <w:tblGrid>
+        <w:gridCol w:w="2911"/>
+        <w:gridCol w:w="2911"/>
+        <w:gridCol w:w="2911"/>
+      </w:tblGrid>
+      <w:tr>
+        <w:tc>
+          <w:tcPr>
+            <w:tcW w:type="dxa" w:w="2911"/>
+          </w:tcPr>
+          <w:p>
+            <w:pPr>
+              <w:spacing w:before="40" w:after="40" w:line="276" w:lineRule="auto"/>
+            </w:pPr>
+            <w:r/>
+            <w:r>
+              <w:rPr>
+                <w:rFonts w:ascii="Times New Roman" w:hAnsi="Times New Roman" w:eastAsia="宋体"/>
+                <w:b/>
+                <w:color w:val="1A1A1A"/>
+                <w:sz w:val="18"/>
+              </w:rPr>
+              <w:t>属性</w:t>
+            </w:r>
+          </w:p>
+        </w:tc>
+        <w:tc>
+          <w:tcPr>
+            <w:tcW w:type="dxa" w:w="2911"/>
+          </w:tcPr>
+          <w:p>
+            <w:pPr>
+              <w:spacing w:before="40" w:after="40" w:line="276" w:lineRule="auto"/>
+            </w:pPr>
+            <w:r/>
+            <w:r>
+              <w:rPr>
+                <w:rFonts w:ascii="Times New Roman" w:hAnsi="Times New Roman" w:eastAsia="宋体"/>
+                <w:b/>
+                <w:color w:val="1A1A1A"/>
+                <w:sz w:val="18"/>
+              </w:rPr>
+              <w:t>状态</w:t>
+            </w:r>
+          </w:p>
+        </w:tc>
+        <w:tc>
+          <w:tcPr>
+            <w:tcW w:type="dxa" w:w="2911"/>
+          </w:tcPr>
+          <w:p>
+            <w:pPr>
+              <w:spacing w:before="40" w:after="40" w:line="276" w:lineRule="auto"/>
+            </w:pPr>
+            <w:r/>
+            <w:r>
+              <w:rPr>
+                <w:rFonts w:ascii="Times New Roman" w:hAnsi="Times New Roman" w:eastAsia="宋体"/>
+                <w:b/>
+                <w:color w:val="1A1A1A"/>
+                <w:sz w:val="18"/>
+              </w:rPr>
+              <w:t>对本课题的作用</w:t>
+            </w:r>
+          </w:p>
+        </w:tc>
+      </w:tr>
+      <w:tr>
+        <w:tc>
+          <w:tcPr>
+            <w:tcW w:type="dxa" w:w="2911"/>
+          </w:tcPr>
+          <w:p>
+            <w:pPr>
+              <w:spacing w:before="40" w:after="40" w:line="276" w:lineRule="auto"/>
+            </w:pPr>
+            <w:r/>
+            <w:r>
+              <w:rPr>
+                <w:rFonts w:ascii="Times New Roman" w:hAnsi="Times New Roman" w:eastAsia="宋体"/>
+                <w:b w:val="0"/>
+                <w:color w:val="1A1A1A"/>
+                <w:sz w:val="18"/>
+              </w:rPr>
+              <w:t>全文（非仅摘要）</w:t>
+            </w:r>
+          </w:p>
+        </w:tc>
+        <w:tc>
+          <w:tcPr>
+            <w:tcW w:type="dxa" w:w="2911"/>
+          </w:tcPr>
+          <w:p>
+            <w:pPr>
+              <w:spacing w:before="40" w:after="40" w:line="276" w:lineRule="auto"/>
+            </w:pPr>
+            <w:r/>
+            <w:r>
+              <w:rPr>
+                <w:rFonts w:ascii="Times New Roman" w:hAnsi="Times New Roman" w:eastAsia="宋体"/>
+                <w:b w:val="0"/>
+                <w:color w:val="1A1A1A"/>
+                <w:sz w:val="18"/>
+              </w:rPr>
+              <w:t>已确认</w:t>
+            </w:r>
+          </w:p>
+        </w:tc>
+        <w:tc>
+          <w:tcPr>
+            <w:tcW w:type="dxa" w:w="2911"/>
+          </w:tcPr>
+          <w:p>
+            <w:pPr>
+              <w:spacing w:before="40" w:after="40" w:line="276" w:lineRule="auto"/>
+            </w:pPr>
+            <w:r/>
+            <w:r>
+              <w:rPr>
+                <w:rFonts w:ascii="Times New Roman" w:hAnsi="Times New Roman" w:eastAsia="宋体"/>
+                <w:b w:val="0"/>
+                <w:color w:val="1A1A1A"/>
+                <w:sz w:val="18"/>
+              </w:rPr>
+              <w:t>可提取合成路线、前驱体、温度与 XRD 结论</w:t>
+            </w:r>
+          </w:p>
+        </w:tc>
+      </w:tr>
+      <w:tr>
+        <w:tc>
+          <w:tcPr>
+            <w:tcW w:type="dxa" w:w="2911"/>
+          </w:tcPr>
+          <w:p>
+            <w:pPr>
+              <w:spacing w:before="40" w:after="40" w:line="276" w:lineRule="auto"/>
+            </w:pPr>
+            <w:r/>
+            <w:r>
+              <w:rPr>
+                <w:rFonts w:ascii="Times New Roman" w:hAnsi="Times New Roman" w:eastAsia="宋体"/>
+                <w:b w:val="0"/>
+                <w:color w:val="1A1A1A"/>
+                <w:sz w:val="18"/>
+              </w:rPr>
+              <w:t>论文发表年份元数据</w:t>
+            </w:r>
+          </w:p>
+        </w:tc>
+        <w:tc>
+          <w:tcPr>
+            <w:tcW w:type="dxa" w:w="2911"/>
+          </w:tcPr>
+          <w:p>
+            <w:pPr>
+              <w:spacing w:before="40" w:after="40" w:line="276" w:lineRule="auto"/>
+            </w:pPr>
+            <w:r/>
+            <w:r>
+              <w:rPr>
+                <w:rFonts w:ascii="Times New Roman" w:hAnsi="Times New Roman" w:eastAsia="宋体"/>
+                <w:b/>
+                <w:color w:val="1A1A1A"/>
+                <w:sz w:val="18"/>
+              </w:rPr>
+              <w:t>已确认</w:t>
+            </w:r>
+            <w:r>
+              <w:rPr>
+                <w:rFonts w:ascii="Times New Roman" w:hAnsi="Times New Roman" w:eastAsia="宋体"/>
+                <w:b w:val="0"/>
+                <w:color w:val="1A1A1A"/>
+                <w:sz w:val="18"/>
+              </w:rPr>
+              <w:t>（2026-10-19 核实）</w:t>
+            </w:r>
+          </w:p>
+        </w:tc>
+        <w:tc>
+          <w:tcPr>
+            <w:tcW w:type="dxa" w:w="2911"/>
+          </w:tcPr>
+          <w:p>
+            <w:pPr>
+              <w:spacing w:before="40" w:after="40" w:line="276" w:lineRule="auto"/>
+            </w:pPr>
+            <w:r/>
+            <w:r>
+              <w:rPr>
+                <w:rFonts w:ascii="Times New Roman" w:hAnsi="Times New Roman" w:eastAsia="宋体"/>
+                <w:b w:val="0"/>
+                <w:color w:val="1A1A1A"/>
+                <w:sz w:val="18"/>
+              </w:rPr>
+              <w:t>支撑 O1「时间冲突」的时序构造</w:t>
+            </w:r>
+          </w:p>
+        </w:tc>
+      </w:tr>
+      <w:tr>
+        <w:tc>
+          <w:tcPr>
+            <w:tcW w:type="dxa" w:w="2911"/>
+          </w:tcPr>
+          <w:p>
+            <w:pPr>
+              <w:spacing w:before="40" w:after="40" w:line="276" w:lineRule="auto"/>
+            </w:pPr>
+            <w:r/>
+            <w:r>
+              <w:rPr>
+                <w:rFonts w:ascii="Times New Roman" w:hAnsi="Times New Roman" w:eastAsia="宋体"/>
+                <w:b w:val="0"/>
+                <w:color w:val="1A1A1A"/>
+                <w:sz w:val="18"/>
+              </w:rPr>
+              <w:t>检索返回可溯源</w:t>
+            </w:r>
+          </w:p>
+        </w:tc>
+        <w:tc>
+          <w:tcPr>
+            <w:tcW w:type="dxa" w:w="2911"/>
+          </w:tcPr>
+          <w:p>
+            <w:pPr>
+              <w:spacing w:before="40" w:after="40" w:line="276" w:lineRule="auto"/>
+            </w:pPr>
+            <w:r/>
+            <w:r>
+              <w:rPr>
+                <w:rFonts w:ascii="Times New Roman" w:hAnsi="Times New Roman" w:eastAsia="宋体"/>
+                <w:b w:val="0"/>
+                <w:color w:val="1A1A1A"/>
+                <w:sz w:val="18"/>
+              </w:rPr>
+              <w:t>待第 1 月核实</w:t>
+            </w:r>
+          </w:p>
+        </w:tc>
+        <w:tc>
+          <w:tcPr>
+            <w:tcW w:type="dxa" w:w="2911"/>
+          </w:tcPr>
+          <w:p>
+            <w:pPr>
+              <w:spacing w:before="40" w:after="40" w:line="276" w:lineRule="auto"/>
+            </w:pPr>
+            <w:r/>
+            <w:r>
+              <w:rPr>
+                <w:rFonts w:ascii="Times New Roman" w:hAnsi="Times New Roman" w:eastAsia="宋体"/>
+                <w:b w:val="0"/>
+                <w:color w:val="1A1A1A"/>
+                <w:sz w:val="18"/>
+              </w:rPr>
+              <w:t>决定文献能否作为</w:t>
+            </w:r>
+            <w:r>
+              <w:rPr>
+                <w:rFonts w:ascii="Times New Roman" w:hAnsi="Times New Roman" w:eastAsia="宋体"/>
+                <w:b/>
+                <w:color w:val="1A1A1A"/>
+                <w:sz w:val="18"/>
+              </w:rPr>
+              <w:t>证据</w:t>
+            </w:r>
+            <w:r>
+              <w:rPr>
+                <w:rFonts w:ascii="Times New Roman" w:hAnsi="Times New Roman" w:eastAsia="宋体"/>
+                <w:b w:val="0"/>
+                <w:color w:val="1A1A1A"/>
+                <w:sz w:val="18"/>
+              </w:rPr>
+              <w:t>而非仅线索</w:t>
+            </w:r>
+          </w:p>
+        </w:tc>
+      </w:tr>
+    </w:tbl>
+    <w:p/>
+    <w:p>
+      <w:pPr>
+        <w:spacing w:after="80"/>
+        <w:ind w:firstLine="420"/>
+      </w:pPr>
+      <w:r>
+        <w:rPr>
+          <w:rFonts w:ascii="Times New Roman" w:hAnsi="Times New Roman" w:eastAsia="宋体"/>
+          <w:b w:val="0"/>
+          <w:color w:val="1A1A1A"/>
+          <w:sz w:val="21"/>
+        </w:rPr>
+        <w:t>该知识库直接承担本课题三项原属人工的工作：① 200 组冲突判定标注的证据检索；② 真实实验 3—5 个候选化合物的合成路线筛选；③ O1 时间冲突的年代划分。</w:t>
+      </w:r>
+      <w:r>
+        <w:rPr>
+          <w:rFonts w:ascii="Times New Roman" w:hAnsi="Times New Roman" w:eastAsia="宋体"/>
+          <w:b/>
+          <w:color w:val="1A1A1A"/>
+          <w:sz w:val="21"/>
+        </w:rPr>
+        <w:t>若覆盖度与可溯源两项前提成立</w:t>
+      </w:r>
+      <w:r>
+        <w:rPr>
+          <w:rFonts w:ascii="Times New Roman" w:hAnsi="Times New Roman" w:eastAsia="宋体"/>
+          <w:b w:val="0"/>
+          <w:color w:val="1A1A1A"/>
+          <w:sz w:val="21"/>
+        </w:rPr>
+        <w:t>，它可把标注周期从数周压缩到 1—2 周；若不成立则退回人工。这是本课题相对原方案较实质的条件改善，但</w:t>
+      </w:r>
+      <w:r>
+        <w:rPr>
+          <w:rFonts w:ascii="Times New Roman" w:hAnsi="Times New Roman" w:eastAsia="宋体"/>
+          <w:b/>
+          <w:color w:val="1A1A1A"/>
+          <w:sz w:val="21"/>
+        </w:rPr>
+        <w:t>不宜宣称「数天」</w:t>
+      </w:r>
+      <w:r>
+        <w:rPr>
+          <w:rFonts w:ascii="Times New Roman" w:hAnsi="Times New Roman" w:eastAsia="宋体"/>
+          <w:b w:val="0"/>
+          <w:color w:val="1A1A1A"/>
+          <w:sz w:val="21"/>
+        </w:rPr>
+        <w:t>。</w:t>
+      </w:r>
+    </w:p>
+    <w:p>
+      <w:pPr>
+        <w:spacing w:after="80"/>
+        <w:ind w:firstLine="420"/>
+      </w:pPr>
+      <w:r>
+        <w:rPr>
+          <w:rFonts w:ascii="Times New Roman" w:hAnsi="Times New Roman" w:eastAsia="宋体"/>
+          <w:b/>
+          <w:color w:val="1A1A1A"/>
+          <w:sz w:val="21"/>
+        </w:rPr>
+        <w:t>须在第 1 月核实的四项</w:t>
+      </w:r>
+      <w:r>
+        <w:rPr>
+          <w:rFonts w:ascii="Times New Roman" w:hAnsi="Times New Roman" w:eastAsia="宋体"/>
+          <w:b w:val="0"/>
+          <w:color w:val="1A1A1A"/>
+          <w:sz w:val="21"/>
+        </w:rPr>
+        <w:t>：</w:t>
+      </w:r>
+    </w:p>
+    <w:p>
+      <w:pPr>
+        <w:spacing w:after="80"/>
+        <w:ind w:firstLine="420"/>
+      </w:pPr>
+      <w:r>
+        <w:rPr>
+          <w:rFonts w:ascii="Times New Roman" w:hAnsi="Times New Roman" w:eastAsia="宋体"/>
+          <w:b w:val="0"/>
+          <w:color w:val="1A1A1A"/>
+          <w:sz w:val="21"/>
+        </w:rPr>
+        <w:t>1. 库内覆盖 MP–OQMD 冲突组所涉化合物体系的比例；</w:t>
+      </w:r>
+    </w:p>
+    <w:p>
+      <w:pPr>
+        <w:spacing w:after="80"/>
+        <w:ind w:firstLine="420"/>
+      </w:pPr>
+      <w:r>
+        <w:rPr>
+          <w:rFonts w:ascii="Times New Roman" w:hAnsi="Times New Roman" w:eastAsia="宋体"/>
+          <w:b w:val="0"/>
+          <w:color w:val="1A1A1A"/>
+          <w:sz w:val="21"/>
+        </w:rPr>
+        <w:t>2. 检索结果是否可追溯至原文片段与页码；</w:t>
+      </w:r>
+    </w:p>
+    <w:p>
+      <w:pPr>
+        <w:spacing w:after="80"/>
+        <w:ind w:firstLine="420"/>
+      </w:pPr>
+      <w:r>
+        <w:rPr>
+          <w:rFonts w:ascii="Times New Roman" w:hAnsi="Times New Roman" w:eastAsia="宋体"/>
+          <w:b w:val="0"/>
+          <w:color w:val="1A1A1A"/>
+          <w:sz w:val="21"/>
+        </w:rPr>
+        <w:t>3. 全文是否包含合成路线与实验条件段落（决定真实实验筛选能否落地）；</w:t>
+      </w:r>
+    </w:p>
+    <w:p>
+      <w:pPr>
+        <w:spacing w:after="80"/>
+        <w:ind w:firstLine="420"/>
+      </w:pPr>
+      <w:r>
+        <w:rPr>
+          <w:rFonts w:ascii="Times New Roman" w:hAnsi="Times New Roman" w:eastAsia="宋体"/>
+          <w:b w:val="0"/>
+          <w:color w:val="1A1A1A"/>
+          <w:sz w:val="21"/>
+        </w:rPr>
+        <w:t>4. 取数时严格使用</w:t>
+      </w:r>
+      <w:r>
+        <w:rPr>
+          <w:rFonts w:ascii="Times New Roman" w:hAnsi="Times New Roman" w:eastAsia="宋体"/>
+          <w:b/>
+          <w:color w:val="1A1A1A"/>
+          <w:sz w:val="21"/>
+        </w:rPr>
+        <w:t>论文发表年份</w:t>
+      </w:r>
+      <w:r>
+        <w:rPr>
+          <w:rFonts w:ascii="Times New Roman" w:hAnsi="Times New Roman" w:eastAsia="宋体"/>
+          <w:b w:val="0"/>
+          <w:color w:val="1A1A1A"/>
+          <w:sz w:val="21"/>
+        </w:rPr>
+        <w:t>，不得混用入库时间（后者会造成时间轴错误且不易察觉）。</w:t>
+      </w:r>
+    </w:p>
+    <w:p>
+      <w:pPr>
+        <w:spacing w:after="80"/>
+        <w:ind w:firstLine="420"/>
+      </w:pPr>
+      <w:r>
+        <w:rPr>
+          <w:rFonts w:ascii="Times New Roman" w:hAnsi="Times New Roman" w:eastAsia="宋体"/>
+          <w:b w:val="0"/>
+          <w:color w:val="1A1A1A"/>
+          <w:sz w:val="21"/>
+        </w:rPr>
+        <w:t>尚未完成的准备工作包括：各数据库的许可与导出限制确认、跨库匹配的原型对齐规则细化、冲突判定阈值的人工校准，以及上述知识库四项核实。</w:t>
       </w:r>
     </w:p>
     <w:p>
@@ -3747,7 +9718,31 @@
           <w:color w:val="1A1A1A"/>
           <w:sz w:val="21"/>
         </w:rPr>
-        <w:t xml:space="preserve"> 前四个月完成数据与基准，中间四个月做方法与实验，后四个月写作。</w:t>
+        <w:t xml:space="preserve"> 前四个月完成数据与基准，中间四个月做方法与实验，后四个月写作。已有 2 万篇全文文献库显著缓解了标注与文献筛选的时间压力，使 O1（时间冲突）从「偏紧」变为「可纳入主计划」。</w:t>
+      </w:r>
+    </w:p>
+    <w:p>
+      <w:pPr>
+        <w:spacing w:after="80"/>
+        <w:ind w:firstLine="420"/>
+      </w:pPr>
+      <w:r>
+        <w:rPr>
+          <w:rFonts w:ascii="Times New Roman" w:hAnsi="Times New Roman" w:eastAsia="宋体"/>
+          <w:b/>
+          <w:color w:val="1A1A1A"/>
+          <w:sz w:val="21"/>
+        </w:rPr>
+        <w:t>文献证据可行性。</w:t>
+      </w:r>
+      <w:r>
+        <w:rPr>
+          <w:rFonts w:ascii="Times New Roman" w:hAnsi="Times New Roman" w:eastAsia="宋体"/>
+          <w:b w:val="0"/>
+          <w:color w:val="1A1A1A"/>
+          <w:sz w:val="21"/>
+        </w:rPr>
+        <w:t xml:space="preserve"> 依赖知识库的两项前提——可溯源、含合成路线段落——若不成立，标注工作退回人工逐条查证（周期从 1—2 周回到数周），真实实验候选筛选也需另找途径。这两项是本课题时间安排的关键风险点，故置于第 1 月优先核实。</w:t>
       </w:r>
     </w:p>
     <w:p>
@@ -3879,7 +9874,7 @@
                 <w:color w:val="1A1A1A"/>
                 <w:sz w:val="18"/>
               </w:rPr>
-              <w:t>跨库匹配率低</w:t>
+              <w:t>冲突对数量不足</w:t>
             </w:r>
           </w:p>
         </w:tc>
@@ -3899,7 +9894,7 @@
                 <w:color w:val="1A1A1A"/>
                 <w:sz w:val="18"/>
               </w:rPr>
-              <w:t>大量成分无法对齐</w:t>
+              <w:t>L2 级冲突组 &lt; 500</w:t>
             </w:r>
           </w:p>
         </w:tc>
@@ -3919,7 +9914,7 @@
                 <w:color w:val="1A1A1A"/>
                 <w:sz w:val="18"/>
               </w:rPr>
-              <w:t>退回成分 + 空间群两级对齐，或换数据库组合</w:t>
+              <w:t>退回成分 + 空间群两级对齐，或换 MP–OQMD 库对</w:t>
             </w:r>
           </w:p>
         </w:tc>
@@ -4210,7 +10205,7 @@
           <w:color w:val="1A1A1A"/>
           <w:sz w:val="21"/>
         </w:rPr>
-        <w:t>1. 第 2 月末，跨库匹配率持续低于 30%，且放宽规则后冲突对数量不足以支撑评测；</w:t>
+        <w:t>1. 第 2 月末，L2 级冲突组数不足 500，且放宽对齐规则后仍不足；</w:t>
       </w:r>
     </w:p>
     <w:p>
@@ -4225,7 +10220,7 @@
           <w:color w:val="1A1A1A"/>
           <w:sz w:val="21"/>
         </w:rPr>
-        <w:t>2. 第 4 月末，人工抽检的冲突判定准确率低于 80%，说明判定规则不可靠；</w:t>
+        <w:t>2. 第 4 月末，人工抽检的冲突判定准确率低于 80%（80%—90% 区间须修订规则后复测，≥90% 通过，见 §8）；</w:t>
       </w:r>
     </w:p>
     <w:p>
@@ -4293,7 +10288,7 @@
           <w:color w:val="1A1A1A"/>
           <w:sz w:val="21"/>
         </w:rPr>
-        <w:t xml:space="preserve">[2] Chen Y, et al. ConflictBank: A Benchmark for Evaluating the Influence of Knowledge Conflicts in LLM. arXiv:2408.12076, 2024. </w:t>
+        <w:t xml:space="preserve">[2] Su Z, Zhang J, Qu X, Zhu T, et al. ConflictBank: A Benchmark for Evaluating the Influence of Knowledge Conflicts in LLM. arXiv:2408.12076, 2024. </w:t>
       </w:r>
       <w:r>
         <w:rPr>
@@ -4501,6 +10496,36 @@
           <w:sz w:val="19"/>
         </w:rPr>
         <w:t>https://arxiv.org/abs/2607.17417</w:t>
+      </w:r>
+    </w:p>
+    <w:p>
+      <w:pPr>
+        <w:spacing w:after="80"/>
+        <w:ind w:firstLine="420"/>
+      </w:pPr>
+      <w:r>
+        <w:rPr>
+          <w:rFonts w:ascii="Times New Roman" w:hAnsi="Times New Roman" w:eastAsia="宋体"/>
+          <w:b w:val="0"/>
+          <w:color w:val="1A1A1A"/>
+          <w:sz w:val="21"/>
+        </w:rPr>
+        <w:t>[12] Faber F A, Lindmaa A, von Lilienfeld O A, Armiento R. Machine Learning Energies of 2 M Elpasolite (ABC₂D₆) Crystals. Physical Review Letters, 2016, 117: 135502. arXiv:1508.05315. （Elpasolite 数据集来源）</w:t>
+      </w:r>
+    </w:p>
+    <w:p>
+      <w:pPr>
+        <w:spacing w:after="80"/>
+        <w:ind w:firstLine="420"/>
+      </w:pPr>
+      <w:r>
+        <w:rPr>
+          <w:rFonts w:ascii="Times New Roman" w:hAnsi="Times New Roman" w:eastAsia="宋体"/>
+          <w:b w:val="0"/>
+          <w:color w:val="1A1A1A"/>
+          <w:sz w:val="21"/>
+        </w:rPr>
+        <w:t>[13] Hegde V I, Borg C K H, del Rosario Z, Kim Y, Hutchinson M, Antono E, Ling J, Saxe P, Saal J E, Meredig B. Quantifying uncertainty in high-throughput density functional theory: A comparison of AFLOW, Materials Project, and OQMD. Physical Review Materials, 2023, 7: 053805. DOI: 10.1103/PhysRevMaterials.7.053805（同行评审的跨库 DFT 不确定性比较；本报告数据来源的学术对照，[1] 为其更新版数字）</w:t>
       </w:r>
     </w:p>
     <w:p>
@@ -4515,6 +10540,39 @@
           <w:sz w:val="30"/>
         </w:rPr>
         <w:t>附：查新结论与证据边界</w:t>
+      </w:r>
+    </w:p>
+    <w:p>
+      <w:pPr>
+        <w:spacing w:after="80"/>
+        <w:ind w:firstLine="420"/>
+      </w:pPr>
+      <w:r>
+        <w:rPr>
+          <w:rFonts w:ascii="Times New Roman" w:hAnsi="Times New Roman" w:eastAsia="宋体"/>
+          <w:b/>
+          <w:color w:val="1A1A1A"/>
+          <w:sz w:val="21"/>
+        </w:rPr>
+        <w:t>数据已全样本实测（2026-10-19）</w:t>
+      </w:r>
+      <w:r>
+        <w:rPr>
+          <w:rFonts w:ascii="Times New Roman" w:hAnsi="Times New Roman" w:eastAsia="宋体"/>
+          <w:b w:val="0"/>
+          <w:color w:val="1A1A1A"/>
+          <w:sz w:val="21"/>
+        </w:rPr>
+        <w:t>：下载 [1] 公开的完整 CSV（62,803 条）复算，MP–OQMD 判定冲突 17.33%、MP–JARVIS 17.76%、OQMD–JARVIS 18.16%，与 [1] 自述及本报告引用完全一致；50 meV/atom 阈值下的可判定冲突为 1,480—2,720 组/库对。</w:t>
+      </w:r>
+      <w:r>
+        <w:rPr>
+          <w:rFonts w:ascii="Times New Roman" w:hAnsi="Times New Roman" w:eastAsia="宋体"/>
+          <w:b/>
+          <w:color w:val="1A1A1A"/>
+          <w:sz w:val="21"/>
+        </w:rPr>
+        <w:t>这是本方向最硬的一条证据：核心数据事实已由独立复算确认，不依赖引用。</w:t>
       </w:r>
     </w:p>
     <w:p>
@@ -4660,7 +10718,7 @@
         <w:color w:val="808080"/>
         <w:sz w:val="16"/>
       </w:rPr>
-      <w:t>2026 年 10 月 17 日</w:t>
+      <w:t>2026 年 10 月 18 日</w:t>
     </w:r>
   </w:p>
 </w:ftr>

--- a/开题报告01_材料知识冲突的识别与消解_2026-10-18.docx
+++ b/开题报告01_材料知识冲突的识别与消解_2026-10-18.docx
@@ -1835,6 +1835,547 @@
           <w:sz w:val="21"/>
         </w:rPr>
         <w:t>，论文主贡献明确写为「基准 + 评测协议」。这一步在开题前即可完成，成本是一天的工作量，但能避免第 5 个月才发现主线不成立。</w:t>
+      </w:r>
+    </w:p>
+    <w:p>
+      <w:pPr>
+        <w:spacing w:after="80"/>
+        <w:ind w:firstLine="420"/>
+      </w:pPr>
+      <w:r>
+        <w:rPr>
+          <w:rFonts w:ascii="Times New Roman" w:hAnsi="Times New Roman" w:eastAsia="宋体"/>
+          <w:b/>
+          <w:color w:val="1A1A1A"/>
+          <w:sz w:val="21"/>
+        </w:rPr>
+        <w:t>关键问题零之二：来源不独立能否被利用（已实测，结论为否）。</w:t>
+      </w:r>
+    </w:p>
+    <w:p>
+      <w:pPr>
+        <w:spacing w:after="80"/>
+        <w:ind w:firstLine="420"/>
+      </w:pPr>
+      <w:r>
+        <w:rPr>
+          <w:rFonts w:ascii="Times New Roman" w:hAnsi="Times New Roman" w:eastAsia="宋体"/>
+          <w:b w:val="0"/>
+          <w:color w:val="1A1A1A"/>
+          <w:sz w:val="21"/>
+        </w:rPr>
+        <w:t>一个自然的想法是：三个数据库分属不同泛函（MP/OQMD 用 PBE 系，JARVIS 用 OptB88vdW 无 U），若 PBE 系两库彼此更接近、与 JARVIS 更远，则可推断「多数投票的票数并不独立」，据此可以做知情聚合。</w:t>
+      </w:r>
+    </w:p>
+    <w:p>
+      <w:pPr>
+        <w:spacing w:after="80"/>
+        <w:ind w:firstLine="420"/>
+      </w:pPr>
+      <w:r>
+        <w:rPr>
+          <w:rFonts w:ascii="Times New Roman" w:hAnsi="Times New Roman" w:eastAsia="宋体"/>
+          <w:b/>
+          <w:color w:val="1A1A1A"/>
+          <w:sz w:val="21"/>
+        </w:rPr>
+        <w:t>实测结果（完整 62,803 条 CSV，三库齐全 26,337 组）</w:t>
+      </w:r>
+      <w:r>
+        <w:rPr>
+          <w:rFonts w:ascii="Times New Roman" w:hAnsi="Times New Roman" w:eastAsia="宋体"/>
+          <w:b w:val="0"/>
+          <w:color w:val="1A1A1A"/>
+          <w:sz w:val="21"/>
+        </w:rPr>
+        <w:t>：</w:t>
+      </w:r>
+    </w:p>
+    <w:tbl>
+      <w:tblPr>
+        <w:tblStyle w:val="TableGrid"/>
+        <w:tblW w:type="auto" w:w="0"/>
+        <w:jc w:val="center"/>
+        <w:tblLook w:firstColumn="1" w:firstRow="1" w:lastColumn="0" w:lastRow="0" w:noHBand="0" w:noVBand="1" w:val="04A0"/>
+      </w:tblPr>
+      <w:tblGrid>
+        <w:gridCol w:w="4366"/>
+        <w:gridCol w:w="4366"/>
+      </w:tblGrid>
+      <w:tr>
+        <w:tc>
+          <w:tcPr>
+            <w:tcW w:type="dxa" w:w="4366"/>
+          </w:tcPr>
+          <w:p>
+            <w:pPr>
+              <w:spacing w:before="40" w:after="40" w:line="276" w:lineRule="auto"/>
+            </w:pPr>
+            <w:r/>
+            <w:r>
+              <w:rPr>
+                <w:rFonts w:ascii="Times New Roman" w:hAnsi="Times New Roman" w:eastAsia="宋体"/>
+                <w:b/>
+                <w:color w:val="1A1A1A"/>
+                <w:sz w:val="18"/>
+              </w:rPr>
+              <w:t>库对</w:t>
+            </w:r>
+          </w:p>
+        </w:tc>
+        <w:tc>
+          <w:tcPr>
+            <w:tcW w:type="dxa" w:w="4366"/>
+          </w:tcPr>
+          <w:p>
+            <w:pPr>
+              <w:spacing w:before="40" w:after="40" w:line="276" w:lineRule="auto"/>
+            </w:pPr>
+            <w:r/>
+            <w:r>
+              <w:rPr>
+                <w:rFonts w:ascii="Times New Roman" w:hAnsi="Times New Roman" w:eastAsia="宋体"/>
+                <w:b/>
+                <w:color w:val="1A1A1A"/>
+                <w:sz w:val="18"/>
+              </w:rPr>
+              <w:t>判定一致率</w:t>
+            </w:r>
+          </w:p>
+        </w:tc>
+      </w:tr>
+      <w:tr>
+        <w:tc>
+          <w:tcPr>
+            <w:tcW w:type="dxa" w:w="4366"/>
+          </w:tcPr>
+          <w:p>
+            <w:pPr>
+              <w:spacing w:before="40" w:after="40" w:line="276" w:lineRule="auto"/>
+            </w:pPr>
+            <w:r/>
+            <w:r>
+              <w:rPr>
+                <w:rFonts w:ascii="Times New Roman" w:hAnsi="Times New Roman" w:eastAsia="宋体"/>
+                <w:b w:val="0"/>
+                <w:color w:val="1A1A1A"/>
+                <w:sz w:val="18"/>
+              </w:rPr>
+              <w:t>MP–OQMD（同为 PBE 系）</w:t>
+            </w:r>
+          </w:p>
+        </w:tc>
+        <w:tc>
+          <w:tcPr>
+            <w:tcW w:type="dxa" w:w="4366"/>
+          </w:tcPr>
+          <w:p>
+            <w:pPr>
+              <w:spacing w:before="40" w:after="40" w:line="276" w:lineRule="auto"/>
+            </w:pPr>
+            <w:r/>
+            <w:r>
+              <w:rPr>
+                <w:rFonts w:ascii="Times New Roman" w:hAnsi="Times New Roman" w:eastAsia="宋体"/>
+                <w:b/>
+                <w:color w:val="1A1A1A"/>
+                <w:sz w:val="18"/>
+              </w:rPr>
+              <w:t>84.04%</w:t>
+            </w:r>
+          </w:p>
+        </w:tc>
+      </w:tr>
+      <w:tr>
+        <w:tc>
+          <w:tcPr>
+            <w:tcW w:type="dxa" w:w="4366"/>
+          </w:tcPr>
+          <w:p>
+            <w:pPr>
+              <w:spacing w:before="40" w:after="40" w:line="276" w:lineRule="auto"/>
+            </w:pPr>
+            <w:r/>
+            <w:r>
+              <w:rPr>
+                <w:rFonts w:ascii="Times New Roman" w:hAnsi="Times New Roman" w:eastAsia="宋体"/>
+                <w:b w:val="0"/>
+                <w:color w:val="1A1A1A"/>
+                <w:sz w:val="18"/>
+              </w:rPr>
+              <w:t>MP–JARVIS（跨泛函）</w:t>
+            </w:r>
+          </w:p>
+        </w:tc>
+        <w:tc>
+          <w:tcPr>
+            <w:tcW w:type="dxa" w:w="4366"/>
+          </w:tcPr>
+          <w:p>
+            <w:pPr>
+              <w:spacing w:before="40" w:after="40" w:line="276" w:lineRule="auto"/>
+            </w:pPr>
+            <w:r/>
+            <w:r>
+              <w:rPr>
+                <w:rFonts w:ascii="Times New Roman" w:hAnsi="Times New Roman" w:eastAsia="宋体"/>
+                <w:b w:val="0"/>
+                <w:color w:val="1A1A1A"/>
+                <w:sz w:val="18"/>
+              </w:rPr>
+              <w:t>82.15%</w:t>
+            </w:r>
+          </w:p>
+        </w:tc>
+      </w:tr>
+      <w:tr>
+        <w:tc>
+          <w:tcPr>
+            <w:tcW w:type="dxa" w:w="4366"/>
+          </w:tcPr>
+          <w:p>
+            <w:pPr>
+              <w:spacing w:before="40" w:after="40" w:line="276" w:lineRule="auto"/>
+            </w:pPr>
+            <w:r/>
+            <w:r>
+              <w:rPr>
+                <w:rFonts w:ascii="Times New Roman" w:hAnsi="Times New Roman" w:eastAsia="宋体"/>
+                <w:b w:val="0"/>
+                <w:color w:val="1A1A1A"/>
+                <w:sz w:val="18"/>
+              </w:rPr>
+              <w:t>OQMD–JARVIS（跨泛函）</w:t>
+            </w:r>
+          </w:p>
+        </w:tc>
+        <w:tc>
+          <w:tcPr>
+            <w:tcW w:type="dxa" w:w="4366"/>
+          </w:tcPr>
+          <w:p>
+            <w:pPr>
+              <w:spacing w:before="40" w:after="40" w:line="276" w:lineRule="auto"/>
+            </w:pPr>
+            <w:r/>
+            <w:r>
+              <w:rPr>
+                <w:rFonts w:ascii="Times New Roman" w:hAnsi="Times New Roman" w:eastAsia="宋体"/>
+                <w:b w:val="0"/>
+                <w:color w:val="1A1A1A"/>
+                <w:sz w:val="18"/>
+              </w:rPr>
+              <w:t>80.41%</w:t>
+            </w:r>
+          </w:p>
+        </w:tc>
+      </w:tr>
+    </w:tbl>
+    <w:p/>
+    <w:p>
+      <w:pPr>
+        <w:spacing w:after="80"/>
+        <w:ind w:firstLine="420"/>
+      </w:pPr>
+      <w:r>
+        <w:rPr>
+          <w:rFonts w:ascii="Times New Roman" w:hAnsi="Times New Roman" w:eastAsia="宋体"/>
+          <w:b w:val="0"/>
+          <w:color w:val="1A1A1A"/>
+          <w:sz w:val="21"/>
+        </w:rPr>
+        <w:t xml:space="preserve">PBE 系内部一致率比跨泛函平均高 </w:t>
+      </w:r>
+      <w:r>
+        <w:rPr>
+          <w:rFonts w:ascii="Times New Roman" w:hAnsi="Times New Roman" w:eastAsia="宋体"/>
+          <w:b/>
+          <w:color w:val="1A1A1A"/>
+          <w:sz w:val="21"/>
+        </w:rPr>
+        <w:t>2.76 个百分点</w:t>
+      </w:r>
+      <w:r>
+        <w:rPr>
+          <w:rFonts w:ascii="Times New Roman" w:hAnsi="Times New Roman" w:eastAsia="宋体"/>
+          <w:b w:val="0"/>
+          <w:color w:val="1A1A1A"/>
+          <w:sz w:val="21"/>
+        </w:rPr>
+        <w:t xml:space="preserve">，bootstrap 95% CI 为 </w:t>
+      </w:r>
+      <w:r>
+        <w:rPr>
+          <w:rFonts w:ascii="Times New Roman" w:hAnsi="Times New Roman" w:eastAsia="宋体"/>
+          <w:b/>
+          <w:color w:val="1A1A1A"/>
+          <w:sz w:val="21"/>
+        </w:rPr>
+        <w:t>[2.31, 3.23]</w:t>
+      </w:r>
+      <w:r>
+        <w:rPr>
+          <w:rFonts w:ascii="Times New Roman" w:hAnsi="Times New Roman" w:eastAsia="宋体"/>
+          <w:b w:val="0"/>
+          <w:color w:val="1A1A1A"/>
+          <w:sz w:val="21"/>
+        </w:rPr>
+        <w:t>，显著偏离 0。</w:t>
+      </w:r>
+      <w:r>
+        <w:rPr>
+          <w:rFonts w:ascii="Times New Roman" w:hAnsi="Times New Roman" w:eastAsia="宋体"/>
+          <w:b/>
+          <w:color w:val="1A1A1A"/>
+          <w:sz w:val="21"/>
+        </w:rPr>
+        <w:t>现象真实存在</w:t>
+      </w:r>
+      <w:r>
+        <w:rPr>
+          <w:rFonts w:ascii="Times New Roman" w:hAnsi="Times New Roman" w:eastAsia="宋体"/>
+          <w:b w:val="0"/>
+          <w:color w:val="1A1A1A"/>
+          <w:sz w:val="21"/>
+        </w:rPr>
+        <w:t>：三个库的判定并非相互独立，MP 与 OQMD 确实更接近彼此。</w:t>
+      </w:r>
+    </w:p>
+    <w:p>
+      <w:pPr>
+        <w:spacing w:after="80"/>
+        <w:ind w:firstLine="420"/>
+      </w:pPr>
+      <w:r>
+        <w:rPr>
+          <w:rFonts w:ascii="Times New Roman" w:hAnsi="Times New Roman" w:eastAsia="宋体"/>
+          <w:b/>
+          <w:color w:val="1A1A1A"/>
+          <w:sz w:val="21"/>
+        </w:rPr>
+        <w:t>但这个现象不能转化为方法贡献。</w:t>
+      </w:r>
+      <w:r>
+        <w:rPr>
+          <w:rFonts w:ascii="Times New Roman" w:hAnsi="Times New Roman" w:eastAsia="宋体"/>
+          <w:b w:val="0"/>
+          <w:color w:val="1A1A1A"/>
+          <w:sz w:val="21"/>
+        </w:rPr>
+        <w:t xml:space="preserve"> 按「当 MP 与 OQMD 一致时忽略 JARVIS」与「三票多数」两种规则回放全部 26,337 组：</w:t>
+      </w:r>
+    </w:p>
+    <w:p>
+      <w:pPr>
+        <w:spacing w:after="80"/>
+        <w:ind w:firstLine="420"/>
+      </w:pPr>
+      <w:r>
+        <w:rPr>
+          <w:rFonts w:ascii="Times New Roman" w:hAnsi="Times New Roman" w:eastAsia="宋体"/>
+          <w:b w:val="0"/>
+          <w:color w:val="1A1A1A"/>
+          <w:sz w:val="21"/>
+        </w:rPr>
+        <w:t xml:space="preserve">&gt; </w:t>
+      </w:r>
+      <w:r>
+        <w:rPr>
+          <w:rFonts w:ascii="Times New Roman" w:hAnsi="Times New Roman" w:eastAsia="宋体"/>
+          <w:b/>
+          <w:color w:val="1A1A1A"/>
+          <w:sz w:val="21"/>
+        </w:rPr>
+        <w:t>会改变裁决的样本数：0（0.00%）</w:t>
+      </w:r>
+    </w:p>
+    <w:p>
+      <w:pPr>
+        <w:spacing w:after="80"/>
+        <w:ind w:firstLine="420"/>
+      </w:pPr>
+      <w:r>
+        <w:rPr>
+          <w:rFonts w:ascii="Times New Roman" w:hAnsi="Times New Roman" w:eastAsia="宋体"/>
+          <w:b w:val="0"/>
+          <w:color w:val="1A1A1A"/>
+          <w:sz w:val="21"/>
+        </w:rPr>
+        <w:t>即：多数投票与知情聚合在这批数据上给出</w:t>
+      </w:r>
+      <w:r>
+        <w:rPr>
+          <w:rFonts w:ascii="Times New Roman" w:hAnsi="Times New Roman" w:eastAsia="宋体"/>
+          <w:b/>
+          <w:color w:val="1A1A1A"/>
+          <w:sz w:val="21"/>
+        </w:rPr>
+        <w:t>完全相同</w:t>
+      </w:r>
+      <w:r>
+        <w:rPr>
+          <w:rFonts w:ascii="Times New Roman" w:hAnsi="Times New Roman" w:eastAsia="宋体"/>
+          <w:b w:val="0"/>
+          <w:color w:val="1A1A1A"/>
+          <w:sz w:val="21"/>
+        </w:rPr>
+        <w:t>的结论。差异统计显著，但对输出零影响。</w:t>
+      </w:r>
+    </w:p>
+    <w:p>
+      <w:pPr>
+        <w:spacing w:after="80"/>
+        <w:ind w:firstLine="420"/>
+      </w:pPr>
+      <w:r>
+        <w:rPr>
+          <w:rFonts w:ascii="Times New Roman" w:hAnsi="Times New Roman" w:eastAsia="宋体"/>
+          <w:b/>
+          <w:color w:val="1A1A1A"/>
+          <w:sz w:val="21"/>
+        </w:rPr>
+        <w:t>该结果的三点用途</w:t>
+      </w:r>
+      <w:r>
+        <w:rPr>
+          <w:rFonts w:ascii="Times New Roman" w:hAnsi="Times New Roman" w:eastAsia="宋体"/>
+          <w:b w:val="0"/>
+          <w:color w:val="1A1A1A"/>
+          <w:sz w:val="21"/>
+        </w:rPr>
+        <w:t>：</w:t>
+      </w:r>
+    </w:p>
+    <w:p>
+      <w:pPr>
+        <w:spacing w:after="80"/>
+        <w:ind w:firstLine="420"/>
+      </w:pPr>
+      <w:r>
+        <w:rPr>
+          <w:rFonts w:ascii="Times New Roman" w:hAnsi="Times New Roman" w:eastAsia="宋体"/>
+          <w:b w:val="0"/>
+          <w:color w:val="1A1A1A"/>
+          <w:sz w:val="21"/>
+        </w:rPr>
+        <w:t xml:space="preserve">1. </w:t>
+      </w:r>
+      <w:r>
+        <w:rPr>
+          <w:rFonts w:ascii="Times New Roman" w:hAnsi="Times New Roman" w:eastAsia="宋体"/>
+          <w:b/>
+          <w:color w:val="1A1A1A"/>
+          <w:sz w:val="21"/>
+        </w:rPr>
+        <w:t>作为不单独立项的证据</w:t>
+      </w:r>
+      <w:r>
+        <w:rPr>
+          <w:rFonts w:ascii="Times New Roman" w:hAnsi="Times New Roman" w:eastAsia="宋体"/>
+          <w:b w:val="0"/>
+          <w:color w:val="1A1A1A"/>
+          <w:sz w:val="21"/>
+        </w:rPr>
+        <w:t>：来源独立性方向在数据上可见、在后果上为零，写成论文会被质疑「显著但无关」；</w:t>
+      </w:r>
+    </w:p>
+    <w:p>
+      <w:pPr>
+        <w:spacing w:after="80"/>
+        <w:ind w:firstLine="420"/>
+      </w:pPr>
+      <w:r>
+        <w:rPr>
+          <w:rFonts w:ascii="Times New Roman" w:hAnsi="Times New Roman" w:eastAsia="宋体"/>
+          <w:b w:val="0"/>
+          <w:color w:val="1A1A1A"/>
+          <w:sz w:val="21"/>
+        </w:rPr>
+        <w:t xml:space="preserve">2. </w:t>
+      </w:r>
+      <w:r>
+        <w:rPr>
+          <w:rFonts w:ascii="Times New Roman" w:hAnsi="Times New Roman" w:eastAsia="宋体"/>
+          <w:b/>
+          <w:color w:val="1A1A1A"/>
+          <w:sz w:val="21"/>
+        </w:rPr>
+        <w:t>强化多数投票基线的强度</w:t>
+      </w:r>
+      <w:r>
+        <w:rPr>
+          <w:rFonts w:ascii="Times New Roman" w:hAnsi="Times New Roman" w:eastAsia="宋体"/>
+          <w:b w:val="0"/>
+          <w:color w:val="1A1A1A"/>
+          <w:sz w:val="21"/>
+        </w:rPr>
+        <w:t>：说明在本数据上多数投票已接近知情聚合的上限，任何新方法必须在</w:t>
+      </w:r>
+      <w:r>
+        <w:rPr>
+          <w:rFonts w:ascii="Times New Roman" w:hAnsi="Times New Roman" w:eastAsia="宋体"/>
+          <w:b/>
+          <w:color w:val="1A1A1A"/>
+          <w:sz w:val="21"/>
+        </w:rPr>
+        <w:t>裁决空间（7,032 组）内部</w:t>
+      </w:r>
+      <w:r>
+        <w:rPr>
+          <w:rFonts w:ascii="Times New Roman" w:hAnsi="Times New Roman" w:eastAsia="宋体"/>
+          <w:b w:val="0"/>
+          <w:color w:val="1A1A1A"/>
+          <w:sz w:val="21"/>
+        </w:rPr>
+        <w:t>而非整体上证明增益——这与「关键问题零」的功效分析互为佐证；</w:t>
+      </w:r>
+    </w:p>
+    <w:p>
+      <w:pPr>
+        <w:spacing w:after="80"/>
+        <w:ind w:firstLine="420"/>
+      </w:pPr>
+      <w:r>
+        <w:rPr>
+          <w:rFonts w:ascii="Times New Roman" w:hAnsi="Times New Roman" w:eastAsia="宋体"/>
+          <w:b w:val="0"/>
+          <w:color w:val="1A1A1A"/>
+          <w:sz w:val="21"/>
+        </w:rPr>
+        <w:t xml:space="preserve">3. </w:t>
+      </w:r>
+      <w:r>
+        <w:rPr>
+          <w:rFonts w:ascii="Times New Roman" w:hAnsi="Times New Roman" w:eastAsia="宋体"/>
+          <w:b/>
+          <w:color w:val="1A1A1A"/>
+          <w:sz w:val="21"/>
+        </w:rPr>
+        <w:t>给未来工作留接口</w:t>
+      </w:r>
+      <w:r>
+        <w:rPr>
+          <w:rFonts w:ascii="Times New Roman" w:hAnsi="Times New Roman" w:eastAsia="宋体"/>
+          <w:b w:val="0"/>
+          <w:color w:val="1A1A1A"/>
+          <w:sz w:val="21"/>
+        </w:rPr>
+        <w:t>：若后续扩展到更多来源（如加入 AFLOW 构成四库），相关性结构可能变化，届时该方法才有用武之地。</w:t>
+      </w:r>
+    </w:p>
+    <w:p>
+      <w:pPr>
+        <w:spacing w:after="80"/>
+        <w:ind w:firstLine="420"/>
+      </w:pPr>
+      <w:r>
+        <w:rPr>
+          <w:rFonts w:ascii="Times New Roman" w:hAnsi="Times New Roman" w:eastAsia="宋体"/>
+          <w:b w:val="0"/>
+          <w:color w:val="1A1A1A"/>
+          <w:sz w:val="21"/>
+        </w:rPr>
+        <w:t>（记录于 2026-10-19，数据可复算；原始 CSV 下载时注意服务器会静默截断，需分段续传。）</w:t>
       </w:r>
     </w:p>
     <w:p>
